--- a/docx/external-validation/non-certified-external-validation.docx
+++ b/docx/external-validation/non-certified-external-validation.docx
@@ -2,14 +2,6 @@
 <file path=word/document.xml><?xml version="1.0" encoding="utf-8"?>
 <w:document xmlns:wpc="http://schemas.microsoft.com/office/word/2010/wordprocessingCanvas" xmlns:cx="http://schemas.microsoft.com/office/drawing/2014/chartex" xmlns:cx1="http://schemas.microsoft.com/office/drawing/2015/9/8/chartex" xmlns:cx2="http://schemas.microsoft.com/office/drawing/2015/10/21/chartex" xmlns:cx3="http://schemas.microsoft.com/office/drawing/2016/5/9/chartex" xmlns:cx4="http://schemas.microsoft.com/office/drawing/2016/5/10/chartex" xmlns:cx5="http://schemas.microsoft.com/office/drawing/2016/5/11/chartex" xmlns:cx6="http://schemas.microsoft.com/office/drawing/2016/5/12/chartex" xmlns:cx7="http://schemas.microsoft.com/office/drawing/2016/5/13/chartex" xmlns:cx8="http://schemas.microsoft.com/office/drawing/2016/5/14/chartex" xmlns:mc="http://schemas.openxmlformats.org/markup-compatibility/2006" xmlns:aink="http://schemas.microsoft.com/office/drawing/2016/ink" xmlns:am3d="http://schemas.microsoft.com/office/drawing/2017/model3d" xmlns:o="urn:schemas-microsoft-com:office:office" xmlns:r="http://schemas.openxmlformats.org/officeDocument/2006/relationships" xmlns:m="http://schemas.openxmlformats.org/officeDocument/2006/math" xmlns:v="urn:schemas-microsoft-com:vml" xmlns:wp14="http://schemas.microsoft.com/office/word/2010/wordprocessingDrawing" xmlns:wp="http://schemas.openxmlformats.org/drawingml/2006/wordprocessingDrawing" xmlns:w10="urn:schemas-microsoft-com:office:word" xmlns:w="http://schemas.openxmlformats.org/wordprocessingml/2006/main" xmlns:w14="http://schemas.microsoft.com/office/word/2010/wordml" xmlns:w15="http://schemas.microsoft.com/office/word/2012/wordml" xmlns:w16cex="http://schemas.microsoft.com/office/word/2018/wordml/cex" xmlns:w16cid="http://schemas.microsoft.com/office/word/2016/wordml/cid" xmlns:w16="http://schemas.microsoft.com/office/word/2018/wordml" xmlns:w16se="http://schemas.microsoft.com/office/word/2015/wordml/symex" xmlns:wpg="http://schemas.microsoft.com/office/word/2010/wordprocessingGroup" xmlns:wpi="http://schemas.microsoft.com/office/word/2010/wordprocessingInk" xmlns:wne="http://schemas.microsoft.com/office/word/2006/wordml" xmlns:wps="http://schemas.microsoft.com/office/word/2010/wordprocessingShape" mc:Ignorable="w14 w15 w16se w16cid w16 w16cex wp14">
   <w:body>
-    <w:p>
-      <w:pPr>
-        <w:pStyle w:val="Normal"/>
-      </w:pPr>
-      <w:r>
-        <w:t xml:space="preserve">Selected models were trained on certified samples and externally evaluated on non-certified samples.</w:t>
-      </w:r>
-    </w:p>
     <w:p>
       <w:pPr>
         <w:pStyle w:val="Normal"/>
@@ -52,7 +44,6 @@
         <w:gridCol w:w="1084"/>
         <w:gridCol w:w="1034"/>
         <w:gridCol w:w="961"/>
-        <w:gridCol w:w="1058"/>
       </w:tblGrid>
       <w:tr>
         <w:trPr>
@@ -456,50 +447,6 @@
             </w:r>
           </w:p>
         </w:tc>
-        <w:tc>
-          <w:tcPr>
-            <w:tcBorders>
-              <w:bottom w:val="single" w:sz="12" w:space="0" w:color="666666"/>
-              <w:top w:val="single" w:sz="12" w:space="0" w:color="666666"/>
-              <w:left w:val="none" w:sz="0" w:space="0" w:color="000000"/>
-              <w:right w:val="none" w:sz="0" w:space="0" w:color="000000"/>
-            </w:tcBorders>
-            <w:shd w:val="clear" w:color="auto" w:fill="FFFFFF"/>
-            <w:tcMar>
-              <w:top w:w="0" w:type="dxa"/>
-              <w:bottom w:w="0" w:type="dxa"/>
-              <w:left w:w="0" w:type="dxa"/>
-              <w:right w:w="0" w:type="dxa"/>
-            </w:tcMar>
-            <w:vAlign w:val="center"/>
-          </w:tcPr>
-          <w:p>
-            <w:pPr>
-              <w:pStyle w:val="Normal"/>
-              <w:jc w:val="right"/>
-              <w:pBdr>
-                <w:bottom w:val="none" w:sz="0" w:space="0" w:color="000000"/>
-                <w:top w:val="none" w:sz="0" w:space="0" w:color="000000"/>
-                <w:left w:val="none" w:sz="0" w:space="0" w:color="000000"/>
-                <w:right w:val="none" w:sz="0" w:space="0" w:color="000000"/>
-              </w:pBdr>
-              <w:spacing w:after="100" w:before="100" w:line="240"/>
-              <w:ind w:left="100" w:right="100" w:firstLine="0" w:firstLineChars="0"/>
-            </w:pPr>
-            <w:r>
-              <w:rPr>
-                <w:rFonts w:ascii="Helvetica" w:hAnsi="Helvetica" w:eastAsia="Helvetica" w:cs="Helvetica"/>
-                <w:i w:val="false"/>
-                <w:b w:val="false"/>
-                <w:u w:val="none"/>
-                <w:sz w:val="22"/>
-                <w:szCs w:val="22"/>
-                <w:color w:val="000000"/>
-              </w:rPr>
-              <w:t xml:space="preserve">RMSD</w:t>
-            </w:r>
-          </w:p>
-        </w:tc>
       </w:tr>
       <w:tr>
         <w:trPr>
@@ -902,50 +849,6 @@
             </w:r>
           </w:p>
         </w:tc>
-        <w:tc>
-          <w:tcPr>
-            <w:tcBorders>
-              <w:bottom w:val="none" w:sz="0" w:space="0" w:color="000000"/>
-              <w:top w:val="single" w:sz="12" w:space="0" w:color="666666"/>
-              <w:left w:val="none" w:sz="0" w:space="0" w:color="000000"/>
-              <w:right w:val="none" w:sz="0" w:space="0" w:color="000000"/>
-            </w:tcBorders>
-            <w:shd w:val="clear" w:color="auto" w:fill="FFFFFF"/>
-            <w:tcMar>
-              <w:top w:w="0" w:type="dxa"/>
-              <w:bottom w:w="0" w:type="dxa"/>
-              <w:left w:w="0" w:type="dxa"/>
-              <w:right w:w="0" w:type="dxa"/>
-            </w:tcMar>
-            <w:vAlign w:val="center"/>
-          </w:tcPr>
-          <w:p>
-            <w:pPr>
-              <w:pStyle w:val="Normal"/>
-              <w:jc w:val="right"/>
-              <w:pBdr>
-                <w:bottom w:val="none" w:sz="0" w:space="0" w:color="000000"/>
-                <w:top w:val="none" w:sz="0" w:space="0" w:color="000000"/>
-                <w:left w:val="none" w:sz="0" w:space="0" w:color="000000"/>
-                <w:right w:val="none" w:sz="0" w:space="0" w:color="000000"/>
-              </w:pBdr>
-              <w:spacing w:after="100" w:before="100" w:line="240"/>
-              <w:ind w:left="100" w:right="100" w:firstLine="0" w:firstLineChars="0"/>
-            </w:pPr>
-            <w:r>
-              <w:rPr>
-                <w:rFonts w:ascii="Helvetica" w:hAnsi="Helvetica" w:eastAsia="Helvetica" w:cs="Helvetica"/>
-                <w:i w:val="false"/>
-                <w:b w:val="false"/>
-                <w:u w:val="none"/>
-                <w:sz w:val="22"/>
-                <w:szCs w:val="22"/>
-                <w:color w:val="000000"/>
-              </w:rPr>
-              <w:t xml:space="preserve">0.394</w:t>
-            </w:r>
-          </w:p>
-        </w:tc>
       </w:tr>
       <w:tr>
         <w:trPr>
@@ -1348,50 +1251,6 @@
             </w:r>
           </w:p>
         </w:tc>
-        <w:tc>
-          <w:tcPr>
-            <w:tcBorders>
-              <w:bottom w:val="none" w:sz="0" w:space="0" w:color="000000"/>
-              <w:top w:val="none" w:sz="0" w:space="0" w:color="000000"/>
-              <w:left w:val="none" w:sz="0" w:space="0" w:color="000000"/>
-              <w:right w:val="none" w:sz="0" w:space="0" w:color="000000"/>
-            </w:tcBorders>
-            <w:shd w:val="clear" w:color="auto" w:fill="FFFFFF"/>
-            <w:tcMar>
-              <w:top w:w="0" w:type="dxa"/>
-              <w:bottom w:w="0" w:type="dxa"/>
-              <w:left w:w="0" w:type="dxa"/>
-              <w:right w:w="0" w:type="dxa"/>
-            </w:tcMar>
-            <w:vAlign w:val="center"/>
-          </w:tcPr>
-          <w:p>
-            <w:pPr>
-              <w:pStyle w:val="Normal"/>
-              <w:jc w:val="right"/>
-              <w:pBdr>
-                <w:bottom w:val="none" w:sz="0" w:space="0" w:color="000000"/>
-                <w:top w:val="none" w:sz="0" w:space="0" w:color="000000"/>
-                <w:left w:val="none" w:sz="0" w:space="0" w:color="000000"/>
-                <w:right w:val="none" w:sz="0" w:space="0" w:color="000000"/>
-              </w:pBdr>
-              <w:spacing w:after="100" w:before="100" w:line="240"/>
-              <w:ind w:left="100" w:right="100" w:firstLine="0" w:firstLineChars="0"/>
-            </w:pPr>
-            <w:r>
-              <w:rPr>
-                <w:rFonts w:ascii="Helvetica" w:hAnsi="Helvetica" w:eastAsia="Helvetica" w:cs="Helvetica"/>
-                <w:i w:val="false"/>
-                <w:b w:val="false"/>
-                <w:u w:val="none"/>
-                <w:sz w:val="22"/>
-                <w:szCs w:val="22"/>
-                <w:color w:val="000000"/>
-              </w:rPr>
-              <w:t xml:space="preserve">0.637</w:t>
-            </w:r>
-          </w:p>
-        </w:tc>
       </w:tr>
       <w:tr>
         <w:trPr>
@@ -1794,50 +1653,6 @@
             </w:r>
           </w:p>
         </w:tc>
-        <w:tc>
-          <w:tcPr>
-            <w:tcBorders>
-              <w:bottom w:val="none" w:sz="0" w:space="0" w:color="000000"/>
-              <w:top w:val="none" w:sz="0" w:space="0" w:color="000000"/>
-              <w:left w:val="none" w:sz="0" w:space="0" w:color="000000"/>
-              <w:right w:val="none" w:sz="0" w:space="0" w:color="000000"/>
-            </w:tcBorders>
-            <w:shd w:val="clear" w:color="auto" w:fill="FFFFFF"/>
-            <w:tcMar>
-              <w:top w:w="0" w:type="dxa"/>
-              <w:bottom w:w="0" w:type="dxa"/>
-              <w:left w:w="0" w:type="dxa"/>
-              <w:right w:w="0" w:type="dxa"/>
-            </w:tcMar>
-            <w:vAlign w:val="center"/>
-          </w:tcPr>
-          <w:p>
-            <w:pPr>
-              <w:pStyle w:val="Normal"/>
-              <w:jc w:val="right"/>
-              <w:pBdr>
-                <w:bottom w:val="none" w:sz="0" w:space="0" w:color="000000"/>
-                <w:top w:val="none" w:sz="0" w:space="0" w:color="000000"/>
-                <w:left w:val="none" w:sz="0" w:space="0" w:color="000000"/>
-                <w:right w:val="none" w:sz="0" w:space="0" w:color="000000"/>
-              </w:pBdr>
-              <w:spacing w:after="100" w:before="100" w:line="240"/>
-              <w:ind w:left="100" w:right="100" w:firstLine="0" w:firstLineChars="0"/>
-            </w:pPr>
-            <w:r>
-              <w:rPr>
-                <w:rFonts w:ascii="Helvetica" w:hAnsi="Helvetica" w:eastAsia="Helvetica" w:cs="Helvetica"/>
-                <w:i w:val="false"/>
-                <w:b w:val="false"/>
-                <w:u w:val="none"/>
-                <w:sz w:val="22"/>
-                <w:szCs w:val="22"/>
-                <w:color w:val="000000"/>
-              </w:rPr>
-              <w:t xml:space="preserve">1.485</w:t>
-            </w:r>
-          </w:p>
-        </w:tc>
       </w:tr>
       <w:tr>
         <w:trPr>
@@ -2240,50 +2055,6 @@
             </w:r>
           </w:p>
         </w:tc>
-        <w:tc>
-          <w:tcPr>
-            <w:tcBorders>
-              <w:bottom w:val="none" w:sz="0" w:space="0" w:color="000000"/>
-              <w:top w:val="none" w:sz="0" w:space="0" w:color="000000"/>
-              <w:left w:val="none" w:sz="0" w:space="0" w:color="000000"/>
-              <w:right w:val="none" w:sz="0" w:space="0" w:color="000000"/>
-            </w:tcBorders>
-            <w:shd w:val="clear" w:color="auto" w:fill="FFFFFF"/>
-            <w:tcMar>
-              <w:top w:w="0" w:type="dxa"/>
-              <w:bottom w:w="0" w:type="dxa"/>
-              <w:left w:w="0" w:type="dxa"/>
-              <w:right w:w="0" w:type="dxa"/>
-            </w:tcMar>
-            <w:vAlign w:val="center"/>
-          </w:tcPr>
-          <w:p>
-            <w:pPr>
-              <w:pStyle w:val="Normal"/>
-              <w:jc w:val="right"/>
-              <w:pBdr>
-                <w:bottom w:val="none" w:sz="0" w:space="0" w:color="000000"/>
-                <w:top w:val="none" w:sz="0" w:space="0" w:color="000000"/>
-                <w:left w:val="none" w:sz="0" w:space="0" w:color="000000"/>
-                <w:right w:val="none" w:sz="0" w:space="0" w:color="000000"/>
-              </w:pBdr>
-              <w:spacing w:after="100" w:before="100" w:line="240"/>
-              <w:ind w:left="100" w:right="100" w:firstLine="0" w:firstLineChars="0"/>
-            </w:pPr>
-            <w:r>
-              <w:rPr>
-                <w:rFonts w:ascii="Helvetica" w:hAnsi="Helvetica" w:eastAsia="Helvetica" w:cs="Helvetica"/>
-                <w:i w:val="false"/>
-                <w:b w:val="false"/>
-                <w:u w:val="none"/>
-                <w:sz w:val="22"/>
-                <w:szCs w:val="22"/>
-                <w:color w:val="000000"/>
-              </w:rPr>
-              <w:t xml:space="preserve">0.422</w:t>
-            </w:r>
-          </w:p>
-        </w:tc>
       </w:tr>
       <w:tr>
         <w:trPr>
@@ -2686,50 +2457,6 @@
             </w:r>
           </w:p>
         </w:tc>
-        <w:tc>
-          <w:tcPr>
-            <w:tcBorders>
-              <w:bottom w:val="none" w:sz="0" w:space="0" w:color="000000"/>
-              <w:top w:val="none" w:sz="0" w:space="0" w:color="000000"/>
-              <w:left w:val="none" w:sz="0" w:space="0" w:color="000000"/>
-              <w:right w:val="none" w:sz="0" w:space="0" w:color="000000"/>
-            </w:tcBorders>
-            <w:shd w:val="clear" w:color="auto" w:fill="FFFFFF"/>
-            <w:tcMar>
-              <w:top w:w="0" w:type="dxa"/>
-              <w:bottom w:w="0" w:type="dxa"/>
-              <w:left w:w="0" w:type="dxa"/>
-              <w:right w:w="0" w:type="dxa"/>
-            </w:tcMar>
-            <w:vAlign w:val="center"/>
-          </w:tcPr>
-          <w:p>
-            <w:pPr>
-              <w:pStyle w:val="Normal"/>
-              <w:jc w:val="right"/>
-              <w:pBdr>
-                <w:bottom w:val="none" w:sz="0" w:space="0" w:color="000000"/>
-                <w:top w:val="none" w:sz="0" w:space="0" w:color="000000"/>
-                <w:left w:val="none" w:sz="0" w:space="0" w:color="000000"/>
-                <w:right w:val="none" w:sz="0" w:space="0" w:color="000000"/>
-              </w:pBdr>
-              <w:spacing w:after="100" w:before="100" w:line="240"/>
-              <w:ind w:left="100" w:right="100" w:firstLine="0" w:firstLineChars="0"/>
-            </w:pPr>
-            <w:r>
-              <w:rPr>
-                <w:rFonts w:ascii="Helvetica" w:hAnsi="Helvetica" w:eastAsia="Helvetica" w:cs="Helvetica"/>
-                <w:i w:val="false"/>
-                <w:b w:val="false"/>
-                <w:u w:val="none"/>
-                <w:sz w:val="22"/>
-                <w:szCs w:val="22"/>
-                <w:color w:val="000000"/>
-              </w:rPr>
-              <w:t xml:space="preserve">0.919</w:t>
-            </w:r>
-          </w:p>
-        </w:tc>
       </w:tr>
       <w:tr>
         <w:trPr>
@@ -3132,50 +2859,6 @@
             </w:r>
           </w:p>
         </w:tc>
-        <w:tc>
-          <w:tcPr>
-            <w:tcBorders>
-              <w:bottom w:val="none" w:sz="0" w:space="0" w:color="000000"/>
-              <w:top w:val="none" w:sz="0" w:space="0" w:color="000000"/>
-              <w:left w:val="none" w:sz="0" w:space="0" w:color="000000"/>
-              <w:right w:val="none" w:sz="0" w:space="0" w:color="000000"/>
-            </w:tcBorders>
-            <w:shd w:val="clear" w:color="auto" w:fill="FFFFFF"/>
-            <w:tcMar>
-              <w:top w:w="0" w:type="dxa"/>
-              <w:bottom w:w="0" w:type="dxa"/>
-              <w:left w:w="0" w:type="dxa"/>
-              <w:right w:w="0" w:type="dxa"/>
-            </w:tcMar>
-            <w:vAlign w:val="center"/>
-          </w:tcPr>
-          <w:p>
-            <w:pPr>
-              <w:pStyle w:val="Normal"/>
-              <w:jc w:val="right"/>
-              <w:pBdr>
-                <w:bottom w:val="none" w:sz="0" w:space="0" w:color="000000"/>
-                <w:top w:val="none" w:sz="0" w:space="0" w:color="000000"/>
-                <w:left w:val="none" w:sz="0" w:space="0" w:color="000000"/>
-                <w:right w:val="none" w:sz="0" w:space="0" w:color="000000"/>
-              </w:pBdr>
-              <w:spacing w:after="100" w:before="100" w:line="240"/>
-              <w:ind w:left="100" w:right="100" w:firstLine="0" w:firstLineChars="0"/>
-            </w:pPr>
-            <w:r>
-              <w:rPr>
-                <w:rFonts w:ascii="Helvetica" w:hAnsi="Helvetica" w:eastAsia="Helvetica" w:cs="Helvetica"/>
-                <w:i w:val="false"/>
-                <w:b w:val="false"/>
-                <w:u w:val="none"/>
-                <w:sz w:val="22"/>
-                <w:szCs w:val="22"/>
-                <w:color w:val="000000"/>
-              </w:rPr>
-              <w:t xml:space="preserve">1.870</w:t>
-            </w:r>
-          </w:p>
-        </w:tc>
       </w:tr>
       <w:tr>
         <w:trPr>
@@ -3578,50 +3261,6 @@
             </w:r>
           </w:p>
         </w:tc>
-        <w:tc>
-          <w:tcPr>
-            <w:tcBorders>
-              <w:bottom w:val="none" w:sz="0" w:space="0" w:color="000000"/>
-              <w:top w:val="none" w:sz="0" w:space="0" w:color="000000"/>
-              <w:left w:val="none" w:sz="0" w:space="0" w:color="000000"/>
-              <w:right w:val="none" w:sz="0" w:space="0" w:color="000000"/>
-            </w:tcBorders>
-            <w:shd w:val="clear" w:color="auto" w:fill="FFFFFF"/>
-            <w:tcMar>
-              <w:top w:w="0" w:type="dxa"/>
-              <w:bottom w:w="0" w:type="dxa"/>
-              <w:left w:w="0" w:type="dxa"/>
-              <w:right w:w="0" w:type="dxa"/>
-            </w:tcMar>
-            <w:vAlign w:val="center"/>
-          </w:tcPr>
-          <w:p>
-            <w:pPr>
-              <w:pStyle w:val="Normal"/>
-              <w:jc w:val="right"/>
-              <w:pBdr>
-                <w:bottom w:val="none" w:sz="0" w:space="0" w:color="000000"/>
-                <w:top w:val="none" w:sz="0" w:space="0" w:color="000000"/>
-                <w:left w:val="none" w:sz="0" w:space="0" w:color="000000"/>
-                <w:right w:val="none" w:sz="0" w:space="0" w:color="000000"/>
-              </w:pBdr>
-              <w:spacing w:after="100" w:before="100" w:line="240"/>
-              <w:ind w:left="100" w:right="100" w:firstLine="0" w:firstLineChars="0"/>
-            </w:pPr>
-            <w:r>
-              <w:rPr>
-                <w:rFonts w:ascii="Helvetica" w:hAnsi="Helvetica" w:eastAsia="Helvetica" w:cs="Helvetica"/>
-                <w:i w:val="false"/>
-                <w:b w:val="false"/>
-                <w:u w:val="none"/>
-                <w:sz w:val="22"/>
-                <w:szCs w:val="22"/>
-                <w:color w:val="000000"/>
-              </w:rPr>
-              <w:t xml:space="preserve">0.566</w:t>
-            </w:r>
-          </w:p>
-        </w:tc>
       </w:tr>
       <w:tr>
         <w:trPr>
@@ -4024,50 +3663,6 @@
             </w:r>
           </w:p>
         </w:tc>
-        <w:tc>
-          <w:tcPr>
-            <w:tcBorders>
-              <w:bottom w:val="none" w:sz="0" w:space="0" w:color="000000"/>
-              <w:top w:val="none" w:sz="0" w:space="0" w:color="000000"/>
-              <w:left w:val="none" w:sz="0" w:space="0" w:color="000000"/>
-              <w:right w:val="none" w:sz="0" w:space="0" w:color="000000"/>
-            </w:tcBorders>
-            <w:shd w:val="clear" w:color="auto" w:fill="FFFFFF"/>
-            <w:tcMar>
-              <w:top w:w="0" w:type="dxa"/>
-              <w:bottom w:w="0" w:type="dxa"/>
-              <w:left w:w="0" w:type="dxa"/>
-              <w:right w:w="0" w:type="dxa"/>
-            </w:tcMar>
-            <w:vAlign w:val="center"/>
-          </w:tcPr>
-          <w:p>
-            <w:pPr>
-              <w:pStyle w:val="Normal"/>
-              <w:jc w:val="right"/>
-              <w:pBdr>
-                <w:bottom w:val="none" w:sz="0" w:space="0" w:color="000000"/>
-                <w:top w:val="none" w:sz="0" w:space="0" w:color="000000"/>
-                <w:left w:val="none" w:sz="0" w:space="0" w:color="000000"/>
-                <w:right w:val="none" w:sz="0" w:space="0" w:color="000000"/>
-              </w:pBdr>
-              <w:spacing w:after="100" w:before="100" w:line="240"/>
-              <w:ind w:left="100" w:right="100" w:firstLine="0" w:firstLineChars="0"/>
-            </w:pPr>
-            <w:r>
-              <w:rPr>
-                <w:rFonts w:ascii="Helvetica" w:hAnsi="Helvetica" w:eastAsia="Helvetica" w:cs="Helvetica"/>
-                <w:i w:val="false"/>
-                <w:b w:val="false"/>
-                <w:u w:val="none"/>
-                <w:sz w:val="22"/>
-                <w:szCs w:val="22"/>
-                <w:color w:val="000000"/>
-              </w:rPr>
-              <w:t xml:space="preserve">0.716</w:t>
-            </w:r>
-          </w:p>
-        </w:tc>
       </w:tr>
       <w:tr>
         <w:trPr>
@@ -4470,50 +4065,6 @@
             </w:r>
           </w:p>
         </w:tc>
-        <w:tc>
-          <w:tcPr>
-            <w:tcBorders>
-              <w:bottom w:val="none" w:sz="0" w:space="0" w:color="000000"/>
-              <w:top w:val="none" w:sz="0" w:space="0" w:color="000000"/>
-              <w:left w:val="none" w:sz="0" w:space="0" w:color="000000"/>
-              <w:right w:val="none" w:sz="0" w:space="0" w:color="000000"/>
-            </w:tcBorders>
-            <w:shd w:val="clear" w:color="auto" w:fill="FFFFFF"/>
-            <w:tcMar>
-              <w:top w:w="0" w:type="dxa"/>
-              <w:bottom w:w="0" w:type="dxa"/>
-              <w:left w:w="0" w:type="dxa"/>
-              <w:right w:w="0" w:type="dxa"/>
-            </w:tcMar>
-            <w:vAlign w:val="center"/>
-          </w:tcPr>
-          <w:p>
-            <w:pPr>
-              <w:pStyle w:val="Normal"/>
-              <w:jc w:val="right"/>
-              <w:pBdr>
-                <w:bottom w:val="none" w:sz="0" w:space="0" w:color="000000"/>
-                <w:top w:val="none" w:sz="0" w:space="0" w:color="000000"/>
-                <w:left w:val="none" w:sz="0" w:space="0" w:color="000000"/>
-                <w:right w:val="none" w:sz="0" w:space="0" w:color="000000"/>
-              </w:pBdr>
-              <w:spacing w:after="100" w:before="100" w:line="240"/>
-              <w:ind w:left="100" w:right="100" w:firstLine="0" w:firstLineChars="0"/>
-            </w:pPr>
-            <w:r>
-              <w:rPr>
-                <w:rFonts w:ascii="Helvetica" w:hAnsi="Helvetica" w:eastAsia="Helvetica" w:cs="Helvetica"/>
-                <w:i w:val="false"/>
-                <w:b w:val="false"/>
-                <w:u w:val="none"/>
-                <w:sz w:val="22"/>
-                <w:szCs w:val="22"/>
-                <w:color w:val="000000"/>
-              </w:rPr>
-              <w:t xml:space="preserve">1.716</w:t>
-            </w:r>
-          </w:p>
-        </w:tc>
       </w:tr>
       <w:tr>
         <w:trPr>
@@ -4916,50 +4467,6 @@
             </w:r>
           </w:p>
         </w:tc>
-        <w:tc>
-          <w:tcPr>
-            <w:tcBorders>
-              <w:bottom w:val="none" w:sz="0" w:space="0" w:color="000000"/>
-              <w:top w:val="none" w:sz="0" w:space="0" w:color="000000"/>
-              <w:left w:val="none" w:sz="0" w:space="0" w:color="000000"/>
-              <w:right w:val="none" w:sz="0" w:space="0" w:color="000000"/>
-            </w:tcBorders>
-            <w:shd w:val="clear" w:color="auto" w:fill="FFFFFF"/>
-            <w:tcMar>
-              <w:top w:w="0" w:type="dxa"/>
-              <w:bottom w:w="0" w:type="dxa"/>
-              <w:left w:w="0" w:type="dxa"/>
-              <w:right w:w="0" w:type="dxa"/>
-            </w:tcMar>
-            <w:vAlign w:val="center"/>
-          </w:tcPr>
-          <w:p>
-            <w:pPr>
-              <w:pStyle w:val="Normal"/>
-              <w:jc w:val="right"/>
-              <w:pBdr>
-                <w:bottom w:val="none" w:sz="0" w:space="0" w:color="000000"/>
-                <w:top w:val="none" w:sz="0" w:space="0" w:color="000000"/>
-                <w:left w:val="none" w:sz="0" w:space="0" w:color="000000"/>
-                <w:right w:val="none" w:sz="0" w:space="0" w:color="000000"/>
-              </w:pBdr>
-              <w:spacing w:after="100" w:before="100" w:line="240"/>
-              <w:ind w:left="100" w:right="100" w:firstLine="0" w:firstLineChars="0"/>
-            </w:pPr>
-            <w:r>
-              <w:rPr>
-                <w:rFonts w:ascii="Helvetica" w:hAnsi="Helvetica" w:eastAsia="Helvetica" w:cs="Helvetica"/>
-                <w:i w:val="false"/>
-                <w:b w:val="false"/>
-                <w:u w:val="none"/>
-                <w:sz w:val="22"/>
-                <w:szCs w:val="22"/>
-                <w:color w:val="000000"/>
-              </w:rPr>
-              <w:t xml:space="preserve">4.759</w:t>
-            </w:r>
-          </w:p>
-        </w:tc>
       </w:tr>
       <w:tr>
         <w:trPr>
@@ -5362,50 +4869,6 @@
             </w:r>
           </w:p>
         </w:tc>
-        <w:tc>
-          <w:tcPr>
-            <w:tcBorders>
-              <w:bottom w:val="none" w:sz="0" w:space="0" w:color="000000"/>
-              <w:top w:val="none" w:sz="0" w:space="0" w:color="000000"/>
-              <w:left w:val="none" w:sz="0" w:space="0" w:color="000000"/>
-              <w:right w:val="none" w:sz="0" w:space="0" w:color="000000"/>
-            </w:tcBorders>
-            <w:shd w:val="clear" w:color="auto" w:fill="FFFFFF"/>
-            <w:tcMar>
-              <w:top w:w="0" w:type="dxa"/>
-              <w:bottom w:w="0" w:type="dxa"/>
-              <w:left w:w="0" w:type="dxa"/>
-              <w:right w:w="0" w:type="dxa"/>
-            </w:tcMar>
-            <w:vAlign w:val="center"/>
-          </w:tcPr>
-          <w:p>
-            <w:pPr>
-              <w:pStyle w:val="Normal"/>
-              <w:jc w:val="right"/>
-              <w:pBdr>
-                <w:bottom w:val="none" w:sz="0" w:space="0" w:color="000000"/>
-                <w:top w:val="none" w:sz="0" w:space="0" w:color="000000"/>
-                <w:left w:val="none" w:sz="0" w:space="0" w:color="000000"/>
-                <w:right w:val="none" w:sz="0" w:space="0" w:color="000000"/>
-              </w:pBdr>
-              <w:spacing w:after="100" w:before="100" w:line="240"/>
-              <w:ind w:left="100" w:right="100" w:firstLine="0" w:firstLineChars="0"/>
-            </w:pPr>
-            <w:r>
-              <w:rPr>
-                <w:rFonts w:ascii="Helvetica" w:hAnsi="Helvetica" w:eastAsia="Helvetica" w:cs="Helvetica"/>
-                <w:i w:val="false"/>
-                <w:b w:val="false"/>
-                <w:u w:val="none"/>
-                <w:sz w:val="22"/>
-                <w:szCs w:val="22"/>
-                <w:color w:val="000000"/>
-              </w:rPr>
-              <w:t xml:space="preserve">5.333</w:t>
-            </w:r>
-          </w:p>
-        </w:tc>
       </w:tr>
       <w:tr>
         <w:trPr>
@@ -5805,50 +5268,6 @@
                 <w:color w:val="000000"/>
               </w:rPr>
               <w:t xml:space="preserve">2.482</w:t>
-            </w:r>
-          </w:p>
-        </w:tc>
-        <w:tc>
-          <w:tcPr>
-            <w:tcBorders>
-              <w:bottom w:val="single" w:sz="12" w:space="0" w:color="666666"/>
-              <w:top w:val="none" w:sz="0" w:space="0" w:color="000000"/>
-              <w:left w:val="none" w:sz="0" w:space="0" w:color="000000"/>
-              <w:right w:val="none" w:sz="0" w:space="0" w:color="000000"/>
-            </w:tcBorders>
-            <w:shd w:val="clear" w:color="auto" w:fill="FFFFFF"/>
-            <w:tcMar>
-              <w:top w:w="0" w:type="dxa"/>
-              <w:bottom w:w="0" w:type="dxa"/>
-              <w:left w:w="0" w:type="dxa"/>
-              <w:right w:w="0" w:type="dxa"/>
-            </w:tcMar>
-            <w:vAlign w:val="center"/>
-          </w:tcPr>
-          <w:p>
-            <w:pPr>
-              <w:pStyle w:val="Normal"/>
-              <w:jc w:val="right"/>
-              <w:pBdr>
-                <w:bottom w:val="none" w:sz="0" w:space="0" w:color="000000"/>
-                <w:top w:val="none" w:sz="0" w:space="0" w:color="000000"/>
-                <w:left w:val="none" w:sz="0" w:space="0" w:color="000000"/>
-                <w:right w:val="none" w:sz="0" w:space="0" w:color="000000"/>
-              </w:pBdr>
-              <w:spacing w:after="100" w:before="100" w:line="240"/>
-              <w:ind w:left="100" w:right="100" w:firstLine="0" w:firstLineChars="0"/>
-            </w:pPr>
-            <w:r>
-              <w:rPr>
-                <w:rFonts w:ascii="Helvetica" w:hAnsi="Helvetica" w:eastAsia="Helvetica" w:cs="Helvetica"/>
-                <w:i w:val="false"/>
-                <w:b w:val="false"/>
-                <w:u w:val="none"/>
-                <w:sz w:val="22"/>
-                <w:szCs w:val="22"/>
-                <w:color w:val="000000"/>
-              </w:rPr>
-              <w:t xml:space="preserve">5.501</w:t>
             </w:r>
           </w:p>
         </w:tc>
@@ -5896,7 +5315,6 @@
         <w:gridCol w:w="961"/>
         <w:gridCol w:w="1034"/>
         <w:gridCol w:w="961"/>
-        <w:gridCol w:w="1058"/>
       </w:tblGrid>
       <w:tr>
         <w:trPr>
@@ -6300,50 +5718,6 @@
             </w:r>
           </w:p>
         </w:tc>
-        <w:tc>
-          <w:tcPr>
-            <w:tcBorders>
-              <w:bottom w:val="single" w:sz="12" w:space="0" w:color="666666"/>
-              <w:top w:val="single" w:sz="12" w:space="0" w:color="666666"/>
-              <w:left w:val="none" w:sz="0" w:space="0" w:color="000000"/>
-              <w:right w:val="none" w:sz="0" w:space="0" w:color="000000"/>
-            </w:tcBorders>
-            <w:shd w:val="clear" w:color="auto" w:fill="FFFFFF"/>
-            <w:tcMar>
-              <w:top w:w="0" w:type="dxa"/>
-              <w:bottom w:w="0" w:type="dxa"/>
-              <w:left w:w="0" w:type="dxa"/>
-              <w:right w:w="0" w:type="dxa"/>
-            </w:tcMar>
-            <w:vAlign w:val="center"/>
-          </w:tcPr>
-          <w:p>
-            <w:pPr>
-              <w:pStyle w:val="Normal"/>
-              <w:jc w:val="right"/>
-              <w:pBdr>
-                <w:bottom w:val="none" w:sz="0" w:space="0" w:color="000000"/>
-                <w:top w:val="none" w:sz="0" w:space="0" w:color="000000"/>
-                <w:left w:val="none" w:sz="0" w:space="0" w:color="000000"/>
-                <w:right w:val="none" w:sz="0" w:space="0" w:color="000000"/>
-              </w:pBdr>
-              <w:spacing w:after="100" w:before="100" w:line="240"/>
-              <w:ind w:left="100" w:right="100" w:firstLine="0" w:firstLineChars="0"/>
-            </w:pPr>
-            <w:r>
-              <w:rPr>
-                <w:rFonts w:ascii="Helvetica" w:hAnsi="Helvetica" w:eastAsia="Helvetica" w:cs="Helvetica"/>
-                <w:i w:val="false"/>
-                <w:b w:val="false"/>
-                <w:u w:val="none"/>
-                <w:sz w:val="22"/>
-                <w:szCs w:val="22"/>
-                <w:color w:val="000000"/>
-              </w:rPr>
-              <w:t xml:space="preserve">RMSD</w:t>
-            </w:r>
-          </w:p>
-        </w:tc>
       </w:tr>
       <w:tr>
         <w:trPr>
@@ -6746,50 +6120,6 @@
             </w:r>
           </w:p>
         </w:tc>
-        <w:tc>
-          <w:tcPr>
-            <w:tcBorders>
-              <w:bottom w:val="none" w:sz="0" w:space="0" w:color="000000"/>
-              <w:top w:val="single" w:sz="12" w:space="0" w:color="666666"/>
-              <w:left w:val="none" w:sz="0" w:space="0" w:color="000000"/>
-              <w:right w:val="none" w:sz="0" w:space="0" w:color="000000"/>
-            </w:tcBorders>
-            <w:shd w:val="clear" w:color="auto" w:fill="FFFFFF"/>
-            <w:tcMar>
-              <w:top w:w="0" w:type="dxa"/>
-              <w:bottom w:w="0" w:type="dxa"/>
-              <w:left w:w="0" w:type="dxa"/>
-              <w:right w:w="0" w:type="dxa"/>
-            </w:tcMar>
-            <w:vAlign w:val="center"/>
-          </w:tcPr>
-          <w:p>
-            <w:pPr>
-              <w:pStyle w:val="Normal"/>
-              <w:jc w:val="right"/>
-              <w:pBdr>
-                <w:bottom w:val="none" w:sz="0" w:space="0" w:color="000000"/>
-                <w:top w:val="none" w:sz="0" w:space="0" w:color="000000"/>
-                <w:left w:val="none" w:sz="0" w:space="0" w:color="000000"/>
-                <w:right w:val="none" w:sz="0" w:space="0" w:color="000000"/>
-              </w:pBdr>
-              <w:spacing w:after="100" w:before="100" w:line="240"/>
-              <w:ind w:left="100" w:right="100" w:firstLine="0" w:firstLineChars="0"/>
-            </w:pPr>
-            <w:r>
-              <w:rPr>
-                <w:rFonts w:ascii="Helvetica" w:hAnsi="Helvetica" w:eastAsia="Helvetica" w:cs="Helvetica"/>
-                <w:i w:val="false"/>
-                <w:b w:val="false"/>
-                <w:u w:val="none"/>
-                <w:sz w:val="22"/>
-                <w:szCs w:val="22"/>
-                <w:color w:val="000000"/>
-              </w:rPr>
-              <w:t xml:space="preserve">0.085</w:t>
-            </w:r>
-          </w:p>
-        </w:tc>
       </w:tr>
       <w:tr>
         <w:trPr>
@@ -7192,50 +6522,6 @@
             </w:r>
           </w:p>
         </w:tc>
-        <w:tc>
-          <w:tcPr>
-            <w:tcBorders>
-              <w:bottom w:val="none" w:sz="0" w:space="0" w:color="000000"/>
-              <w:top w:val="none" w:sz="0" w:space="0" w:color="000000"/>
-              <w:left w:val="none" w:sz="0" w:space="0" w:color="000000"/>
-              <w:right w:val="none" w:sz="0" w:space="0" w:color="000000"/>
-            </w:tcBorders>
-            <w:shd w:val="clear" w:color="auto" w:fill="FFFFFF"/>
-            <w:tcMar>
-              <w:top w:w="0" w:type="dxa"/>
-              <w:bottom w:w="0" w:type="dxa"/>
-              <w:left w:w="0" w:type="dxa"/>
-              <w:right w:w="0" w:type="dxa"/>
-            </w:tcMar>
-            <w:vAlign w:val="center"/>
-          </w:tcPr>
-          <w:p>
-            <w:pPr>
-              <w:pStyle w:val="Normal"/>
-              <w:jc w:val="right"/>
-              <w:pBdr>
-                <w:bottom w:val="none" w:sz="0" w:space="0" w:color="000000"/>
-                <w:top w:val="none" w:sz="0" w:space="0" w:color="000000"/>
-                <w:left w:val="none" w:sz="0" w:space="0" w:color="000000"/>
-                <w:right w:val="none" w:sz="0" w:space="0" w:color="000000"/>
-              </w:pBdr>
-              <w:spacing w:after="100" w:before="100" w:line="240"/>
-              <w:ind w:left="100" w:right="100" w:firstLine="0" w:firstLineChars="0"/>
-            </w:pPr>
-            <w:r>
-              <w:rPr>
-                <w:rFonts w:ascii="Helvetica" w:hAnsi="Helvetica" w:eastAsia="Helvetica" w:cs="Helvetica"/>
-                <w:i w:val="false"/>
-                <w:b w:val="false"/>
-                <w:u w:val="none"/>
-                <w:sz w:val="22"/>
-                <w:szCs w:val="22"/>
-                <w:color w:val="000000"/>
-              </w:rPr>
-              <w:t xml:space="preserve">0.091</w:t>
-            </w:r>
-          </w:p>
-        </w:tc>
       </w:tr>
       <w:tr>
         <w:trPr>
@@ -7638,50 +6924,6 @@
             </w:r>
           </w:p>
         </w:tc>
-        <w:tc>
-          <w:tcPr>
-            <w:tcBorders>
-              <w:bottom w:val="none" w:sz="0" w:space="0" w:color="000000"/>
-              <w:top w:val="none" w:sz="0" w:space="0" w:color="000000"/>
-              <w:left w:val="none" w:sz="0" w:space="0" w:color="000000"/>
-              <w:right w:val="none" w:sz="0" w:space="0" w:color="000000"/>
-            </w:tcBorders>
-            <w:shd w:val="clear" w:color="auto" w:fill="FFFFFF"/>
-            <w:tcMar>
-              <w:top w:w="0" w:type="dxa"/>
-              <w:bottom w:w="0" w:type="dxa"/>
-              <w:left w:w="0" w:type="dxa"/>
-              <w:right w:w="0" w:type="dxa"/>
-            </w:tcMar>
-            <w:vAlign w:val="center"/>
-          </w:tcPr>
-          <w:p>
-            <w:pPr>
-              <w:pStyle w:val="Normal"/>
-              <w:jc w:val="right"/>
-              <w:pBdr>
-                <w:bottom w:val="none" w:sz="0" w:space="0" w:color="000000"/>
-                <w:top w:val="none" w:sz="0" w:space="0" w:color="000000"/>
-                <w:left w:val="none" w:sz="0" w:space="0" w:color="000000"/>
-                <w:right w:val="none" w:sz="0" w:space="0" w:color="000000"/>
-              </w:pBdr>
-              <w:spacing w:after="100" w:before="100" w:line="240"/>
-              <w:ind w:left="100" w:right="100" w:firstLine="0" w:firstLineChars="0"/>
-            </w:pPr>
-            <w:r>
-              <w:rPr>
-                <w:rFonts w:ascii="Helvetica" w:hAnsi="Helvetica" w:eastAsia="Helvetica" w:cs="Helvetica"/>
-                <w:i w:val="false"/>
-                <w:b w:val="false"/>
-                <w:u w:val="none"/>
-                <w:sz w:val="22"/>
-                <w:szCs w:val="22"/>
-                <w:color w:val="000000"/>
-              </w:rPr>
-              <w:t xml:space="preserve">0.123</w:t>
-            </w:r>
-          </w:p>
-        </w:tc>
       </w:tr>
       <w:tr>
         <w:trPr>
@@ -8084,50 +7326,6 @@
             </w:r>
           </w:p>
         </w:tc>
-        <w:tc>
-          <w:tcPr>
-            <w:tcBorders>
-              <w:bottom w:val="none" w:sz="0" w:space="0" w:color="000000"/>
-              <w:top w:val="none" w:sz="0" w:space="0" w:color="000000"/>
-              <w:left w:val="none" w:sz="0" w:space="0" w:color="000000"/>
-              <w:right w:val="none" w:sz="0" w:space="0" w:color="000000"/>
-            </w:tcBorders>
-            <w:shd w:val="clear" w:color="auto" w:fill="FFFFFF"/>
-            <w:tcMar>
-              <w:top w:w="0" w:type="dxa"/>
-              <w:bottom w:w="0" w:type="dxa"/>
-              <w:left w:w="0" w:type="dxa"/>
-              <w:right w:w="0" w:type="dxa"/>
-            </w:tcMar>
-            <w:vAlign w:val="center"/>
-          </w:tcPr>
-          <w:p>
-            <w:pPr>
-              <w:pStyle w:val="Normal"/>
-              <w:jc w:val="right"/>
-              <w:pBdr>
-                <w:bottom w:val="none" w:sz="0" w:space="0" w:color="000000"/>
-                <w:top w:val="none" w:sz="0" w:space="0" w:color="000000"/>
-                <w:left w:val="none" w:sz="0" w:space="0" w:color="000000"/>
-                <w:right w:val="none" w:sz="0" w:space="0" w:color="000000"/>
-              </w:pBdr>
-              <w:spacing w:after="100" w:before="100" w:line="240"/>
-              <w:ind w:left="100" w:right="100" w:firstLine="0" w:firstLineChars="0"/>
-            </w:pPr>
-            <w:r>
-              <w:rPr>
-                <w:rFonts w:ascii="Helvetica" w:hAnsi="Helvetica" w:eastAsia="Helvetica" w:cs="Helvetica"/>
-                <w:i w:val="false"/>
-                <w:b w:val="false"/>
-                <w:u w:val="none"/>
-                <w:sz w:val="22"/>
-                <w:szCs w:val="22"/>
-                <w:color w:val="000000"/>
-              </w:rPr>
-              <w:t xml:space="preserve">0.103</w:t>
-            </w:r>
-          </w:p>
-        </w:tc>
       </w:tr>
       <w:tr>
         <w:trPr>
@@ -8530,50 +7728,6 @@
             </w:r>
           </w:p>
         </w:tc>
-        <w:tc>
-          <w:tcPr>
-            <w:tcBorders>
-              <w:bottom w:val="none" w:sz="0" w:space="0" w:color="000000"/>
-              <w:top w:val="none" w:sz="0" w:space="0" w:color="000000"/>
-              <w:left w:val="none" w:sz="0" w:space="0" w:color="000000"/>
-              <w:right w:val="none" w:sz="0" w:space="0" w:color="000000"/>
-            </w:tcBorders>
-            <w:shd w:val="clear" w:color="auto" w:fill="FFFFFF"/>
-            <w:tcMar>
-              <w:top w:w="0" w:type="dxa"/>
-              <w:bottom w:w="0" w:type="dxa"/>
-              <w:left w:w="0" w:type="dxa"/>
-              <w:right w:w="0" w:type="dxa"/>
-            </w:tcMar>
-            <w:vAlign w:val="center"/>
-          </w:tcPr>
-          <w:p>
-            <w:pPr>
-              <w:pStyle w:val="Normal"/>
-              <w:jc w:val="right"/>
-              <w:pBdr>
-                <w:bottom w:val="none" w:sz="0" w:space="0" w:color="000000"/>
-                <w:top w:val="none" w:sz="0" w:space="0" w:color="000000"/>
-                <w:left w:val="none" w:sz="0" w:space="0" w:color="000000"/>
-                <w:right w:val="none" w:sz="0" w:space="0" w:color="000000"/>
-              </w:pBdr>
-              <w:spacing w:after="100" w:before="100" w:line="240"/>
-              <w:ind w:left="100" w:right="100" w:firstLine="0" w:firstLineChars="0"/>
-            </w:pPr>
-            <w:r>
-              <w:rPr>
-                <w:rFonts w:ascii="Helvetica" w:hAnsi="Helvetica" w:eastAsia="Helvetica" w:cs="Helvetica"/>
-                <w:i w:val="false"/>
-                <w:b w:val="false"/>
-                <w:u w:val="none"/>
-                <w:sz w:val="22"/>
-                <w:szCs w:val="22"/>
-                <w:color w:val="000000"/>
-              </w:rPr>
-              <w:t xml:space="preserve">0.161</w:t>
-            </w:r>
-          </w:p>
-        </w:tc>
       </w:tr>
       <w:tr>
         <w:trPr>
@@ -8976,50 +8130,6 @@
             </w:r>
           </w:p>
         </w:tc>
-        <w:tc>
-          <w:tcPr>
-            <w:tcBorders>
-              <w:bottom w:val="none" w:sz="0" w:space="0" w:color="000000"/>
-              <w:top w:val="none" w:sz="0" w:space="0" w:color="000000"/>
-              <w:left w:val="none" w:sz="0" w:space="0" w:color="000000"/>
-              <w:right w:val="none" w:sz="0" w:space="0" w:color="000000"/>
-            </w:tcBorders>
-            <w:shd w:val="clear" w:color="auto" w:fill="FFFFFF"/>
-            <w:tcMar>
-              <w:top w:w="0" w:type="dxa"/>
-              <w:bottom w:w="0" w:type="dxa"/>
-              <w:left w:w="0" w:type="dxa"/>
-              <w:right w:w="0" w:type="dxa"/>
-            </w:tcMar>
-            <w:vAlign w:val="center"/>
-          </w:tcPr>
-          <w:p>
-            <w:pPr>
-              <w:pStyle w:val="Normal"/>
-              <w:jc w:val="right"/>
-              <w:pBdr>
-                <w:bottom w:val="none" w:sz="0" w:space="0" w:color="000000"/>
-                <w:top w:val="none" w:sz="0" w:space="0" w:color="000000"/>
-                <w:left w:val="none" w:sz="0" w:space="0" w:color="000000"/>
-                <w:right w:val="none" w:sz="0" w:space="0" w:color="000000"/>
-              </w:pBdr>
-              <w:spacing w:after="100" w:before="100" w:line="240"/>
-              <w:ind w:left="100" w:right="100" w:firstLine="0" w:firstLineChars="0"/>
-            </w:pPr>
-            <w:r>
-              <w:rPr>
-                <w:rFonts w:ascii="Helvetica" w:hAnsi="Helvetica" w:eastAsia="Helvetica" w:cs="Helvetica"/>
-                <w:i w:val="false"/>
-                <w:b w:val="false"/>
-                <w:u w:val="none"/>
-                <w:sz w:val="22"/>
-                <w:szCs w:val="22"/>
-                <w:color w:val="000000"/>
-              </w:rPr>
-              <w:t xml:space="preserve">0.170</w:t>
-            </w:r>
-          </w:p>
-        </w:tc>
       </w:tr>
       <w:tr>
         <w:trPr>
@@ -9422,50 +8532,6 @@
             </w:r>
           </w:p>
         </w:tc>
-        <w:tc>
-          <w:tcPr>
-            <w:tcBorders>
-              <w:bottom w:val="none" w:sz="0" w:space="0" w:color="000000"/>
-              <w:top w:val="none" w:sz="0" w:space="0" w:color="000000"/>
-              <w:left w:val="none" w:sz="0" w:space="0" w:color="000000"/>
-              <w:right w:val="none" w:sz="0" w:space="0" w:color="000000"/>
-            </w:tcBorders>
-            <w:shd w:val="clear" w:color="auto" w:fill="FFFFFF"/>
-            <w:tcMar>
-              <w:top w:w="0" w:type="dxa"/>
-              <w:bottom w:w="0" w:type="dxa"/>
-              <w:left w:w="0" w:type="dxa"/>
-              <w:right w:w="0" w:type="dxa"/>
-            </w:tcMar>
-            <w:vAlign w:val="center"/>
-          </w:tcPr>
-          <w:p>
-            <w:pPr>
-              <w:pStyle w:val="Normal"/>
-              <w:jc w:val="right"/>
-              <w:pBdr>
-                <w:bottom w:val="none" w:sz="0" w:space="0" w:color="000000"/>
-                <w:top w:val="none" w:sz="0" w:space="0" w:color="000000"/>
-                <w:left w:val="none" w:sz="0" w:space="0" w:color="000000"/>
-                <w:right w:val="none" w:sz="0" w:space="0" w:color="000000"/>
-              </w:pBdr>
-              <w:spacing w:after="100" w:before="100" w:line="240"/>
-              <w:ind w:left="100" w:right="100" w:firstLine="0" w:firstLineChars="0"/>
-            </w:pPr>
-            <w:r>
-              <w:rPr>
-                <w:rFonts w:ascii="Helvetica" w:hAnsi="Helvetica" w:eastAsia="Helvetica" w:cs="Helvetica"/>
-                <w:i w:val="false"/>
-                <w:b w:val="false"/>
-                <w:u w:val="none"/>
-                <w:sz w:val="22"/>
-                <w:szCs w:val="22"/>
-                <w:color w:val="000000"/>
-              </w:rPr>
-              <w:t xml:space="preserve">0.075</w:t>
-            </w:r>
-          </w:p>
-        </w:tc>
       </w:tr>
       <w:tr>
         <w:trPr>
@@ -9868,50 +8934,6 @@
             </w:r>
           </w:p>
         </w:tc>
-        <w:tc>
-          <w:tcPr>
-            <w:tcBorders>
-              <w:bottom w:val="none" w:sz="0" w:space="0" w:color="000000"/>
-              <w:top w:val="none" w:sz="0" w:space="0" w:color="000000"/>
-              <w:left w:val="none" w:sz="0" w:space="0" w:color="000000"/>
-              <w:right w:val="none" w:sz="0" w:space="0" w:color="000000"/>
-            </w:tcBorders>
-            <w:shd w:val="clear" w:color="auto" w:fill="FFFFFF"/>
-            <w:tcMar>
-              <w:top w:w="0" w:type="dxa"/>
-              <w:bottom w:w="0" w:type="dxa"/>
-              <w:left w:w="0" w:type="dxa"/>
-              <w:right w:w="0" w:type="dxa"/>
-            </w:tcMar>
-            <w:vAlign w:val="center"/>
-          </w:tcPr>
-          <w:p>
-            <w:pPr>
-              <w:pStyle w:val="Normal"/>
-              <w:jc w:val="right"/>
-              <w:pBdr>
-                <w:bottom w:val="none" w:sz="0" w:space="0" w:color="000000"/>
-                <w:top w:val="none" w:sz="0" w:space="0" w:color="000000"/>
-                <w:left w:val="none" w:sz="0" w:space="0" w:color="000000"/>
-                <w:right w:val="none" w:sz="0" w:space="0" w:color="000000"/>
-              </w:pBdr>
-              <w:spacing w:after="100" w:before="100" w:line="240"/>
-              <w:ind w:left="100" w:right="100" w:firstLine="0" w:firstLineChars="0"/>
-            </w:pPr>
-            <w:r>
-              <w:rPr>
-                <w:rFonts w:ascii="Helvetica" w:hAnsi="Helvetica" w:eastAsia="Helvetica" w:cs="Helvetica"/>
-                <w:i w:val="false"/>
-                <w:b w:val="false"/>
-                <w:u w:val="none"/>
-                <w:sz w:val="22"/>
-                <w:szCs w:val="22"/>
-                <w:color w:val="000000"/>
-              </w:rPr>
-              <w:t xml:space="preserve">0.121</w:t>
-            </w:r>
-          </w:p>
-        </w:tc>
       </w:tr>
       <w:tr>
         <w:trPr>
@@ -10314,50 +9336,6 @@
             </w:r>
           </w:p>
         </w:tc>
-        <w:tc>
-          <w:tcPr>
-            <w:tcBorders>
-              <w:bottom w:val="none" w:sz="0" w:space="0" w:color="000000"/>
-              <w:top w:val="none" w:sz="0" w:space="0" w:color="000000"/>
-              <w:left w:val="none" w:sz="0" w:space="0" w:color="000000"/>
-              <w:right w:val="none" w:sz="0" w:space="0" w:color="000000"/>
-            </w:tcBorders>
-            <w:shd w:val="clear" w:color="auto" w:fill="FFFFFF"/>
-            <w:tcMar>
-              <w:top w:w="0" w:type="dxa"/>
-              <w:bottom w:w="0" w:type="dxa"/>
-              <w:left w:w="0" w:type="dxa"/>
-              <w:right w:w="0" w:type="dxa"/>
-            </w:tcMar>
-            <w:vAlign w:val="center"/>
-          </w:tcPr>
-          <w:p>
-            <w:pPr>
-              <w:pStyle w:val="Normal"/>
-              <w:jc w:val="right"/>
-              <w:pBdr>
-                <w:bottom w:val="none" w:sz="0" w:space="0" w:color="000000"/>
-                <w:top w:val="none" w:sz="0" w:space="0" w:color="000000"/>
-                <w:left w:val="none" w:sz="0" w:space="0" w:color="000000"/>
-                <w:right w:val="none" w:sz="0" w:space="0" w:color="000000"/>
-              </w:pBdr>
-              <w:spacing w:after="100" w:before="100" w:line="240"/>
-              <w:ind w:left="100" w:right="100" w:firstLine="0" w:firstLineChars="0"/>
-            </w:pPr>
-            <w:r>
-              <w:rPr>
-                <w:rFonts w:ascii="Helvetica" w:hAnsi="Helvetica" w:eastAsia="Helvetica" w:cs="Helvetica"/>
-                <w:i w:val="false"/>
-                <w:b w:val="false"/>
-                <w:u w:val="none"/>
-                <w:sz w:val="22"/>
-                <w:szCs w:val="22"/>
-                <w:color w:val="000000"/>
-              </w:rPr>
-              <w:t xml:space="preserve">0.142</w:t>
-            </w:r>
-          </w:p>
-        </w:tc>
       </w:tr>
       <w:tr>
         <w:trPr>
@@ -10760,50 +9738,6 @@
             </w:r>
           </w:p>
         </w:tc>
-        <w:tc>
-          <w:tcPr>
-            <w:tcBorders>
-              <w:bottom w:val="none" w:sz="0" w:space="0" w:color="000000"/>
-              <w:top w:val="none" w:sz="0" w:space="0" w:color="000000"/>
-              <w:left w:val="none" w:sz="0" w:space="0" w:color="000000"/>
-              <w:right w:val="none" w:sz="0" w:space="0" w:color="000000"/>
-            </w:tcBorders>
-            <w:shd w:val="clear" w:color="auto" w:fill="FFFFFF"/>
-            <w:tcMar>
-              <w:top w:w="0" w:type="dxa"/>
-              <w:bottom w:w="0" w:type="dxa"/>
-              <w:left w:w="0" w:type="dxa"/>
-              <w:right w:w="0" w:type="dxa"/>
-            </w:tcMar>
-            <w:vAlign w:val="center"/>
-          </w:tcPr>
-          <w:p>
-            <w:pPr>
-              <w:pStyle w:val="Normal"/>
-              <w:jc w:val="right"/>
-              <w:pBdr>
-                <w:bottom w:val="none" w:sz="0" w:space="0" w:color="000000"/>
-                <w:top w:val="none" w:sz="0" w:space="0" w:color="000000"/>
-                <w:left w:val="none" w:sz="0" w:space="0" w:color="000000"/>
-                <w:right w:val="none" w:sz="0" w:space="0" w:color="000000"/>
-              </w:pBdr>
-              <w:spacing w:after="100" w:before="100" w:line="240"/>
-              <w:ind w:left="100" w:right="100" w:firstLine="0" w:firstLineChars="0"/>
-            </w:pPr>
-            <w:r>
-              <w:rPr>
-                <w:rFonts w:ascii="Helvetica" w:hAnsi="Helvetica" w:eastAsia="Helvetica" w:cs="Helvetica"/>
-                <w:i w:val="false"/>
-                <w:b w:val="false"/>
-                <w:u w:val="none"/>
-                <w:sz w:val="22"/>
-                <w:szCs w:val="22"/>
-                <w:color w:val="000000"/>
-              </w:rPr>
-              <w:t xml:space="preserve">0.129</w:t>
-            </w:r>
-          </w:p>
-        </w:tc>
       </w:tr>
       <w:tr>
         <w:trPr>
@@ -11206,50 +10140,6 @@
             </w:r>
           </w:p>
         </w:tc>
-        <w:tc>
-          <w:tcPr>
-            <w:tcBorders>
-              <w:bottom w:val="none" w:sz="0" w:space="0" w:color="000000"/>
-              <w:top w:val="none" w:sz="0" w:space="0" w:color="000000"/>
-              <w:left w:val="none" w:sz="0" w:space="0" w:color="000000"/>
-              <w:right w:val="none" w:sz="0" w:space="0" w:color="000000"/>
-            </w:tcBorders>
-            <w:shd w:val="clear" w:color="auto" w:fill="FFFFFF"/>
-            <w:tcMar>
-              <w:top w:w="0" w:type="dxa"/>
-              <w:bottom w:w="0" w:type="dxa"/>
-              <w:left w:w="0" w:type="dxa"/>
-              <w:right w:w="0" w:type="dxa"/>
-            </w:tcMar>
-            <w:vAlign w:val="center"/>
-          </w:tcPr>
-          <w:p>
-            <w:pPr>
-              <w:pStyle w:val="Normal"/>
-              <w:jc w:val="right"/>
-              <w:pBdr>
-                <w:bottom w:val="none" w:sz="0" w:space="0" w:color="000000"/>
-                <w:top w:val="none" w:sz="0" w:space="0" w:color="000000"/>
-                <w:left w:val="none" w:sz="0" w:space="0" w:color="000000"/>
-                <w:right w:val="none" w:sz="0" w:space="0" w:color="000000"/>
-              </w:pBdr>
-              <w:spacing w:after="100" w:before="100" w:line="240"/>
-              <w:ind w:left="100" w:right="100" w:firstLine="0" w:firstLineChars="0"/>
-            </w:pPr>
-            <w:r>
-              <w:rPr>
-                <w:rFonts w:ascii="Helvetica" w:hAnsi="Helvetica" w:eastAsia="Helvetica" w:cs="Helvetica"/>
-                <w:i w:val="false"/>
-                <w:b w:val="false"/>
-                <w:u w:val="none"/>
-                <w:sz w:val="22"/>
-                <w:szCs w:val="22"/>
-                <w:color w:val="000000"/>
-              </w:rPr>
-              <w:t xml:space="preserve">0.145</w:t>
-            </w:r>
-          </w:p>
-        </w:tc>
       </w:tr>
       <w:tr>
         <w:trPr>
@@ -11649,50 +10539,6 @@
                 <w:color w:val="000000"/>
               </w:rPr>
               <w:t xml:space="preserve">0.126</w:t>
-            </w:r>
-          </w:p>
-        </w:tc>
-        <w:tc>
-          <w:tcPr>
-            <w:tcBorders>
-              <w:bottom w:val="single" w:sz="12" w:space="0" w:color="666666"/>
-              <w:top w:val="none" w:sz="0" w:space="0" w:color="000000"/>
-              <w:left w:val="none" w:sz="0" w:space="0" w:color="000000"/>
-              <w:right w:val="none" w:sz="0" w:space="0" w:color="000000"/>
-            </w:tcBorders>
-            <w:shd w:val="clear" w:color="auto" w:fill="FFFFFF"/>
-            <w:tcMar>
-              <w:top w:w="0" w:type="dxa"/>
-              <w:bottom w:w="0" w:type="dxa"/>
-              <w:left w:w="0" w:type="dxa"/>
-              <w:right w:w="0" w:type="dxa"/>
-            </w:tcMar>
-            <w:vAlign w:val="center"/>
-          </w:tcPr>
-          <w:p>
-            <w:pPr>
-              <w:pStyle w:val="Normal"/>
-              <w:jc w:val="right"/>
-              <w:pBdr>
-                <w:bottom w:val="none" w:sz="0" w:space="0" w:color="000000"/>
-                <w:top w:val="none" w:sz="0" w:space="0" w:color="000000"/>
-                <w:left w:val="none" w:sz="0" w:space="0" w:color="000000"/>
-                <w:right w:val="none" w:sz="0" w:space="0" w:color="000000"/>
-              </w:pBdr>
-              <w:spacing w:after="100" w:before="100" w:line="240"/>
-              <w:ind w:left="100" w:right="100" w:firstLine="0" w:firstLineChars="0"/>
-            </w:pPr>
-            <w:r>
-              <w:rPr>
-                <w:rFonts w:ascii="Helvetica" w:hAnsi="Helvetica" w:eastAsia="Helvetica" w:cs="Helvetica"/>
-                <w:i w:val="false"/>
-                <w:b w:val="false"/>
-                <w:u w:val="none"/>
-                <w:sz w:val="22"/>
-                <w:szCs w:val="22"/>
-                <w:color w:val="000000"/>
-              </w:rPr>
-              <w:t xml:space="preserve">0.174</w:t>
             </w:r>
           </w:p>
         </w:tc>

--- a/docx/external-validation/non-certified-external-validation.docx
+++ b/docx/external-validation/non-certified-external-validation.docx
@@ -38,16 +38,19 @@
         <w:gridCol w:w="1401"/>
         <w:gridCol w:w="1291"/>
         <w:gridCol w:w="2502"/>
+        <w:gridCol w:w="1854"/>
+        <w:gridCol w:w="1621"/>
         <w:gridCol w:w="655"/>
         <w:gridCol w:w="1046"/>
         <w:gridCol w:w="961"/>
         <w:gridCol w:w="1084"/>
         <w:gridCol w:w="1034"/>
         <w:gridCol w:w="961"/>
+        <w:gridCol w:w="1157"/>
       </w:tblGrid>
       <w:tr>
         <w:trPr>
-          <w:trHeight w:val="618" w:hRule="auto"/>
+          <w:trHeight w:val="619" w:hRule="auto"/>
           <w:tblHeader/>
         </w:trPr>
         header 1
@@ -223,7 +226,7 @@
                 <w:szCs w:val="22"/>
                 <w:color w:val="000000"/>
               </w:rPr>
-              <w:t xml:space="preserve">N</w:t>
+              <w:t xml:space="preserve">Intercept value</w:t>
             </w:r>
           </w:p>
         </w:tc>
@@ -267,7 +270,7 @@
                 <w:szCs w:val="22"/>
                 <w:color w:val="000000"/>
               </w:rPr>
-              <w:t xml:space="preserve">RMSE</w:t>
+              <w:t xml:space="preserve">Intercept SE</w:t>
             </w:r>
           </w:p>
         </w:tc>
@@ -311,7 +314,7 @@
                 <w:szCs w:val="22"/>
                 <w:color w:val="000000"/>
               </w:rPr>
-              <w:t xml:space="preserve">MAE</w:t>
+              <w:t xml:space="preserve">N</w:t>
             </w:r>
           </w:p>
         </w:tc>
@@ -355,7 +358,7 @@
                 <w:szCs w:val="22"/>
                 <w:color w:val="000000"/>
               </w:rPr>
-              <w:t xml:space="preserve">MSE</w:t>
+              <w:t xml:space="preserve">RMSE</w:t>
             </w:r>
           </w:p>
         </w:tc>
@@ -399,7 +402,7 @@
                 <w:szCs w:val="22"/>
                 <w:color w:val="000000"/>
               </w:rPr>
-              <w:t xml:space="preserve">MSD</w:t>
+              <w:t xml:space="preserve">MAE</w:t>
             </w:r>
           </w:p>
         </w:tc>
@@ -443,7 +446,139 @@
                 <w:szCs w:val="22"/>
                 <w:color w:val="000000"/>
               </w:rPr>
+              <w:t xml:space="preserve">MSE</w:t>
+            </w:r>
+          </w:p>
+        </w:tc>
+        <w:tc>
+          <w:tcPr>
+            <w:tcBorders>
+              <w:bottom w:val="single" w:sz="12" w:space="0" w:color="666666"/>
+              <w:top w:val="single" w:sz="12" w:space="0" w:color="666666"/>
+              <w:left w:val="none" w:sz="0" w:space="0" w:color="000000"/>
+              <w:right w:val="none" w:sz="0" w:space="0" w:color="000000"/>
+            </w:tcBorders>
+            <w:shd w:val="clear" w:color="auto" w:fill="FFFFFF"/>
+            <w:tcMar>
+              <w:top w:w="0" w:type="dxa"/>
+              <w:bottom w:w="0" w:type="dxa"/>
+              <w:left w:w="0" w:type="dxa"/>
+              <w:right w:w="0" w:type="dxa"/>
+            </w:tcMar>
+            <w:vAlign w:val="center"/>
+          </w:tcPr>
+          <w:p>
+            <w:pPr>
+              <w:pStyle w:val="Normal"/>
+              <w:jc w:val="right"/>
+              <w:pBdr>
+                <w:bottom w:val="none" w:sz="0" w:space="0" w:color="000000"/>
+                <w:top w:val="none" w:sz="0" w:space="0" w:color="000000"/>
+                <w:left w:val="none" w:sz="0" w:space="0" w:color="000000"/>
+                <w:right w:val="none" w:sz="0" w:space="0" w:color="000000"/>
+              </w:pBdr>
+              <w:spacing w:after="100" w:before="100" w:line="240"/>
+              <w:ind w:left="100" w:right="100" w:firstLine="0" w:firstLineChars="0"/>
+            </w:pPr>
+            <w:r>
+              <w:rPr>
+                <w:rFonts w:ascii="Helvetica" w:hAnsi="Helvetica" w:eastAsia="Helvetica" w:cs="Helvetica"/>
+                <w:i w:val="false"/>
+                <w:b w:val="false"/>
+                <w:u w:val="none"/>
+                <w:sz w:val="22"/>
+                <w:szCs w:val="22"/>
+                <w:color w:val="000000"/>
+              </w:rPr>
+              <w:t xml:space="preserve">MSD</w:t>
+            </w:r>
+          </w:p>
+        </w:tc>
+        <w:tc>
+          <w:tcPr>
+            <w:tcBorders>
+              <w:bottom w:val="single" w:sz="12" w:space="0" w:color="666666"/>
+              <w:top w:val="single" w:sz="12" w:space="0" w:color="666666"/>
+              <w:left w:val="none" w:sz="0" w:space="0" w:color="000000"/>
+              <w:right w:val="none" w:sz="0" w:space="0" w:color="000000"/>
+            </w:tcBorders>
+            <w:shd w:val="clear" w:color="auto" w:fill="FFFFFF"/>
+            <w:tcMar>
+              <w:top w:w="0" w:type="dxa"/>
+              <w:bottom w:w="0" w:type="dxa"/>
+              <w:left w:w="0" w:type="dxa"/>
+              <w:right w:w="0" w:type="dxa"/>
+            </w:tcMar>
+            <w:vAlign w:val="center"/>
+          </w:tcPr>
+          <w:p>
+            <w:pPr>
+              <w:pStyle w:val="Normal"/>
+              <w:jc w:val="right"/>
+              <w:pBdr>
+                <w:bottom w:val="none" w:sz="0" w:space="0" w:color="000000"/>
+                <w:top w:val="none" w:sz="0" w:space="0" w:color="000000"/>
+                <w:left w:val="none" w:sz="0" w:space="0" w:color="000000"/>
+                <w:right w:val="none" w:sz="0" w:space="0" w:color="000000"/>
+              </w:pBdr>
+              <w:spacing w:after="100" w:before="100" w:line="240"/>
+              <w:ind w:left="100" w:right="100" w:firstLine="0" w:firstLineChars="0"/>
+            </w:pPr>
+            <w:r>
+              <w:rPr>
+                <w:rFonts w:ascii="Helvetica" w:hAnsi="Helvetica" w:eastAsia="Helvetica" w:cs="Helvetica"/>
+                <w:i w:val="false"/>
+                <w:b w:val="false"/>
+                <w:u w:val="none"/>
+                <w:sz w:val="22"/>
+                <w:szCs w:val="22"/>
+                <w:color w:val="000000"/>
+              </w:rPr>
               <w:t xml:space="preserve">MAD</w:t>
+            </w:r>
+          </w:p>
+        </w:tc>
+        <w:tc>
+          <w:tcPr>
+            <w:tcBorders>
+              <w:bottom w:val="single" w:sz="12" w:space="0" w:color="666666"/>
+              <w:top w:val="single" w:sz="12" w:space="0" w:color="666666"/>
+              <w:left w:val="none" w:sz="0" w:space="0" w:color="000000"/>
+              <w:right w:val="none" w:sz="0" w:space="0" w:color="000000"/>
+            </w:tcBorders>
+            <w:shd w:val="clear" w:color="auto" w:fill="FFFFFF"/>
+            <w:tcMar>
+              <w:top w:w="0" w:type="dxa"/>
+              <w:bottom w:w="0" w:type="dxa"/>
+              <w:left w:w="0" w:type="dxa"/>
+              <w:right w:w="0" w:type="dxa"/>
+            </w:tcMar>
+            <w:vAlign w:val="center"/>
+          </w:tcPr>
+          <w:p>
+            <w:pPr>
+              <w:pStyle w:val="Normal"/>
+              <w:jc w:val="right"/>
+              <w:pBdr>
+                <w:bottom w:val="none" w:sz="0" w:space="0" w:color="000000"/>
+                <w:top w:val="none" w:sz="0" w:space="0" w:color="000000"/>
+                <w:left w:val="none" w:sz="0" w:space="0" w:color="000000"/>
+                <w:right w:val="none" w:sz="0" w:space="0" w:color="000000"/>
+              </w:pBdr>
+              <w:spacing w:after="100" w:before="100" w:line="240"/>
+              <w:ind w:left="100" w:right="100" w:firstLine="0" w:firstLineChars="0"/>
+            </w:pPr>
+            <w:r>
+              <w:rPr>
+                <w:rFonts w:ascii="Helvetica" w:hAnsi="Helvetica" w:eastAsia="Helvetica" w:cs="Helvetica"/>
+                <w:i w:val="false"/>
+                <w:b w:val="false"/>
+                <w:u w:val="none"/>
+                <w:sz w:val="22"/>
+                <w:szCs w:val="22"/>
+                <w:color w:val="000000"/>
+              </w:rPr>
+              <w:t xml:space="preserve">MRSD</w:t>
             </w:r>
           </w:p>
         </w:tc>
@@ -625,6 +760,94 @@
                 <w:szCs w:val="22"/>
                 <w:color w:val="000000"/>
               </w:rPr>
+              <w:t xml:space="preserve">0.094</w:t>
+            </w:r>
+          </w:p>
+        </w:tc>
+        <w:tc>
+          <w:tcPr>
+            <w:tcBorders>
+              <w:bottom w:val="none" w:sz="0" w:space="0" w:color="000000"/>
+              <w:top w:val="single" w:sz="12" w:space="0" w:color="666666"/>
+              <w:left w:val="none" w:sz="0" w:space="0" w:color="000000"/>
+              <w:right w:val="none" w:sz="0" w:space="0" w:color="000000"/>
+            </w:tcBorders>
+            <w:shd w:val="clear" w:color="auto" w:fill="FFFFFF"/>
+            <w:tcMar>
+              <w:top w:w="0" w:type="dxa"/>
+              <w:bottom w:w="0" w:type="dxa"/>
+              <w:left w:w="0" w:type="dxa"/>
+              <w:right w:w="0" w:type="dxa"/>
+            </w:tcMar>
+            <w:vAlign w:val="center"/>
+          </w:tcPr>
+          <w:p>
+            <w:pPr>
+              <w:pStyle w:val="Normal"/>
+              <w:jc w:val="right"/>
+              <w:pBdr>
+                <w:bottom w:val="none" w:sz="0" w:space="0" w:color="000000"/>
+                <w:top w:val="none" w:sz="0" w:space="0" w:color="000000"/>
+                <w:left w:val="none" w:sz="0" w:space="0" w:color="000000"/>
+                <w:right w:val="none" w:sz="0" w:space="0" w:color="000000"/>
+              </w:pBdr>
+              <w:spacing w:after="100" w:before="100" w:line="240"/>
+              <w:ind w:left="100" w:right="100" w:firstLine="0" w:firstLineChars="0"/>
+            </w:pPr>
+            <w:r>
+              <w:rPr>
+                <w:rFonts w:ascii="Helvetica" w:hAnsi="Helvetica" w:eastAsia="Helvetica" w:cs="Helvetica"/>
+                <w:i w:val="false"/>
+                <w:b w:val="false"/>
+                <w:u w:val="none"/>
+                <w:sz w:val="22"/>
+                <w:szCs w:val="22"/>
+                <w:color w:val="000000"/>
+              </w:rPr>
+              <w:t xml:space="preserve">0.050</w:t>
+            </w:r>
+          </w:p>
+        </w:tc>
+        <w:tc>
+          <w:tcPr>
+            <w:tcBorders>
+              <w:bottom w:val="none" w:sz="0" w:space="0" w:color="000000"/>
+              <w:top w:val="single" w:sz="12" w:space="0" w:color="666666"/>
+              <w:left w:val="none" w:sz="0" w:space="0" w:color="000000"/>
+              <w:right w:val="none" w:sz="0" w:space="0" w:color="000000"/>
+            </w:tcBorders>
+            <w:shd w:val="clear" w:color="auto" w:fill="FFFFFF"/>
+            <w:tcMar>
+              <w:top w:w="0" w:type="dxa"/>
+              <w:bottom w:w="0" w:type="dxa"/>
+              <w:left w:w="0" w:type="dxa"/>
+              <w:right w:w="0" w:type="dxa"/>
+            </w:tcMar>
+            <w:vAlign w:val="center"/>
+          </w:tcPr>
+          <w:p>
+            <w:pPr>
+              <w:pStyle w:val="Normal"/>
+              <w:jc w:val="right"/>
+              <w:pBdr>
+                <w:bottom w:val="none" w:sz="0" w:space="0" w:color="000000"/>
+                <w:top w:val="none" w:sz="0" w:space="0" w:color="000000"/>
+                <w:left w:val="none" w:sz="0" w:space="0" w:color="000000"/>
+                <w:right w:val="none" w:sz="0" w:space="0" w:color="000000"/>
+              </w:pBdr>
+              <w:spacing w:after="100" w:before="100" w:line="240"/>
+              <w:ind w:left="100" w:right="100" w:firstLine="0" w:firstLineChars="0"/>
+            </w:pPr>
+            <w:r>
+              <w:rPr>
+                <w:rFonts w:ascii="Helvetica" w:hAnsi="Helvetica" w:eastAsia="Helvetica" w:cs="Helvetica"/>
+                <w:i w:val="false"/>
+                <w:b w:val="false"/>
+                <w:u w:val="none"/>
+                <w:sz w:val="22"/>
+                <w:szCs w:val="22"/>
+                <w:color w:val="000000"/>
+              </w:rPr>
               <w:t xml:space="preserve">72</w:t>
             </w:r>
           </w:p>
@@ -846,6 +1069,50 @@
                 <w:color w:val="000000"/>
               </w:rPr>
               <w:t xml:space="preserve">0.325</w:t>
+            </w:r>
+          </w:p>
+        </w:tc>
+        <w:tc>
+          <w:tcPr>
+            <w:tcBorders>
+              <w:bottom w:val="none" w:sz="0" w:space="0" w:color="000000"/>
+              <w:top w:val="single" w:sz="12" w:space="0" w:color="666666"/>
+              <w:left w:val="none" w:sz="0" w:space="0" w:color="000000"/>
+              <w:right w:val="none" w:sz="0" w:space="0" w:color="000000"/>
+            </w:tcBorders>
+            <w:shd w:val="clear" w:color="auto" w:fill="FFFFFF"/>
+            <w:tcMar>
+              <w:top w:w="0" w:type="dxa"/>
+              <w:bottom w:w="0" w:type="dxa"/>
+              <w:left w:w="0" w:type="dxa"/>
+              <w:right w:w="0" w:type="dxa"/>
+            </w:tcMar>
+            <w:vAlign w:val="center"/>
+          </w:tcPr>
+          <w:p>
+            <w:pPr>
+              <w:pStyle w:val="Normal"/>
+              <w:jc w:val="right"/>
+              <w:pBdr>
+                <w:bottom w:val="none" w:sz="0" w:space="0" w:color="000000"/>
+                <w:top w:val="none" w:sz="0" w:space="0" w:color="000000"/>
+                <w:left w:val="none" w:sz="0" w:space="0" w:color="000000"/>
+                <w:right w:val="none" w:sz="0" w:space="0" w:color="000000"/>
+              </w:pBdr>
+              <w:spacing w:after="100" w:before="100" w:line="240"/>
+              <w:ind w:left="100" w:right="100" w:firstLine="0" w:firstLineChars="0"/>
+            </w:pPr>
+            <w:r>
+              <w:rPr>
+                <w:rFonts w:ascii="Helvetica" w:hAnsi="Helvetica" w:eastAsia="Helvetica" w:cs="Helvetica"/>
+                <w:i w:val="false"/>
+                <w:b w:val="false"/>
+                <w:u w:val="none"/>
+                <w:sz w:val="22"/>
+                <w:szCs w:val="22"/>
+                <w:color w:val="000000"/>
+              </w:rPr>
+              <w:t xml:space="preserve">-12.004</w:t>
             </w:r>
           </w:p>
         </w:tc>
@@ -1027,6 +1294,94 @@
                 <w:szCs w:val="22"/>
                 <w:color w:val="000000"/>
               </w:rPr>
+              <w:t xml:space="preserve"/>
+            </w:r>
+          </w:p>
+        </w:tc>
+        <w:tc>
+          <w:tcPr>
+            <w:tcBorders>
+              <w:bottom w:val="none" w:sz="0" w:space="0" w:color="000000"/>
+              <w:top w:val="none" w:sz="0" w:space="0" w:color="000000"/>
+              <w:left w:val="none" w:sz="0" w:space="0" w:color="000000"/>
+              <w:right w:val="none" w:sz="0" w:space="0" w:color="000000"/>
+            </w:tcBorders>
+            <w:shd w:val="clear" w:color="auto" w:fill="FFFFFF"/>
+            <w:tcMar>
+              <w:top w:w="0" w:type="dxa"/>
+              <w:bottom w:w="0" w:type="dxa"/>
+              <w:left w:w="0" w:type="dxa"/>
+              <w:right w:w="0" w:type="dxa"/>
+            </w:tcMar>
+            <w:vAlign w:val="center"/>
+          </w:tcPr>
+          <w:p>
+            <w:pPr>
+              <w:pStyle w:val="Normal"/>
+              <w:jc w:val="right"/>
+              <w:pBdr>
+                <w:bottom w:val="none" w:sz="0" w:space="0" w:color="000000"/>
+                <w:top w:val="none" w:sz="0" w:space="0" w:color="000000"/>
+                <w:left w:val="none" w:sz="0" w:space="0" w:color="000000"/>
+                <w:right w:val="none" w:sz="0" w:space="0" w:color="000000"/>
+              </w:pBdr>
+              <w:spacing w:after="100" w:before="100" w:line="240"/>
+              <w:ind w:left="100" w:right="100" w:firstLine="0" w:firstLineChars="0"/>
+            </w:pPr>
+            <w:r>
+              <w:rPr>
+                <w:rFonts w:ascii="Helvetica" w:hAnsi="Helvetica" w:eastAsia="Helvetica" w:cs="Helvetica"/>
+                <w:i w:val="false"/>
+                <w:b w:val="false"/>
+                <w:u w:val="none"/>
+                <w:sz w:val="22"/>
+                <w:szCs w:val="22"/>
+                <w:color w:val="000000"/>
+              </w:rPr>
+              <w:t xml:space="preserve"/>
+            </w:r>
+          </w:p>
+        </w:tc>
+        <w:tc>
+          <w:tcPr>
+            <w:tcBorders>
+              <w:bottom w:val="none" w:sz="0" w:space="0" w:color="000000"/>
+              <w:top w:val="none" w:sz="0" w:space="0" w:color="000000"/>
+              <w:left w:val="none" w:sz="0" w:space="0" w:color="000000"/>
+              <w:right w:val="none" w:sz="0" w:space="0" w:color="000000"/>
+            </w:tcBorders>
+            <w:shd w:val="clear" w:color="auto" w:fill="FFFFFF"/>
+            <w:tcMar>
+              <w:top w:w="0" w:type="dxa"/>
+              <w:bottom w:w="0" w:type="dxa"/>
+              <w:left w:w="0" w:type="dxa"/>
+              <w:right w:w="0" w:type="dxa"/>
+            </w:tcMar>
+            <w:vAlign w:val="center"/>
+          </w:tcPr>
+          <w:p>
+            <w:pPr>
+              <w:pStyle w:val="Normal"/>
+              <w:jc w:val="right"/>
+              <w:pBdr>
+                <w:bottom w:val="none" w:sz="0" w:space="0" w:color="000000"/>
+                <w:top w:val="none" w:sz="0" w:space="0" w:color="000000"/>
+                <w:left w:val="none" w:sz="0" w:space="0" w:color="000000"/>
+                <w:right w:val="none" w:sz="0" w:space="0" w:color="000000"/>
+              </w:pBdr>
+              <w:spacing w:after="100" w:before="100" w:line="240"/>
+              <w:ind w:left="100" w:right="100" w:firstLine="0" w:firstLineChars="0"/>
+            </w:pPr>
+            <w:r>
+              <w:rPr>
+                <w:rFonts w:ascii="Helvetica" w:hAnsi="Helvetica" w:eastAsia="Helvetica" w:cs="Helvetica"/>
+                <w:i w:val="false"/>
+                <w:b w:val="false"/>
+                <w:u w:val="none"/>
+                <w:sz w:val="22"/>
+                <w:szCs w:val="22"/>
+                <w:color w:val="000000"/>
+              </w:rPr>
               <w:t xml:space="preserve">72</w:t>
             </w:r>
           </w:p>
@@ -1248,6 +1603,50 @@
                 <w:color w:val="000000"/>
               </w:rPr>
               <w:t xml:space="preserve">0.478</w:t>
+            </w:r>
+          </w:p>
+        </w:tc>
+        <w:tc>
+          <w:tcPr>
+            <w:tcBorders>
+              <w:bottom w:val="none" w:sz="0" w:space="0" w:color="000000"/>
+              <w:top w:val="none" w:sz="0" w:space="0" w:color="000000"/>
+              <w:left w:val="none" w:sz="0" w:space="0" w:color="000000"/>
+              <w:right w:val="none" w:sz="0" w:space="0" w:color="000000"/>
+            </w:tcBorders>
+            <w:shd w:val="clear" w:color="auto" w:fill="FFFFFF"/>
+            <w:tcMar>
+              <w:top w:w="0" w:type="dxa"/>
+              <w:bottom w:w="0" w:type="dxa"/>
+              <w:left w:w="0" w:type="dxa"/>
+              <w:right w:w="0" w:type="dxa"/>
+            </w:tcMar>
+            <w:vAlign w:val="center"/>
+          </w:tcPr>
+          <w:p>
+            <w:pPr>
+              <w:pStyle w:val="Normal"/>
+              <w:jc w:val="right"/>
+              <w:pBdr>
+                <w:bottom w:val="none" w:sz="0" w:space="0" w:color="000000"/>
+                <w:top w:val="none" w:sz="0" w:space="0" w:color="000000"/>
+                <w:left w:val="none" w:sz="0" w:space="0" w:color="000000"/>
+                <w:right w:val="none" w:sz="0" w:space="0" w:color="000000"/>
+              </w:pBdr>
+              <w:spacing w:after="100" w:before="100" w:line="240"/>
+              <w:ind w:left="100" w:right="100" w:firstLine="0" w:firstLineChars="0"/>
+            </w:pPr>
+            <w:r>
+              <w:rPr>
+                <w:rFonts w:ascii="Helvetica" w:hAnsi="Helvetica" w:eastAsia="Helvetica" w:cs="Helvetica"/>
+                <w:i w:val="false"/>
+                <w:b w:val="false"/>
+                <w:u w:val="none"/>
+                <w:sz w:val="22"/>
+                <w:szCs w:val="22"/>
+                <w:color w:val="000000"/>
+              </w:rPr>
+              <w:t xml:space="preserve">16.593</w:t>
             </w:r>
           </w:p>
         </w:tc>
@@ -1429,6 +1828,94 @@
                 <w:szCs w:val="22"/>
                 <w:color w:val="000000"/>
               </w:rPr>
+              <w:t xml:space="preserve">0.445</w:t>
+            </w:r>
+          </w:p>
+        </w:tc>
+        <w:tc>
+          <w:tcPr>
+            <w:tcBorders>
+              <w:bottom w:val="none" w:sz="0" w:space="0" w:color="000000"/>
+              <w:top w:val="none" w:sz="0" w:space="0" w:color="000000"/>
+              <w:left w:val="none" w:sz="0" w:space="0" w:color="000000"/>
+              <w:right w:val="none" w:sz="0" w:space="0" w:color="000000"/>
+            </w:tcBorders>
+            <w:shd w:val="clear" w:color="auto" w:fill="FFFFFF"/>
+            <w:tcMar>
+              <w:top w:w="0" w:type="dxa"/>
+              <w:bottom w:w="0" w:type="dxa"/>
+              <w:left w:w="0" w:type="dxa"/>
+              <w:right w:w="0" w:type="dxa"/>
+            </w:tcMar>
+            <w:vAlign w:val="center"/>
+          </w:tcPr>
+          <w:p>
+            <w:pPr>
+              <w:pStyle w:val="Normal"/>
+              <w:jc w:val="right"/>
+              <w:pBdr>
+                <w:bottom w:val="none" w:sz="0" w:space="0" w:color="000000"/>
+                <w:top w:val="none" w:sz="0" w:space="0" w:color="000000"/>
+                <w:left w:val="none" w:sz="0" w:space="0" w:color="000000"/>
+                <w:right w:val="none" w:sz="0" w:space="0" w:color="000000"/>
+              </w:pBdr>
+              <w:spacing w:after="100" w:before="100" w:line="240"/>
+              <w:ind w:left="100" w:right="100" w:firstLine="0" w:firstLineChars="0"/>
+            </w:pPr>
+            <w:r>
+              <w:rPr>
+                <w:rFonts w:ascii="Helvetica" w:hAnsi="Helvetica" w:eastAsia="Helvetica" w:cs="Helvetica"/>
+                <w:i w:val="false"/>
+                <w:b w:val="false"/>
+                <w:u w:val="none"/>
+                <w:sz w:val="22"/>
+                <w:szCs w:val="22"/>
+                <w:color w:val="000000"/>
+              </w:rPr>
+              <w:t xml:space="preserve">0.117</w:t>
+            </w:r>
+          </w:p>
+        </w:tc>
+        <w:tc>
+          <w:tcPr>
+            <w:tcBorders>
+              <w:bottom w:val="none" w:sz="0" w:space="0" w:color="000000"/>
+              <w:top w:val="none" w:sz="0" w:space="0" w:color="000000"/>
+              <w:left w:val="none" w:sz="0" w:space="0" w:color="000000"/>
+              <w:right w:val="none" w:sz="0" w:space="0" w:color="000000"/>
+            </w:tcBorders>
+            <w:shd w:val="clear" w:color="auto" w:fill="FFFFFF"/>
+            <w:tcMar>
+              <w:top w:w="0" w:type="dxa"/>
+              <w:bottom w:w="0" w:type="dxa"/>
+              <w:left w:w="0" w:type="dxa"/>
+              <w:right w:w="0" w:type="dxa"/>
+            </w:tcMar>
+            <w:vAlign w:val="center"/>
+          </w:tcPr>
+          <w:p>
+            <w:pPr>
+              <w:pStyle w:val="Normal"/>
+              <w:jc w:val="right"/>
+              <w:pBdr>
+                <w:bottom w:val="none" w:sz="0" w:space="0" w:color="000000"/>
+                <w:top w:val="none" w:sz="0" w:space="0" w:color="000000"/>
+                <w:left w:val="none" w:sz="0" w:space="0" w:color="000000"/>
+                <w:right w:val="none" w:sz="0" w:space="0" w:color="000000"/>
+              </w:pBdr>
+              <w:spacing w:after="100" w:before="100" w:line="240"/>
+              <w:ind w:left="100" w:right="100" w:firstLine="0" w:firstLineChars="0"/>
+            </w:pPr>
+            <w:r>
+              <w:rPr>
+                <w:rFonts w:ascii="Helvetica" w:hAnsi="Helvetica" w:eastAsia="Helvetica" w:cs="Helvetica"/>
+                <w:i w:val="false"/>
+                <w:b w:val="false"/>
+                <w:u w:val="none"/>
+                <w:sz w:val="22"/>
+                <w:szCs w:val="22"/>
+                <w:color w:val="000000"/>
+              </w:rPr>
               <w:t xml:space="preserve">72</w:t>
             </w:r>
           </w:p>
@@ -1650,6 +2137,50 @@
                 <w:color w:val="000000"/>
               </w:rPr>
               <w:t xml:space="preserve">0.811</w:t>
+            </w:r>
+          </w:p>
+        </w:tc>
+        <w:tc>
+          <w:tcPr>
+            <w:tcBorders>
+              <w:bottom w:val="none" w:sz="0" w:space="0" w:color="000000"/>
+              <w:top w:val="none" w:sz="0" w:space="0" w:color="000000"/>
+              <w:left w:val="none" w:sz="0" w:space="0" w:color="000000"/>
+              <w:right w:val="none" w:sz="0" w:space="0" w:color="000000"/>
+            </w:tcBorders>
+            <w:shd w:val="clear" w:color="auto" w:fill="FFFFFF"/>
+            <w:tcMar>
+              <w:top w:w="0" w:type="dxa"/>
+              <w:bottom w:w="0" w:type="dxa"/>
+              <w:left w:w="0" w:type="dxa"/>
+              <w:right w:w="0" w:type="dxa"/>
+            </w:tcMar>
+            <w:vAlign w:val="center"/>
+          </w:tcPr>
+          <w:p>
+            <w:pPr>
+              <w:pStyle w:val="Normal"/>
+              <w:jc w:val="right"/>
+              <w:pBdr>
+                <w:bottom w:val="none" w:sz="0" w:space="0" w:color="000000"/>
+                <w:top w:val="none" w:sz="0" w:space="0" w:color="000000"/>
+                <w:left w:val="none" w:sz="0" w:space="0" w:color="000000"/>
+                <w:right w:val="none" w:sz="0" w:space="0" w:color="000000"/>
+              </w:pBdr>
+              <w:spacing w:after="100" w:before="100" w:line="240"/>
+              <w:ind w:left="100" w:right="100" w:firstLine="0" w:firstLineChars="0"/>
+            </w:pPr>
+            <w:r>
+              <w:rPr>
+                <w:rFonts w:ascii="Helvetica" w:hAnsi="Helvetica" w:eastAsia="Helvetica" w:cs="Helvetica"/>
+                <w:i w:val="false"/>
+                <w:b w:val="false"/>
+                <w:u w:val="none"/>
+                <w:sz w:val="22"/>
+                <w:szCs w:val="22"/>
+                <w:color w:val="000000"/>
+              </w:rPr>
+              <w:t xml:space="preserve">3.104</w:t>
             </w:r>
           </w:p>
         </w:tc>
@@ -1831,6 +2362,94 @@
                 <w:szCs w:val="22"/>
                 <w:color w:val="000000"/>
               </w:rPr>
+              <w:t xml:space="preserve">-0.079</w:t>
+            </w:r>
+          </w:p>
+        </w:tc>
+        <w:tc>
+          <w:tcPr>
+            <w:tcBorders>
+              <w:bottom w:val="none" w:sz="0" w:space="0" w:color="000000"/>
+              <w:top w:val="none" w:sz="0" w:space="0" w:color="000000"/>
+              <w:left w:val="none" w:sz="0" w:space="0" w:color="000000"/>
+              <w:right w:val="none" w:sz="0" w:space="0" w:color="000000"/>
+            </w:tcBorders>
+            <w:shd w:val="clear" w:color="auto" w:fill="FFFFFF"/>
+            <w:tcMar>
+              <w:top w:w="0" w:type="dxa"/>
+              <w:bottom w:w="0" w:type="dxa"/>
+              <w:left w:w="0" w:type="dxa"/>
+              <w:right w:w="0" w:type="dxa"/>
+            </w:tcMar>
+            <w:vAlign w:val="center"/>
+          </w:tcPr>
+          <w:p>
+            <w:pPr>
+              <w:pStyle w:val="Normal"/>
+              <w:jc w:val="right"/>
+              <w:pBdr>
+                <w:bottom w:val="none" w:sz="0" w:space="0" w:color="000000"/>
+                <w:top w:val="none" w:sz="0" w:space="0" w:color="000000"/>
+                <w:left w:val="none" w:sz="0" w:space="0" w:color="000000"/>
+                <w:right w:val="none" w:sz="0" w:space="0" w:color="000000"/>
+              </w:pBdr>
+              <w:spacing w:after="100" w:before="100" w:line="240"/>
+              <w:ind w:left="100" w:right="100" w:firstLine="0" w:firstLineChars="0"/>
+            </w:pPr>
+            <w:r>
+              <w:rPr>
+                <w:rFonts w:ascii="Helvetica" w:hAnsi="Helvetica" w:eastAsia="Helvetica" w:cs="Helvetica"/>
+                <w:i w:val="false"/>
+                <w:b w:val="false"/>
+                <w:u w:val="none"/>
+                <w:sz w:val="22"/>
+                <w:szCs w:val="22"/>
+                <w:color w:val="000000"/>
+              </w:rPr>
+              <w:t xml:space="preserve">0.052</w:t>
+            </w:r>
+          </w:p>
+        </w:tc>
+        <w:tc>
+          <w:tcPr>
+            <w:tcBorders>
+              <w:bottom w:val="none" w:sz="0" w:space="0" w:color="000000"/>
+              <w:top w:val="none" w:sz="0" w:space="0" w:color="000000"/>
+              <w:left w:val="none" w:sz="0" w:space="0" w:color="000000"/>
+              <w:right w:val="none" w:sz="0" w:space="0" w:color="000000"/>
+            </w:tcBorders>
+            <w:shd w:val="clear" w:color="auto" w:fill="FFFFFF"/>
+            <w:tcMar>
+              <w:top w:w="0" w:type="dxa"/>
+              <w:bottom w:w="0" w:type="dxa"/>
+              <w:left w:w="0" w:type="dxa"/>
+              <w:right w:w="0" w:type="dxa"/>
+            </w:tcMar>
+            <w:vAlign w:val="center"/>
+          </w:tcPr>
+          <w:p>
+            <w:pPr>
+              <w:pStyle w:val="Normal"/>
+              <w:jc w:val="right"/>
+              <w:pBdr>
+                <w:bottom w:val="none" w:sz="0" w:space="0" w:color="000000"/>
+                <w:top w:val="none" w:sz="0" w:space="0" w:color="000000"/>
+                <w:left w:val="none" w:sz="0" w:space="0" w:color="000000"/>
+                <w:right w:val="none" w:sz="0" w:space="0" w:color="000000"/>
+              </w:pBdr>
+              <w:spacing w:after="100" w:before="100" w:line="240"/>
+              <w:ind w:left="100" w:right="100" w:firstLine="0" w:firstLineChars="0"/>
+            </w:pPr>
+            <w:r>
+              <w:rPr>
+                <w:rFonts w:ascii="Helvetica" w:hAnsi="Helvetica" w:eastAsia="Helvetica" w:cs="Helvetica"/>
+                <w:i w:val="false"/>
+                <w:b w:val="false"/>
+                <w:u w:val="none"/>
+                <w:sz w:val="22"/>
+                <w:szCs w:val="22"/>
+                <w:color w:val="000000"/>
+              </w:rPr>
               <w:t xml:space="preserve">72</w:t>
             </w:r>
           </w:p>
@@ -2052,6 +2671,50 @@
                 <w:color w:val="000000"/>
               </w:rPr>
               <w:t xml:space="preserve">0.349</w:t>
+            </w:r>
+          </w:p>
+        </w:tc>
+        <w:tc>
+          <w:tcPr>
+            <w:tcBorders>
+              <w:bottom w:val="none" w:sz="0" w:space="0" w:color="000000"/>
+              <w:top w:val="none" w:sz="0" w:space="0" w:color="000000"/>
+              <w:left w:val="none" w:sz="0" w:space="0" w:color="000000"/>
+              <w:right w:val="none" w:sz="0" w:space="0" w:color="000000"/>
+            </w:tcBorders>
+            <w:shd w:val="clear" w:color="auto" w:fill="FFFFFF"/>
+            <w:tcMar>
+              <w:top w:w="0" w:type="dxa"/>
+              <w:bottom w:w="0" w:type="dxa"/>
+              <w:left w:w="0" w:type="dxa"/>
+              <w:right w:w="0" w:type="dxa"/>
+            </w:tcMar>
+            <w:vAlign w:val="center"/>
+          </w:tcPr>
+          <w:p>
+            <w:pPr>
+              <w:pStyle w:val="Normal"/>
+              <w:jc w:val="right"/>
+              <w:pBdr>
+                <w:bottom w:val="none" w:sz="0" w:space="0" w:color="000000"/>
+                <w:top w:val="none" w:sz="0" w:space="0" w:color="000000"/>
+                <w:left w:val="none" w:sz="0" w:space="0" w:color="000000"/>
+                <w:right w:val="none" w:sz="0" w:space="0" w:color="000000"/>
+              </w:pBdr>
+              <w:spacing w:after="100" w:before="100" w:line="240"/>
+              <w:ind w:left="100" w:right="100" w:firstLine="0" w:firstLineChars="0"/>
+            </w:pPr>
+            <w:r>
+              <w:rPr>
+                <w:rFonts w:ascii="Helvetica" w:hAnsi="Helvetica" w:eastAsia="Helvetica" w:cs="Helvetica"/>
+                <w:i w:val="false"/>
+                <w:b w:val="false"/>
+                <w:u w:val="none"/>
+                <w:sz w:val="22"/>
+                <w:szCs w:val="22"/>
+                <w:color w:val="000000"/>
+              </w:rPr>
+              <w:t xml:space="preserve">22.693</w:t>
             </w:r>
           </w:p>
         </w:tc>
@@ -2233,6 +2896,94 @@
                 <w:szCs w:val="22"/>
                 <w:color w:val="000000"/>
               </w:rPr>
+              <w:t xml:space="preserve"/>
+            </w:r>
+          </w:p>
+        </w:tc>
+        <w:tc>
+          <w:tcPr>
+            <w:tcBorders>
+              <w:bottom w:val="none" w:sz="0" w:space="0" w:color="000000"/>
+              <w:top w:val="none" w:sz="0" w:space="0" w:color="000000"/>
+              <w:left w:val="none" w:sz="0" w:space="0" w:color="000000"/>
+              <w:right w:val="none" w:sz="0" w:space="0" w:color="000000"/>
+            </w:tcBorders>
+            <w:shd w:val="clear" w:color="auto" w:fill="FFFFFF"/>
+            <w:tcMar>
+              <w:top w:w="0" w:type="dxa"/>
+              <w:bottom w:w="0" w:type="dxa"/>
+              <w:left w:w="0" w:type="dxa"/>
+              <w:right w:w="0" w:type="dxa"/>
+            </w:tcMar>
+            <w:vAlign w:val="center"/>
+          </w:tcPr>
+          <w:p>
+            <w:pPr>
+              <w:pStyle w:val="Normal"/>
+              <w:jc w:val="right"/>
+              <w:pBdr>
+                <w:bottom w:val="none" w:sz="0" w:space="0" w:color="000000"/>
+                <w:top w:val="none" w:sz="0" w:space="0" w:color="000000"/>
+                <w:left w:val="none" w:sz="0" w:space="0" w:color="000000"/>
+                <w:right w:val="none" w:sz="0" w:space="0" w:color="000000"/>
+              </w:pBdr>
+              <w:spacing w:after="100" w:before="100" w:line="240"/>
+              <w:ind w:left="100" w:right="100" w:firstLine="0" w:firstLineChars="0"/>
+            </w:pPr>
+            <w:r>
+              <w:rPr>
+                <w:rFonts w:ascii="Helvetica" w:hAnsi="Helvetica" w:eastAsia="Helvetica" w:cs="Helvetica"/>
+                <w:i w:val="false"/>
+                <w:b w:val="false"/>
+                <w:u w:val="none"/>
+                <w:sz w:val="22"/>
+                <w:szCs w:val="22"/>
+                <w:color w:val="000000"/>
+              </w:rPr>
+              <w:t xml:space="preserve"/>
+            </w:r>
+          </w:p>
+        </w:tc>
+        <w:tc>
+          <w:tcPr>
+            <w:tcBorders>
+              <w:bottom w:val="none" w:sz="0" w:space="0" w:color="000000"/>
+              <w:top w:val="none" w:sz="0" w:space="0" w:color="000000"/>
+              <w:left w:val="none" w:sz="0" w:space="0" w:color="000000"/>
+              <w:right w:val="none" w:sz="0" w:space="0" w:color="000000"/>
+            </w:tcBorders>
+            <w:shd w:val="clear" w:color="auto" w:fill="FFFFFF"/>
+            <w:tcMar>
+              <w:top w:w="0" w:type="dxa"/>
+              <w:bottom w:w="0" w:type="dxa"/>
+              <w:left w:w="0" w:type="dxa"/>
+              <w:right w:w="0" w:type="dxa"/>
+            </w:tcMar>
+            <w:vAlign w:val="center"/>
+          </w:tcPr>
+          <w:p>
+            <w:pPr>
+              <w:pStyle w:val="Normal"/>
+              <w:jc w:val="right"/>
+              <w:pBdr>
+                <w:bottom w:val="none" w:sz="0" w:space="0" w:color="000000"/>
+                <w:top w:val="none" w:sz="0" w:space="0" w:color="000000"/>
+                <w:left w:val="none" w:sz="0" w:space="0" w:color="000000"/>
+                <w:right w:val="none" w:sz="0" w:space="0" w:color="000000"/>
+              </w:pBdr>
+              <w:spacing w:after="100" w:before="100" w:line="240"/>
+              <w:ind w:left="100" w:right="100" w:firstLine="0" w:firstLineChars="0"/>
+            </w:pPr>
+            <w:r>
+              <w:rPr>
+                <w:rFonts w:ascii="Helvetica" w:hAnsi="Helvetica" w:eastAsia="Helvetica" w:cs="Helvetica"/>
+                <w:i w:val="false"/>
+                <w:b w:val="false"/>
+                <w:u w:val="none"/>
+                <w:sz w:val="22"/>
+                <w:szCs w:val="22"/>
+                <w:color w:val="000000"/>
+              </w:rPr>
               <w:t xml:space="preserve">72</w:t>
             </w:r>
           </w:p>
@@ -2454,6 +3205,50 @@
                 <w:color w:val="000000"/>
               </w:rPr>
               <w:t xml:space="preserve">0.748</w:t>
+            </w:r>
+          </w:p>
+        </w:tc>
+        <w:tc>
+          <w:tcPr>
+            <w:tcBorders>
+              <w:bottom w:val="none" w:sz="0" w:space="0" w:color="000000"/>
+              <w:top w:val="none" w:sz="0" w:space="0" w:color="000000"/>
+              <w:left w:val="none" w:sz="0" w:space="0" w:color="000000"/>
+              <w:right w:val="none" w:sz="0" w:space="0" w:color="000000"/>
+            </w:tcBorders>
+            <w:shd w:val="clear" w:color="auto" w:fill="FFFFFF"/>
+            <w:tcMar>
+              <w:top w:w="0" w:type="dxa"/>
+              <w:bottom w:w="0" w:type="dxa"/>
+              <w:left w:w="0" w:type="dxa"/>
+              <w:right w:w="0" w:type="dxa"/>
+            </w:tcMar>
+            <w:vAlign w:val="center"/>
+          </w:tcPr>
+          <w:p>
+            <w:pPr>
+              <w:pStyle w:val="Normal"/>
+              <w:jc w:val="right"/>
+              <w:pBdr>
+                <w:bottom w:val="none" w:sz="0" w:space="0" w:color="000000"/>
+                <w:top w:val="none" w:sz="0" w:space="0" w:color="000000"/>
+                <w:left w:val="none" w:sz="0" w:space="0" w:color="000000"/>
+                <w:right w:val="none" w:sz="0" w:space="0" w:color="000000"/>
+              </w:pBdr>
+              <w:spacing w:after="100" w:before="100" w:line="240"/>
+              <w:ind w:left="100" w:right="100" w:firstLine="0" w:firstLineChars="0"/>
+            </w:pPr>
+            <w:r>
+              <w:rPr>
+                <w:rFonts w:ascii="Helvetica" w:hAnsi="Helvetica" w:eastAsia="Helvetica" w:cs="Helvetica"/>
+                <w:i w:val="false"/>
+                <w:b w:val="false"/>
+                <w:u w:val="none"/>
+                <w:sz w:val="22"/>
+                <w:szCs w:val="22"/>
+                <w:color w:val="000000"/>
+              </w:rPr>
+              <w:t xml:space="preserve">55.335</w:t>
             </w:r>
           </w:p>
         </w:tc>
@@ -2635,6 +3430,94 @@
                 <w:szCs w:val="22"/>
                 <w:color w:val="000000"/>
               </w:rPr>
+              <w:t xml:space="preserve"/>
+            </w:r>
+          </w:p>
+        </w:tc>
+        <w:tc>
+          <w:tcPr>
+            <w:tcBorders>
+              <w:bottom w:val="none" w:sz="0" w:space="0" w:color="000000"/>
+              <w:top w:val="none" w:sz="0" w:space="0" w:color="000000"/>
+              <w:left w:val="none" w:sz="0" w:space="0" w:color="000000"/>
+              <w:right w:val="none" w:sz="0" w:space="0" w:color="000000"/>
+            </w:tcBorders>
+            <w:shd w:val="clear" w:color="auto" w:fill="FFFFFF"/>
+            <w:tcMar>
+              <w:top w:w="0" w:type="dxa"/>
+              <w:bottom w:w="0" w:type="dxa"/>
+              <w:left w:w="0" w:type="dxa"/>
+              <w:right w:w="0" w:type="dxa"/>
+            </w:tcMar>
+            <w:vAlign w:val="center"/>
+          </w:tcPr>
+          <w:p>
+            <w:pPr>
+              <w:pStyle w:val="Normal"/>
+              <w:jc w:val="right"/>
+              <w:pBdr>
+                <w:bottom w:val="none" w:sz="0" w:space="0" w:color="000000"/>
+                <w:top w:val="none" w:sz="0" w:space="0" w:color="000000"/>
+                <w:left w:val="none" w:sz="0" w:space="0" w:color="000000"/>
+                <w:right w:val="none" w:sz="0" w:space="0" w:color="000000"/>
+              </w:pBdr>
+              <w:spacing w:after="100" w:before="100" w:line="240"/>
+              <w:ind w:left="100" w:right="100" w:firstLine="0" w:firstLineChars="0"/>
+            </w:pPr>
+            <w:r>
+              <w:rPr>
+                <w:rFonts w:ascii="Helvetica" w:hAnsi="Helvetica" w:eastAsia="Helvetica" w:cs="Helvetica"/>
+                <w:i w:val="false"/>
+                <w:b w:val="false"/>
+                <w:u w:val="none"/>
+                <w:sz w:val="22"/>
+                <w:szCs w:val="22"/>
+                <w:color w:val="000000"/>
+              </w:rPr>
+              <w:t xml:space="preserve"/>
+            </w:r>
+          </w:p>
+        </w:tc>
+        <w:tc>
+          <w:tcPr>
+            <w:tcBorders>
+              <w:bottom w:val="none" w:sz="0" w:space="0" w:color="000000"/>
+              <w:top w:val="none" w:sz="0" w:space="0" w:color="000000"/>
+              <w:left w:val="none" w:sz="0" w:space="0" w:color="000000"/>
+              <w:right w:val="none" w:sz="0" w:space="0" w:color="000000"/>
+            </w:tcBorders>
+            <w:shd w:val="clear" w:color="auto" w:fill="FFFFFF"/>
+            <w:tcMar>
+              <w:top w:w="0" w:type="dxa"/>
+              <w:bottom w:w="0" w:type="dxa"/>
+              <w:left w:w="0" w:type="dxa"/>
+              <w:right w:w="0" w:type="dxa"/>
+            </w:tcMar>
+            <w:vAlign w:val="center"/>
+          </w:tcPr>
+          <w:p>
+            <w:pPr>
+              <w:pStyle w:val="Normal"/>
+              <w:jc w:val="right"/>
+              <w:pBdr>
+                <w:bottom w:val="none" w:sz="0" w:space="0" w:color="000000"/>
+                <w:top w:val="none" w:sz="0" w:space="0" w:color="000000"/>
+                <w:left w:val="none" w:sz="0" w:space="0" w:color="000000"/>
+                <w:right w:val="none" w:sz="0" w:space="0" w:color="000000"/>
+              </w:pBdr>
+              <w:spacing w:after="100" w:before="100" w:line="240"/>
+              <w:ind w:left="100" w:right="100" w:firstLine="0" w:firstLineChars="0"/>
+            </w:pPr>
+            <w:r>
+              <w:rPr>
+                <w:rFonts w:ascii="Helvetica" w:hAnsi="Helvetica" w:eastAsia="Helvetica" w:cs="Helvetica"/>
+                <w:i w:val="false"/>
+                <w:b w:val="false"/>
+                <w:u w:val="none"/>
+                <w:sz w:val="22"/>
+                <w:szCs w:val="22"/>
+                <w:color w:val="000000"/>
+              </w:rPr>
               <w:t xml:space="preserve">72</w:t>
             </w:r>
           </w:p>
@@ -2856,6 +3739,50 @@
                 <w:color w:val="000000"/>
               </w:rPr>
               <w:t xml:space="preserve">1.062</w:t>
+            </w:r>
+          </w:p>
+        </w:tc>
+        <w:tc>
+          <w:tcPr>
+            <w:tcBorders>
+              <w:bottom w:val="none" w:sz="0" w:space="0" w:color="000000"/>
+              <w:top w:val="none" w:sz="0" w:space="0" w:color="000000"/>
+              <w:left w:val="none" w:sz="0" w:space="0" w:color="000000"/>
+              <w:right w:val="none" w:sz="0" w:space="0" w:color="000000"/>
+            </w:tcBorders>
+            <w:shd w:val="clear" w:color="auto" w:fill="FFFFFF"/>
+            <w:tcMar>
+              <w:top w:w="0" w:type="dxa"/>
+              <w:bottom w:w="0" w:type="dxa"/>
+              <w:left w:w="0" w:type="dxa"/>
+              <w:right w:w="0" w:type="dxa"/>
+            </w:tcMar>
+            <w:vAlign w:val="center"/>
+          </w:tcPr>
+          <w:p>
+            <w:pPr>
+              <w:pStyle w:val="Normal"/>
+              <w:jc w:val="right"/>
+              <w:pBdr>
+                <w:bottom w:val="none" w:sz="0" w:space="0" w:color="000000"/>
+                <w:top w:val="none" w:sz="0" w:space="0" w:color="000000"/>
+                <w:left w:val="none" w:sz="0" w:space="0" w:color="000000"/>
+                <w:right w:val="none" w:sz="0" w:space="0" w:color="000000"/>
+              </w:pBdr>
+              <w:spacing w:after="100" w:before="100" w:line="240"/>
+              <w:ind w:left="100" w:right="100" w:firstLine="0" w:firstLineChars="0"/>
+            </w:pPr>
+            <w:r>
+              <w:rPr>
+                <w:rFonts w:ascii="Helvetica" w:hAnsi="Helvetica" w:eastAsia="Helvetica" w:cs="Helvetica"/>
+                <w:i w:val="false"/>
+                <w:b w:val="false"/>
+                <w:u w:val="none"/>
+                <w:sz w:val="22"/>
+                <w:szCs w:val="22"/>
+                <w:color w:val="000000"/>
+              </w:rPr>
+              <w:t xml:space="preserve">3.345</w:t>
             </w:r>
           </w:p>
         </w:tc>
@@ -3037,6 +3964,94 @@
                 <w:szCs w:val="22"/>
                 <w:color w:val="000000"/>
               </w:rPr>
+              <w:t xml:space="preserve">0.279</w:t>
+            </w:r>
+          </w:p>
+        </w:tc>
+        <w:tc>
+          <w:tcPr>
+            <w:tcBorders>
+              <w:bottom w:val="none" w:sz="0" w:space="0" w:color="000000"/>
+              <w:top w:val="none" w:sz="0" w:space="0" w:color="000000"/>
+              <w:left w:val="none" w:sz="0" w:space="0" w:color="000000"/>
+              <w:right w:val="none" w:sz="0" w:space="0" w:color="000000"/>
+            </w:tcBorders>
+            <w:shd w:val="clear" w:color="auto" w:fill="FFFFFF"/>
+            <w:tcMar>
+              <w:top w:w="0" w:type="dxa"/>
+              <w:bottom w:w="0" w:type="dxa"/>
+              <w:left w:w="0" w:type="dxa"/>
+              <w:right w:w="0" w:type="dxa"/>
+            </w:tcMar>
+            <w:vAlign w:val="center"/>
+          </w:tcPr>
+          <w:p>
+            <w:pPr>
+              <w:pStyle w:val="Normal"/>
+              <w:jc w:val="right"/>
+              <w:pBdr>
+                <w:bottom w:val="none" w:sz="0" w:space="0" w:color="000000"/>
+                <w:top w:val="none" w:sz="0" w:space="0" w:color="000000"/>
+                <w:left w:val="none" w:sz="0" w:space="0" w:color="000000"/>
+                <w:right w:val="none" w:sz="0" w:space="0" w:color="000000"/>
+              </w:pBdr>
+              <w:spacing w:after="100" w:before="100" w:line="240"/>
+              <w:ind w:left="100" w:right="100" w:firstLine="0" w:firstLineChars="0"/>
+            </w:pPr>
+            <w:r>
+              <w:rPr>
+                <w:rFonts w:ascii="Helvetica" w:hAnsi="Helvetica" w:eastAsia="Helvetica" w:cs="Helvetica"/>
+                <w:i w:val="false"/>
+                <w:b w:val="false"/>
+                <w:u w:val="none"/>
+                <w:sz w:val="22"/>
+                <w:szCs w:val="22"/>
+                <w:color w:val="000000"/>
+              </w:rPr>
+              <w:t xml:space="preserve">0.123</w:t>
+            </w:r>
+          </w:p>
+        </w:tc>
+        <w:tc>
+          <w:tcPr>
+            <w:tcBorders>
+              <w:bottom w:val="none" w:sz="0" w:space="0" w:color="000000"/>
+              <w:top w:val="none" w:sz="0" w:space="0" w:color="000000"/>
+              <w:left w:val="none" w:sz="0" w:space="0" w:color="000000"/>
+              <w:right w:val="none" w:sz="0" w:space="0" w:color="000000"/>
+            </w:tcBorders>
+            <w:shd w:val="clear" w:color="auto" w:fill="FFFFFF"/>
+            <w:tcMar>
+              <w:top w:w="0" w:type="dxa"/>
+              <w:bottom w:w="0" w:type="dxa"/>
+              <w:left w:w="0" w:type="dxa"/>
+              <w:right w:w="0" w:type="dxa"/>
+            </w:tcMar>
+            <w:vAlign w:val="center"/>
+          </w:tcPr>
+          <w:p>
+            <w:pPr>
+              <w:pStyle w:val="Normal"/>
+              <w:jc w:val="right"/>
+              <w:pBdr>
+                <w:bottom w:val="none" w:sz="0" w:space="0" w:color="000000"/>
+                <w:top w:val="none" w:sz="0" w:space="0" w:color="000000"/>
+                <w:left w:val="none" w:sz="0" w:space="0" w:color="000000"/>
+                <w:right w:val="none" w:sz="0" w:space="0" w:color="000000"/>
+              </w:pBdr>
+              <w:spacing w:after="100" w:before="100" w:line="240"/>
+              <w:ind w:left="100" w:right="100" w:firstLine="0" w:firstLineChars="0"/>
+            </w:pPr>
+            <w:r>
+              <w:rPr>
+                <w:rFonts w:ascii="Helvetica" w:hAnsi="Helvetica" w:eastAsia="Helvetica" w:cs="Helvetica"/>
+                <w:i w:val="false"/>
+                <w:b w:val="false"/>
+                <w:u w:val="none"/>
+                <w:sz w:val="22"/>
+                <w:szCs w:val="22"/>
+                <w:color w:val="000000"/>
+              </w:rPr>
               <w:t xml:space="preserve">72</w:t>
             </w:r>
           </w:p>
@@ -3258,6 +4273,50 @@
                 <w:color w:val="000000"/>
               </w:rPr>
               <w:t xml:space="preserve">0.353</w:t>
+            </w:r>
+          </w:p>
+        </w:tc>
+        <w:tc>
+          <w:tcPr>
+            <w:tcBorders>
+              <w:bottom w:val="none" w:sz="0" w:space="0" w:color="000000"/>
+              <w:top w:val="none" w:sz="0" w:space="0" w:color="000000"/>
+              <w:left w:val="none" w:sz="0" w:space="0" w:color="000000"/>
+              <w:right w:val="none" w:sz="0" w:space="0" w:color="000000"/>
+            </w:tcBorders>
+            <w:shd w:val="clear" w:color="auto" w:fill="FFFFFF"/>
+            <w:tcMar>
+              <w:top w:w="0" w:type="dxa"/>
+              <w:bottom w:w="0" w:type="dxa"/>
+              <w:left w:w="0" w:type="dxa"/>
+              <w:right w:w="0" w:type="dxa"/>
+            </w:tcMar>
+            <w:vAlign w:val="center"/>
+          </w:tcPr>
+          <w:p>
+            <w:pPr>
+              <w:pStyle w:val="Normal"/>
+              <w:jc w:val="right"/>
+              <w:pBdr>
+                <w:bottom w:val="none" w:sz="0" w:space="0" w:color="000000"/>
+                <w:top w:val="none" w:sz="0" w:space="0" w:color="000000"/>
+                <w:left w:val="none" w:sz="0" w:space="0" w:color="000000"/>
+                <w:right w:val="none" w:sz="0" w:space="0" w:color="000000"/>
+              </w:pBdr>
+              <w:spacing w:after="100" w:before="100" w:line="240"/>
+              <w:ind w:left="100" w:right="100" w:firstLine="0" w:firstLineChars="0"/>
+            </w:pPr>
+            <w:r>
+              <w:rPr>
+                <w:rFonts w:ascii="Helvetica" w:hAnsi="Helvetica" w:eastAsia="Helvetica" w:cs="Helvetica"/>
+                <w:i w:val="false"/>
+                <w:b w:val="false"/>
+                <w:u w:val="none"/>
+                <w:sz w:val="22"/>
+                <w:szCs w:val="22"/>
+                <w:color w:val="000000"/>
+              </w:rPr>
+              <w:t xml:space="preserve">-2.197</w:t>
             </w:r>
           </w:p>
         </w:tc>
@@ -3439,6 +4498,94 @@
                 <w:szCs w:val="22"/>
                 <w:color w:val="000000"/>
               </w:rPr>
+              <w:t xml:space="preserve">0.373</w:t>
+            </w:r>
+          </w:p>
+        </w:tc>
+        <w:tc>
+          <w:tcPr>
+            <w:tcBorders>
+              <w:bottom w:val="none" w:sz="0" w:space="0" w:color="000000"/>
+              <w:top w:val="none" w:sz="0" w:space="0" w:color="000000"/>
+              <w:left w:val="none" w:sz="0" w:space="0" w:color="000000"/>
+              <w:right w:val="none" w:sz="0" w:space="0" w:color="000000"/>
+            </w:tcBorders>
+            <w:shd w:val="clear" w:color="auto" w:fill="FFFFFF"/>
+            <w:tcMar>
+              <w:top w:w="0" w:type="dxa"/>
+              <w:bottom w:w="0" w:type="dxa"/>
+              <w:left w:w="0" w:type="dxa"/>
+              <w:right w:w="0" w:type="dxa"/>
+            </w:tcMar>
+            <w:vAlign w:val="center"/>
+          </w:tcPr>
+          <w:p>
+            <w:pPr>
+              <w:pStyle w:val="Normal"/>
+              <w:jc w:val="right"/>
+              <w:pBdr>
+                <w:bottom w:val="none" w:sz="0" w:space="0" w:color="000000"/>
+                <w:top w:val="none" w:sz="0" w:space="0" w:color="000000"/>
+                <w:left w:val="none" w:sz="0" w:space="0" w:color="000000"/>
+                <w:right w:val="none" w:sz="0" w:space="0" w:color="000000"/>
+              </w:pBdr>
+              <w:spacing w:after="100" w:before="100" w:line="240"/>
+              <w:ind w:left="100" w:right="100" w:firstLine="0" w:firstLineChars="0"/>
+            </w:pPr>
+            <w:r>
+              <w:rPr>
+                <w:rFonts w:ascii="Helvetica" w:hAnsi="Helvetica" w:eastAsia="Helvetica" w:cs="Helvetica"/>
+                <w:i w:val="false"/>
+                <w:b w:val="false"/>
+                <w:u w:val="none"/>
+                <w:sz w:val="22"/>
+                <w:szCs w:val="22"/>
+                <w:color w:val="000000"/>
+              </w:rPr>
+              <w:t xml:space="preserve">0.134</w:t>
+            </w:r>
+          </w:p>
+        </w:tc>
+        <w:tc>
+          <w:tcPr>
+            <w:tcBorders>
+              <w:bottom w:val="none" w:sz="0" w:space="0" w:color="000000"/>
+              <w:top w:val="none" w:sz="0" w:space="0" w:color="000000"/>
+              <w:left w:val="none" w:sz="0" w:space="0" w:color="000000"/>
+              <w:right w:val="none" w:sz="0" w:space="0" w:color="000000"/>
+            </w:tcBorders>
+            <w:shd w:val="clear" w:color="auto" w:fill="FFFFFF"/>
+            <w:tcMar>
+              <w:top w:w="0" w:type="dxa"/>
+              <w:bottom w:w="0" w:type="dxa"/>
+              <w:left w:w="0" w:type="dxa"/>
+              <w:right w:w="0" w:type="dxa"/>
+            </w:tcMar>
+            <w:vAlign w:val="center"/>
+          </w:tcPr>
+          <w:p>
+            <w:pPr>
+              <w:pStyle w:val="Normal"/>
+              <w:jc w:val="right"/>
+              <w:pBdr>
+                <w:bottom w:val="none" w:sz="0" w:space="0" w:color="000000"/>
+                <w:top w:val="none" w:sz="0" w:space="0" w:color="000000"/>
+                <w:left w:val="none" w:sz="0" w:space="0" w:color="000000"/>
+                <w:right w:val="none" w:sz="0" w:space="0" w:color="000000"/>
+              </w:pBdr>
+              <w:spacing w:after="100" w:before="100" w:line="240"/>
+              <w:ind w:left="100" w:right="100" w:firstLine="0" w:firstLineChars="0"/>
+            </w:pPr>
+            <w:r>
+              <w:rPr>
+                <w:rFonts w:ascii="Helvetica" w:hAnsi="Helvetica" w:eastAsia="Helvetica" w:cs="Helvetica"/>
+                <w:i w:val="false"/>
+                <w:b w:val="false"/>
+                <w:u w:val="none"/>
+                <w:sz w:val="22"/>
+                <w:szCs w:val="22"/>
+                <w:color w:val="000000"/>
+              </w:rPr>
               <w:t xml:space="preserve">72</w:t>
             </w:r>
           </w:p>
@@ -3660,6 +4807,50 @@
                 <w:color w:val="000000"/>
               </w:rPr>
               <w:t xml:space="preserve">0.520</w:t>
+            </w:r>
+          </w:p>
+        </w:tc>
+        <w:tc>
+          <w:tcPr>
+            <w:tcBorders>
+              <w:bottom w:val="none" w:sz="0" w:space="0" w:color="000000"/>
+              <w:top w:val="none" w:sz="0" w:space="0" w:color="000000"/>
+              <w:left w:val="none" w:sz="0" w:space="0" w:color="000000"/>
+              <w:right w:val="none" w:sz="0" w:space="0" w:color="000000"/>
+            </w:tcBorders>
+            <w:shd w:val="clear" w:color="auto" w:fill="FFFFFF"/>
+            <w:tcMar>
+              <w:top w:w="0" w:type="dxa"/>
+              <w:bottom w:w="0" w:type="dxa"/>
+              <w:left w:w="0" w:type="dxa"/>
+              <w:right w:w="0" w:type="dxa"/>
+            </w:tcMar>
+            <w:vAlign w:val="center"/>
+          </w:tcPr>
+          <w:p>
+            <w:pPr>
+              <w:pStyle w:val="Normal"/>
+              <w:jc w:val="right"/>
+              <w:pBdr>
+                <w:bottom w:val="none" w:sz="0" w:space="0" w:color="000000"/>
+                <w:top w:val="none" w:sz="0" w:space="0" w:color="000000"/>
+                <w:left w:val="none" w:sz="0" w:space="0" w:color="000000"/>
+                <w:right w:val="none" w:sz="0" w:space="0" w:color="000000"/>
+              </w:pBdr>
+              <w:spacing w:after="100" w:before="100" w:line="240"/>
+              <w:ind w:left="100" w:right="100" w:firstLine="0" w:firstLineChars="0"/>
+            </w:pPr>
+            <w:r>
+              <w:rPr>
+                <w:rFonts w:ascii="Helvetica" w:hAnsi="Helvetica" w:eastAsia="Helvetica" w:cs="Helvetica"/>
+                <w:i w:val="false"/>
+                <w:b w:val="false"/>
+                <w:u w:val="none"/>
+                <w:sz w:val="22"/>
+                <w:szCs w:val="22"/>
+                <w:color w:val="000000"/>
+              </w:rPr>
+              <w:t xml:space="preserve">-10.610</w:t>
             </w:r>
           </w:p>
         </w:tc>
@@ -3841,6 +5032,94 @@
                 <w:szCs w:val="22"/>
                 <w:color w:val="000000"/>
               </w:rPr>
+              <w:t xml:space="preserve">0.679</w:t>
+            </w:r>
+          </w:p>
+        </w:tc>
+        <w:tc>
+          <w:tcPr>
+            <w:tcBorders>
+              <w:bottom w:val="none" w:sz="0" w:space="0" w:color="000000"/>
+              <w:top w:val="none" w:sz="0" w:space="0" w:color="000000"/>
+              <w:left w:val="none" w:sz="0" w:space="0" w:color="000000"/>
+              <w:right w:val="none" w:sz="0" w:space="0" w:color="000000"/>
+            </w:tcBorders>
+            <w:shd w:val="clear" w:color="auto" w:fill="FFFFFF"/>
+            <w:tcMar>
+              <w:top w:w="0" w:type="dxa"/>
+              <w:bottom w:w="0" w:type="dxa"/>
+              <w:left w:w="0" w:type="dxa"/>
+              <w:right w:w="0" w:type="dxa"/>
+            </w:tcMar>
+            <w:vAlign w:val="center"/>
+          </w:tcPr>
+          <w:p>
+            <w:pPr>
+              <w:pStyle w:val="Normal"/>
+              <w:jc w:val="right"/>
+              <w:pBdr>
+                <w:bottom w:val="none" w:sz="0" w:space="0" w:color="000000"/>
+                <w:top w:val="none" w:sz="0" w:space="0" w:color="000000"/>
+                <w:left w:val="none" w:sz="0" w:space="0" w:color="000000"/>
+                <w:right w:val="none" w:sz="0" w:space="0" w:color="000000"/>
+              </w:pBdr>
+              <w:spacing w:after="100" w:before="100" w:line="240"/>
+              <w:ind w:left="100" w:right="100" w:firstLine="0" w:firstLineChars="0"/>
+            </w:pPr>
+            <w:r>
+              <w:rPr>
+                <w:rFonts w:ascii="Helvetica" w:hAnsi="Helvetica" w:eastAsia="Helvetica" w:cs="Helvetica"/>
+                <w:i w:val="false"/>
+                <w:b w:val="false"/>
+                <w:u w:val="none"/>
+                <w:sz w:val="22"/>
+                <w:szCs w:val="22"/>
+                <w:color w:val="000000"/>
+              </w:rPr>
+              <w:t xml:space="preserve">0.132</w:t>
+            </w:r>
+          </w:p>
+        </w:tc>
+        <w:tc>
+          <w:tcPr>
+            <w:tcBorders>
+              <w:bottom w:val="none" w:sz="0" w:space="0" w:color="000000"/>
+              <w:top w:val="none" w:sz="0" w:space="0" w:color="000000"/>
+              <w:left w:val="none" w:sz="0" w:space="0" w:color="000000"/>
+              <w:right w:val="none" w:sz="0" w:space="0" w:color="000000"/>
+            </w:tcBorders>
+            <w:shd w:val="clear" w:color="auto" w:fill="FFFFFF"/>
+            <w:tcMar>
+              <w:top w:w="0" w:type="dxa"/>
+              <w:bottom w:w="0" w:type="dxa"/>
+              <w:left w:w="0" w:type="dxa"/>
+              <w:right w:w="0" w:type="dxa"/>
+            </w:tcMar>
+            <w:vAlign w:val="center"/>
+          </w:tcPr>
+          <w:p>
+            <w:pPr>
+              <w:pStyle w:val="Normal"/>
+              <w:jc w:val="right"/>
+              <w:pBdr>
+                <w:bottom w:val="none" w:sz="0" w:space="0" w:color="000000"/>
+                <w:top w:val="none" w:sz="0" w:space="0" w:color="000000"/>
+                <w:left w:val="none" w:sz="0" w:space="0" w:color="000000"/>
+                <w:right w:val="none" w:sz="0" w:space="0" w:color="000000"/>
+              </w:pBdr>
+              <w:spacing w:after="100" w:before="100" w:line="240"/>
+              <w:ind w:left="100" w:right="100" w:firstLine="0" w:firstLineChars="0"/>
+            </w:pPr>
+            <w:r>
+              <w:rPr>
+                <w:rFonts w:ascii="Helvetica" w:hAnsi="Helvetica" w:eastAsia="Helvetica" w:cs="Helvetica"/>
+                <w:i w:val="false"/>
+                <w:b w:val="false"/>
+                <w:u w:val="none"/>
+                <w:sz w:val="22"/>
+                <w:szCs w:val="22"/>
+                <w:color w:val="000000"/>
+              </w:rPr>
               <w:t xml:space="preserve">72</w:t>
             </w:r>
           </w:p>
@@ -4062,6 +5341,50 @@
                 <w:color w:val="000000"/>
               </w:rPr>
               <w:t xml:space="preserve">0.800</w:t>
+            </w:r>
+          </w:p>
+        </w:tc>
+        <w:tc>
+          <w:tcPr>
+            <w:tcBorders>
+              <w:bottom w:val="none" w:sz="0" w:space="0" w:color="000000"/>
+              <w:top w:val="none" w:sz="0" w:space="0" w:color="000000"/>
+              <w:left w:val="none" w:sz="0" w:space="0" w:color="000000"/>
+              <w:right w:val="none" w:sz="0" w:space="0" w:color="000000"/>
+            </w:tcBorders>
+            <w:shd w:val="clear" w:color="auto" w:fill="FFFFFF"/>
+            <w:tcMar>
+              <w:top w:w="0" w:type="dxa"/>
+              <w:bottom w:w="0" w:type="dxa"/>
+              <w:left w:w="0" w:type="dxa"/>
+              <w:right w:w="0" w:type="dxa"/>
+            </w:tcMar>
+            <w:vAlign w:val="center"/>
+          </w:tcPr>
+          <w:p>
+            <w:pPr>
+              <w:pStyle w:val="Normal"/>
+              <w:jc w:val="right"/>
+              <w:pBdr>
+                <w:bottom w:val="none" w:sz="0" w:space="0" w:color="000000"/>
+                <w:top w:val="none" w:sz="0" w:space="0" w:color="000000"/>
+                <w:left w:val="none" w:sz="0" w:space="0" w:color="000000"/>
+                <w:right w:val="none" w:sz="0" w:space="0" w:color="000000"/>
+              </w:pBdr>
+              <w:spacing w:after="100" w:before="100" w:line="240"/>
+              <w:ind w:left="100" w:right="100" w:firstLine="0" w:firstLineChars="0"/>
+            </w:pPr>
+            <w:r>
+              <w:rPr>
+                <w:rFonts w:ascii="Helvetica" w:hAnsi="Helvetica" w:eastAsia="Helvetica" w:cs="Helvetica"/>
+                <w:i w:val="false"/>
+                <w:b w:val="false"/>
+                <w:u w:val="none"/>
+                <w:sz w:val="22"/>
+                <w:szCs w:val="22"/>
+                <w:color w:val="000000"/>
+              </w:rPr>
+              <w:t xml:space="preserve">-2.012</w:t>
             </w:r>
           </w:p>
         </w:tc>
@@ -4243,6 +5566,94 @@
                 <w:szCs w:val="22"/>
                 <w:color w:val="000000"/>
               </w:rPr>
+              <w:t xml:space="preserve"/>
+            </w:r>
+          </w:p>
+        </w:tc>
+        <w:tc>
+          <w:tcPr>
+            <w:tcBorders>
+              <w:bottom w:val="none" w:sz="0" w:space="0" w:color="000000"/>
+              <w:top w:val="none" w:sz="0" w:space="0" w:color="000000"/>
+              <w:left w:val="none" w:sz="0" w:space="0" w:color="000000"/>
+              <w:right w:val="none" w:sz="0" w:space="0" w:color="000000"/>
+            </w:tcBorders>
+            <w:shd w:val="clear" w:color="auto" w:fill="FFFFFF"/>
+            <w:tcMar>
+              <w:top w:w="0" w:type="dxa"/>
+              <w:bottom w:w="0" w:type="dxa"/>
+              <w:left w:w="0" w:type="dxa"/>
+              <w:right w:w="0" w:type="dxa"/>
+            </w:tcMar>
+            <w:vAlign w:val="center"/>
+          </w:tcPr>
+          <w:p>
+            <w:pPr>
+              <w:pStyle w:val="Normal"/>
+              <w:jc w:val="right"/>
+              <w:pBdr>
+                <w:bottom w:val="none" w:sz="0" w:space="0" w:color="000000"/>
+                <w:top w:val="none" w:sz="0" w:space="0" w:color="000000"/>
+                <w:left w:val="none" w:sz="0" w:space="0" w:color="000000"/>
+                <w:right w:val="none" w:sz="0" w:space="0" w:color="000000"/>
+              </w:pBdr>
+              <w:spacing w:after="100" w:before="100" w:line="240"/>
+              <w:ind w:left="100" w:right="100" w:firstLine="0" w:firstLineChars="0"/>
+            </w:pPr>
+            <w:r>
+              <w:rPr>
+                <w:rFonts w:ascii="Helvetica" w:hAnsi="Helvetica" w:eastAsia="Helvetica" w:cs="Helvetica"/>
+                <w:i w:val="false"/>
+                <w:b w:val="false"/>
+                <w:u w:val="none"/>
+                <w:sz w:val="22"/>
+                <w:szCs w:val="22"/>
+                <w:color w:val="000000"/>
+              </w:rPr>
+              <w:t xml:space="preserve"/>
+            </w:r>
+          </w:p>
+        </w:tc>
+        <w:tc>
+          <w:tcPr>
+            <w:tcBorders>
+              <w:bottom w:val="none" w:sz="0" w:space="0" w:color="000000"/>
+              <w:top w:val="none" w:sz="0" w:space="0" w:color="000000"/>
+              <w:left w:val="none" w:sz="0" w:space="0" w:color="000000"/>
+              <w:right w:val="none" w:sz="0" w:space="0" w:color="000000"/>
+            </w:tcBorders>
+            <w:shd w:val="clear" w:color="auto" w:fill="FFFFFF"/>
+            <w:tcMar>
+              <w:top w:w="0" w:type="dxa"/>
+              <w:bottom w:w="0" w:type="dxa"/>
+              <w:left w:w="0" w:type="dxa"/>
+              <w:right w:w="0" w:type="dxa"/>
+            </w:tcMar>
+            <w:vAlign w:val="center"/>
+          </w:tcPr>
+          <w:p>
+            <w:pPr>
+              <w:pStyle w:val="Normal"/>
+              <w:jc w:val="right"/>
+              <w:pBdr>
+                <w:bottom w:val="none" w:sz="0" w:space="0" w:color="000000"/>
+                <w:top w:val="none" w:sz="0" w:space="0" w:color="000000"/>
+                <w:left w:val="none" w:sz="0" w:space="0" w:color="000000"/>
+                <w:right w:val="none" w:sz="0" w:space="0" w:color="000000"/>
+              </w:pBdr>
+              <w:spacing w:after="100" w:before="100" w:line="240"/>
+              <w:ind w:left="100" w:right="100" w:firstLine="0" w:firstLineChars="0"/>
+            </w:pPr>
+            <w:r>
+              <w:rPr>
+                <w:rFonts w:ascii="Helvetica" w:hAnsi="Helvetica" w:eastAsia="Helvetica" w:cs="Helvetica"/>
+                <w:i w:val="false"/>
+                <w:b w:val="false"/>
+                <w:u w:val="none"/>
+                <w:sz w:val="22"/>
+                <w:szCs w:val="22"/>
+                <w:color w:val="000000"/>
+              </w:rPr>
               <w:t xml:space="preserve">72</w:t>
             </w:r>
           </w:p>
@@ -4464,6 +5875,50 @@
                 <w:color w:val="000000"/>
               </w:rPr>
               <w:t xml:space="preserve">2.531</w:t>
+            </w:r>
+          </w:p>
+        </w:tc>
+        <w:tc>
+          <w:tcPr>
+            <w:tcBorders>
+              <w:bottom w:val="none" w:sz="0" w:space="0" w:color="000000"/>
+              <w:top w:val="none" w:sz="0" w:space="0" w:color="000000"/>
+              <w:left w:val="none" w:sz="0" w:space="0" w:color="000000"/>
+              <w:right w:val="none" w:sz="0" w:space="0" w:color="000000"/>
+            </w:tcBorders>
+            <w:shd w:val="clear" w:color="auto" w:fill="FFFFFF"/>
+            <w:tcMar>
+              <w:top w:w="0" w:type="dxa"/>
+              <w:bottom w:w="0" w:type="dxa"/>
+              <w:left w:w="0" w:type="dxa"/>
+              <w:right w:w="0" w:type="dxa"/>
+            </w:tcMar>
+            <w:vAlign w:val="center"/>
+          </w:tcPr>
+          <w:p>
+            <w:pPr>
+              <w:pStyle w:val="Normal"/>
+              <w:jc w:val="right"/>
+              <w:pBdr>
+                <w:bottom w:val="none" w:sz="0" w:space="0" w:color="000000"/>
+                <w:top w:val="none" w:sz="0" w:space="0" w:color="000000"/>
+                <w:left w:val="none" w:sz="0" w:space="0" w:color="000000"/>
+                <w:right w:val="none" w:sz="0" w:space="0" w:color="000000"/>
+              </w:pBdr>
+              <w:spacing w:after="100" w:before="100" w:line="240"/>
+              <w:ind w:left="100" w:right="100" w:firstLine="0" w:firstLineChars="0"/>
+            </w:pPr>
+            <w:r>
+              <w:rPr>
+                <w:rFonts w:ascii="Helvetica" w:hAnsi="Helvetica" w:eastAsia="Helvetica" w:cs="Helvetica"/>
+                <w:i w:val="false"/>
+                <w:b w:val="false"/>
+                <w:u w:val="none"/>
+                <w:sz w:val="22"/>
+                <w:szCs w:val="22"/>
+                <w:color w:val="000000"/>
+              </w:rPr>
+              <w:t xml:space="preserve">30.520</w:t>
             </w:r>
           </w:p>
         </w:tc>
@@ -4645,6 +6100,94 @@
                 <w:szCs w:val="22"/>
                 <w:color w:val="000000"/>
               </w:rPr>
+              <w:t xml:space="preserve"/>
+            </w:r>
+          </w:p>
+        </w:tc>
+        <w:tc>
+          <w:tcPr>
+            <w:tcBorders>
+              <w:bottom w:val="none" w:sz="0" w:space="0" w:color="000000"/>
+              <w:top w:val="none" w:sz="0" w:space="0" w:color="000000"/>
+              <w:left w:val="none" w:sz="0" w:space="0" w:color="000000"/>
+              <w:right w:val="none" w:sz="0" w:space="0" w:color="000000"/>
+            </w:tcBorders>
+            <w:shd w:val="clear" w:color="auto" w:fill="FFFFFF"/>
+            <w:tcMar>
+              <w:top w:w="0" w:type="dxa"/>
+              <w:bottom w:w="0" w:type="dxa"/>
+              <w:left w:w="0" w:type="dxa"/>
+              <w:right w:w="0" w:type="dxa"/>
+            </w:tcMar>
+            <w:vAlign w:val="center"/>
+          </w:tcPr>
+          <w:p>
+            <w:pPr>
+              <w:pStyle w:val="Normal"/>
+              <w:jc w:val="right"/>
+              <w:pBdr>
+                <w:bottom w:val="none" w:sz="0" w:space="0" w:color="000000"/>
+                <w:top w:val="none" w:sz="0" w:space="0" w:color="000000"/>
+                <w:left w:val="none" w:sz="0" w:space="0" w:color="000000"/>
+                <w:right w:val="none" w:sz="0" w:space="0" w:color="000000"/>
+              </w:pBdr>
+              <w:spacing w:after="100" w:before="100" w:line="240"/>
+              <w:ind w:left="100" w:right="100" w:firstLine="0" w:firstLineChars="0"/>
+            </w:pPr>
+            <w:r>
+              <w:rPr>
+                <w:rFonts w:ascii="Helvetica" w:hAnsi="Helvetica" w:eastAsia="Helvetica" w:cs="Helvetica"/>
+                <w:i w:val="false"/>
+                <w:b w:val="false"/>
+                <w:u w:val="none"/>
+                <w:sz w:val="22"/>
+                <w:szCs w:val="22"/>
+                <w:color w:val="000000"/>
+              </w:rPr>
+              <w:t xml:space="preserve"/>
+            </w:r>
+          </w:p>
+        </w:tc>
+        <w:tc>
+          <w:tcPr>
+            <w:tcBorders>
+              <w:bottom w:val="none" w:sz="0" w:space="0" w:color="000000"/>
+              <w:top w:val="none" w:sz="0" w:space="0" w:color="000000"/>
+              <w:left w:val="none" w:sz="0" w:space="0" w:color="000000"/>
+              <w:right w:val="none" w:sz="0" w:space="0" w:color="000000"/>
+            </w:tcBorders>
+            <w:shd w:val="clear" w:color="auto" w:fill="FFFFFF"/>
+            <w:tcMar>
+              <w:top w:w="0" w:type="dxa"/>
+              <w:bottom w:w="0" w:type="dxa"/>
+              <w:left w:w="0" w:type="dxa"/>
+              <w:right w:w="0" w:type="dxa"/>
+            </w:tcMar>
+            <w:vAlign w:val="center"/>
+          </w:tcPr>
+          <w:p>
+            <w:pPr>
+              <w:pStyle w:val="Normal"/>
+              <w:jc w:val="right"/>
+              <w:pBdr>
+                <w:bottom w:val="none" w:sz="0" w:space="0" w:color="000000"/>
+                <w:top w:val="none" w:sz="0" w:space="0" w:color="000000"/>
+                <w:left w:val="none" w:sz="0" w:space="0" w:color="000000"/>
+                <w:right w:val="none" w:sz="0" w:space="0" w:color="000000"/>
+              </w:pBdr>
+              <w:spacing w:after="100" w:before="100" w:line="240"/>
+              <w:ind w:left="100" w:right="100" w:firstLine="0" w:firstLineChars="0"/>
+            </w:pPr>
+            <w:r>
+              <w:rPr>
+                <w:rFonts w:ascii="Helvetica" w:hAnsi="Helvetica" w:eastAsia="Helvetica" w:cs="Helvetica"/>
+                <w:i w:val="false"/>
+                <w:b w:val="false"/>
+                <w:u w:val="none"/>
+                <w:sz w:val="22"/>
+                <w:szCs w:val="22"/>
+                <w:color w:val="000000"/>
+              </w:rPr>
               <w:t xml:space="preserve">72</w:t>
             </w:r>
           </w:p>
@@ -4866,6 +6409,50 @@
                 <w:color w:val="000000"/>
               </w:rPr>
               <w:t xml:space="preserve">2.873</w:t>
+            </w:r>
+          </w:p>
+        </w:tc>
+        <w:tc>
+          <w:tcPr>
+            <w:tcBorders>
+              <w:bottom w:val="none" w:sz="0" w:space="0" w:color="000000"/>
+              <w:top w:val="none" w:sz="0" w:space="0" w:color="000000"/>
+              <w:left w:val="none" w:sz="0" w:space="0" w:color="000000"/>
+              <w:right w:val="none" w:sz="0" w:space="0" w:color="000000"/>
+            </w:tcBorders>
+            <w:shd w:val="clear" w:color="auto" w:fill="FFFFFF"/>
+            <w:tcMar>
+              <w:top w:w="0" w:type="dxa"/>
+              <w:bottom w:w="0" w:type="dxa"/>
+              <w:left w:w="0" w:type="dxa"/>
+              <w:right w:w="0" w:type="dxa"/>
+            </w:tcMar>
+            <w:vAlign w:val="center"/>
+          </w:tcPr>
+          <w:p>
+            <w:pPr>
+              <w:pStyle w:val="Normal"/>
+              <w:jc w:val="right"/>
+              <w:pBdr>
+                <w:bottom w:val="none" w:sz="0" w:space="0" w:color="000000"/>
+                <w:top w:val="none" w:sz="0" w:space="0" w:color="000000"/>
+                <w:left w:val="none" w:sz="0" w:space="0" w:color="000000"/>
+                <w:right w:val="none" w:sz="0" w:space="0" w:color="000000"/>
+              </w:pBdr>
+              <w:spacing w:after="100" w:before="100" w:line="240"/>
+              <w:ind w:left="100" w:right="100" w:firstLine="0" w:firstLineChars="0"/>
+            </w:pPr>
+            <w:r>
+              <w:rPr>
+                <w:rFonts w:ascii="Helvetica" w:hAnsi="Helvetica" w:eastAsia="Helvetica" w:cs="Helvetica"/>
+                <w:i w:val="false"/>
+                <w:b w:val="false"/>
+                <w:u w:val="none"/>
+                <w:sz w:val="22"/>
+                <w:szCs w:val="22"/>
+                <w:color w:val="000000"/>
+              </w:rPr>
+              <w:t xml:space="preserve">7.296</w:t>
             </w:r>
           </w:p>
         </w:tc>
@@ -5047,6 +6634,94 @@
                 <w:szCs w:val="22"/>
                 <w:color w:val="000000"/>
               </w:rPr>
+              <w:t xml:space="preserve">-1.700</w:t>
+            </w:r>
+          </w:p>
+        </w:tc>
+        <w:tc>
+          <w:tcPr>
+            <w:tcBorders>
+              <w:bottom w:val="single" w:sz="12" w:space="0" w:color="666666"/>
+              <w:top w:val="none" w:sz="0" w:space="0" w:color="000000"/>
+              <w:left w:val="none" w:sz="0" w:space="0" w:color="000000"/>
+              <w:right w:val="none" w:sz="0" w:space="0" w:color="000000"/>
+            </w:tcBorders>
+            <w:shd w:val="clear" w:color="auto" w:fill="FFFFFF"/>
+            <w:tcMar>
+              <w:top w:w="0" w:type="dxa"/>
+              <w:bottom w:w="0" w:type="dxa"/>
+              <w:left w:w="0" w:type="dxa"/>
+              <w:right w:w="0" w:type="dxa"/>
+            </w:tcMar>
+            <w:vAlign w:val="center"/>
+          </w:tcPr>
+          <w:p>
+            <w:pPr>
+              <w:pStyle w:val="Normal"/>
+              <w:jc w:val="right"/>
+              <w:pBdr>
+                <w:bottom w:val="none" w:sz="0" w:space="0" w:color="000000"/>
+                <w:top w:val="none" w:sz="0" w:space="0" w:color="000000"/>
+                <w:left w:val="none" w:sz="0" w:space="0" w:color="000000"/>
+                <w:right w:val="none" w:sz="0" w:space="0" w:color="000000"/>
+              </w:pBdr>
+              <w:spacing w:after="100" w:before="100" w:line="240"/>
+              <w:ind w:left="100" w:right="100" w:firstLine="0" w:firstLineChars="0"/>
+            </w:pPr>
+            <w:r>
+              <w:rPr>
+                <w:rFonts w:ascii="Helvetica" w:hAnsi="Helvetica" w:eastAsia="Helvetica" w:cs="Helvetica"/>
+                <w:i w:val="false"/>
+                <w:b w:val="false"/>
+                <w:u w:val="none"/>
+                <w:sz w:val="22"/>
+                <w:szCs w:val="22"/>
+                <w:color w:val="000000"/>
+              </w:rPr>
+              <w:t xml:space="preserve">0.458</w:t>
+            </w:r>
+          </w:p>
+        </w:tc>
+        <w:tc>
+          <w:tcPr>
+            <w:tcBorders>
+              <w:bottom w:val="single" w:sz="12" w:space="0" w:color="666666"/>
+              <w:top w:val="none" w:sz="0" w:space="0" w:color="000000"/>
+              <w:left w:val="none" w:sz="0" w:space="0" w:color="000000"/>
+              <w:right w:val="none" w:sz="0" w:space="0" w:color="000000"/>
+            </w:tcBorders>
+            <w:shd w:val="clear" w:color="auto" w:fill="FFFFFF"/>
+            <w:tcMar>
+              <w:top w:w="0" w:type="dxa"/>
+              <w:bottom w:w="0" w:type="dxa"/>
+              <w:left w:w="0" w:type="dxa"/>
+              <w:right w:w="0" w:type="dxa"/>
+            </w:tcMar>
+            <w:vAlign w:val="center"/>
+          </w:tcPr>
+          <w:p>
+            <w:pPr>
+              <w:pStyle w:val="Normal"/>
+              <w:jc w:val="right"/>
+              <w:pBdr>
+                <w:bottom w:val="none" w:sz="0" w:space="0" w:color="000000"/>
+                <w:top w:val="none" w:sz="0" w:space="0" w:color="000000"/>
+                <w:left w:val="none" w:sz="0" w:space="0" w:color="000000"/>
+                <w:right w:val="none" w:sz="0" w:space="0" w:color="000000"/>
+              </w:pBdr>
+              <w:spacing w:after="100" w:before="100" w:line="240"/>
+              <w:ind w:left="100" w:right="100" w:firstLine="0" w:firstLineChars="0"/>
+            </w:pPr>
+            <w:r>
+              <w:rPr>
+                <w:rFonts w:ascii="Helvetica" w:hAnsi="Helvetica" w:eastAsia="Helvetica" w:cs="Helvetica"/>
+                <w:i w:val="false"/>
+                <w:b w:val="false"/>
+                <w:u w:val="none"/>
+                <w:sz w:val="22"/>
+                <w:szCs w:val="22"/>
+                <w:color w:val="000000"/>
+              </w:rPr>
               <w:t xml:space="preserve">72</w:t>
             </w:r>
           </w:p>
@@ -5268,6 +6943,50 @@
                 <w:color w:val="000000"/>
               </w:rPr>
               <w:t xml:space="preserve">2.482</w:t>
+            </w:r>
+          </w:p>
+        </w:tc>
+        <w:tc>
+          <w:tcPr>
+            <w:tcBorders>
+              <w:bottom w:val="single" w:sz="12" w:space="0" w:color="666666"/>
+              <w:top w:val="none" w:sz="0" w:space="0" w:color="000000"/>
+              <w:left w:val="none" w:sz="0" w:space="0" w:color="000000"/>
+              <w:right w:val="none" w:sz="0" w:space="0" w:color="000000"/>
+            </w:tcBorders>
+            <w:shd w:val="clear" w:color="auto" w:fill="FFFFFF"/>
+            <w:tcMar>
+              <w:top w:w="0" w:type="dxa"/>
+              <w:bottom w:w="0" w:type="dxa"/>
+              <w:left w:w="0" w:type="dxa"/>
+              <w:right w:w="0" w:type="dxa"/>
+            </w:tcMar>
+            <w:vAlign w:val="center"/>
+          </w:tcPr>
+          <w:p>
+            <w:pPr>
+              <w:pStyle w:val="Normal"/>
+              <w:jc w:val="right"/>
+              <w:pBdr>
+                <w:bottom w:val="none" w:sz="0" w:space="0" w:color="000000"/>
+                <w:top w:val="none" w:sz="0" w:space="0" w:color="000000"/>
+                <w:left w:val="none" w:sz="0" w:space="0" w:color="000000"/>
+                <w:right w:val="none" w:sz="0" w:space="0" w:color="000000"/>
+              </w:pBdr>
+              <w:spacing w:after="100" w:before="100" w:line="240"/>
+              <w:ind w:left="100" w:right="100" w:firstLine="0" w:firstLineChars="0"/>
+            </w:pPr>
+            <w:r>
+              <w:rPr>
+                <w:rFonts w:ascii="Helvetica" w:hAnsi="Helvetica" w:eastAsia="Helvetica" w:cs="Helvetica"/>
+                <w:i w:val="false"/>
+                <w:b w:val="false"/>
+                <w:u w:val="none"/>
+                <w:sz w:val="22"/>
+                <w:szCs w:val="22"/>
+                <w:color w:val="000000"/>
+              </w:rPr>
+              <w:t xml:space="preserve">20.106</w:t>
             </w:r>
           </w:p>
         </w:tc>
@@ -5309,16 +7028,19 @@
         <w:gridCol w:w="1401"/>
         <w:gridCol w:w="1291"/>
         <w:gridCol w:w="2184"/>
+        <w:gridCol w:w="1854"/>
+        <w:gridCol w:w="1621"/>
         <w:gridCol w:w="655"/>
         <w:gridCol w:w="1046"/>
         <w:gridCol w:w="961"/>
         <w:gridCol w:w="961"/>
         <w:gridCol w:w="1034"/>
         <w:gridCol w:w="961"/>
+        <w:gridCol w:w="1157"/>
       </w:tblGrid>
       <w:tr>
         <w:trPr>
-          <w:trHeight w:val="618" w:hRule="auto"/>
+          <w:trHeight w:val="619" w:hRule="auto"/>
           <w:tblHeader/>
         </w:trPr>
         header 1
@@ -5494,7 +7216,7 @@
                 <w:szCs w:val="22"/>
                 <w:color w:val="000000"/>
               </w:rPr>
-              <w:t xml:space="preserve">N</w:t>
+              <w:t xml:space="preserve">Intercept value</w:t>
             </w:r>
           </w:p>
         </w:tc>
@@ -5538,7 +7260,7 @@
                 <w:szCs w:val="22"/>
                 <w:color w:val="000000"/>
               </w:rPr>
-              <w:t xml:space="preserve">RMSE</w:t>
+              <w:t xml:space="preserve">Intercept SE</w:t>
             </w:r>
           </w:p>
         </w:tc>
@@ -5582,7 +7304,7 @@
                 <w:szCs w:val="22"/>
                 <w:color w:val="000000"/>
               </w:rPr>
-              <w:t xml:space="preserve">MAE</w:t>
+              <w:t xml:space="preserve">N</w:t>
             </w:r>
           </w:p>
         </w:tc>
@@ -5626,7 +7348,7 @@
                 <w:szCs w:val="22"/>
                 <w:color w:val="000000"/>
               </w:rPr>
-              <w:t xml:space="preserve">MSE</w:t>
+              <w:t xml:space="preserve">RMSE</w:t>
             </w:r>
           </w:p>
         </w:tc>
@@ -5670,7 +7392,7 @@
                 <w:szCs w:val="22"/>
                 <w:color w:val="000000"/>
               </w:rPr>
-              <w:t xml:space="preserve">MSD</w:t>
+              <w:t xml:space="preserve">MAE</w:t>
             </w:r>
           </w:p>
         </w:tc>
@@ -5714,7 +7436,139 @@
                 <w:szCs w:val="22"/>
                 <w:color w:val="000000"/>
               </w:rPr>
+              <w:t xml:space="preserve">MSE</w:t>
+            </w:r>
+          </w:p>
+        </w:tc>
+        <w:tc>
+          <w:tcPr>
+            <w:tcBorders>
+              <w:bottom w:val="single" w:sz="12" w:space="0" w:color="666666"/>
+              <w:top w:val="single" w:sz="12" w:space="0" w:color="666666"/>
+              <w:left w:val="none" w:sz="0" w:space="0" w:color="000000"/>
+              <w:right w:val="none" w:sz="0" w:space="0" w:color="000000"/>
+            </w:tcBorders>
+            <w:shd w:val="clear" w:color="auto" w:fill="FFFFFF"/>
+            <w:tcMar>
+              <w:top w:w="0" w:type="dxa"/>
+              <w:bottom w:w="0" w:type="dxa"/>
+              <w:left w:w="0" w:type="dxa"/>
+              <w:right w:w="0" w:type="dxa"/>
+            </w:tcMar>
+            <w:vAlign w:val="center"/>
+          </w:tcPr>
+          <w:p>
+            <w:pPr>
+              <w:pStyle w:val="Normal"/>
+              <w:jc w:val="right"/>
+              <w:pBdr>
+                <w:bottom w:val="none" w:sz="0" w:space="0" w:color="000000"/>
+                <w:top w:val="none" w:sz="0" w:space="0" w:color="000000"/>
+                <w:left w:val="none" w:sz="0" w:space="0" w:color="000000"/>
+                <w:right w:val="none" w:sz="0" w:space="0" w:color="000000"/>
+              </w:pBdr>
+              <w:spacing w:after="100" w:before="100" w:line="240"/>
+              <w:ind w:left="100" w:right="100" w:firstLine="0" w:firstLineChars="0"/>
+            </w:pPr>
+            <w:r>
+              <w:rPr>
+                <w:rFonts w:ascii="Helvetica" w:hAnsi="Helvetica" w:eastAsia="Helvetica" w:cs="Helvetica"/>
+                <w:i w:val="false"/>
+                <w:b w:val="false"/>
+                <w:u w:val="none"/>
+                <w:sz w:val="22"/>
+                <w:szCs w:val="22"/>
+                <w:color w:val="000000"/>
+              </w:rPr>
+              <w:t xml:space="preserve">MSD</w:t>
+            </w:r>
+          </w:p>
+        </w:tc>
+        <w:tc>
+          <w:tcPr>
+            <w:tcBorders>
+              <w:bottom w:val="single" w:sz="12" w:space="0" w:color="666666"/>
+              <w:top w:val="single" w:sz="12" w:space="0" w:color="666666"/>
+              <w:left w:val="none" w:sz="0" w:space="0" w:color="000000"/>
+              <w:right w:val="none" w:sz="0" w:space="0" w:color="000000"/>
+            </w:tcBorders>
+            <w:shd w:val="clear" w:color="auto" w:fill="FFFFFF"/>
+            <w:tcMar>
+              <w:top w:w="0" w:type="dxa"/>
+              <w:bottom w:w="0" w:type="dxa"/>
+              <w:left w:w="0" w:type="dxa"/>
+              <w:right w:w="0" w:type="dxa"/>
+            </w:tcMar>
+            <w:vAlign w:val="center"/>
+          </w:tcPr>
+          <w:p>
+            <w:pPr>
+              <w:pStyle w:val="Normal"/>
+              <w:jc w:val="right"/>
+              <w:pBdr>
+                <w:bottom w:val="none" w:sz="0" w:space="0" w:color="000000"/>
+                <w:top w:val="none" w:sz="0" w:space="0" w:color="000000"/>
+                <w:left w:val="none" w:sz="0" w:space="0" w:color="000000"/>
+                <w:right w:val="none" w:sz="0" w:space="0" w:color="000000"/>
+              </w:pBdr>
+              <w:spacing w:after="100" w:before="100" w:line="240"/>
+              <w:ind w:left="100" w:right="100" w:firstLine="0" w:firstLineChars="0"/>
+            </w:pPr>
+            <w:r>
+              <w:rPr>
+                <w:rFonts w:ascii="Helvetica" w:hAnsi="Helvetica" w:eastAsia="Helvetica" w:cs="Helvetica"/>
+                <w:i w:val="false"/>
+                <w:b w:val="false"/>
+                <w:u w:val="none"/>
+                <w:sz w:val="22"/>
+                <w:szCs w:val="22"/>
+                <w:color w:val="000000"/>
+              </w:rPr>
               <w:t xml:space="preserve">MAD</w:t>
+            </w:r>
+          </w:p>
+        </w:tc>
+        <w:tc>
+          <w:tcPr>
+            <w:tcBorders>
+              <w:bottom w:val="single" w:sz="12" w:space="0" w:color="666666"/>
+              <w:top w:val="single" w:sz="12" w:space="0" w:color="666666"/>
+              <w:left w:val="none" w:sz="0" w:space="0" w:color="000000"/>
+              <w:right w:val="none" w:sz="0" w:space="0" w:color="000000"/>
+            </w:tcBorders>
+            <w:shd w:val="clear" w:color="auto" w:fill="FFFFFF"/>
+            <w:tcMar>
+              <w:top w:w="0" w:type="dxa"/>
+              <w:bottom w:w="0" w:type="dxa"/>
+              <w:left w:w="0" w:type="dxa"/>
+              <w:right w:w="0" w:type="dxa"/>
+            </w:tcMar>
+            <w:vAlign w:val="center"/>
+          </w:tcPr>
+          <w:p>
+            <w:pPr>
+              <w:pStyle w:val="Normal"/>
+              <w:jc w:val="right"/>
+              <w:pBdr>
+                <w:bottom w:val="none" w:sz="0" w:space="0" w:color="000000"/>
+                <w:top w:val="none" w:sz="0" w:space="0" w:color="000000"/>
+                <w:left w:val="none" w:sz="0" w:space="0" w:color="000000"/>
+                <w:right w:val="none" w:sz="0" w:space="0" w:color="000000"/>
+              </w:pBdr>
+              <w:spacing w:after="100" w:before="100" w:line="240"/>
+              <w:ind w:left="100" w:right="100" w:firstLine="0" w:firstLineChars="0"/>
+            </w:pPr>
+            <w:r>
+              <w:rPr>
+                <w:rFonts w:ascii="Helvetica" w:hAnsi="Helvetica" w:eastAsia="Helvetica" w:cs="Helvetica"/>
+                <w:i w:val="false"/>
+                <w:b w:val="false"/>
+                <w:u w:val="none"/>
+                <w:sz w:val="22"/>
+                <w:szCs w:val="22"/>
+                <w:color w:val="000000"/>
+              </w:rPr>
+              <w:t xml:space="preserve">MRSD</w:t>
             </w:r>
           </w:p>
         </w:tc>
@@ -5896,6 +7750,94 @@
                 <w:szCs w:val="22"/>
                 <w:color w:val="000000"/>
               </w:rPr>
+              <w:t xml:space="preserve">0.066</w:t>
+            </w:r>
+          </w:p>
+        </w:tc>
+        <w:tc>
+          <w:tcPr>
+            <w:tcBorders>
+              <w:bottom w:val="none" w:sz="0" w:space="0" w:color="000000"/>
+              <w:top w:val="single" w:sz="12" w:space="0" w:color="666666"/>
+              <w:left w:val="none" w:sz="0" w:space="0" w:color="000000"/>
+              <w:right w:val="none" w:sz="0" w:space="0" w:color="000000"/>
+            </w:tcBorders>
+            <w:shd w:val="clear" w:color="auto" w:fill="FFFFFF"/>
+            <w:tcMar>
+              <w:top w:w="0" w:type="dxa"/>
+              <w:bottom w:w="0" w:type="dxa"/>
+              <w:left w:w="0" w:type="dxa"/>
+              <w:right w:w="0" w:type="dxa"/>
+            </w:tcMar>
+            <w:vAlign w:val="center"/>
+          </w:tcPr>
+          <w:p>
+            <w:pPr>
+              <w:pStyle w:val="Normal"/>
+              <w:jc w:val="right"/>
+              <w:pBdr>
+                <w:bottom w:val="none" w:sz="0" w:space="0" w:color="000000"/>
+                <w:top w:val="none" w:sz="0" w:space="0" w:color="000000"/>
+                <w:left w:val="none" w:sz="0" w:space="0" w:color="000000"/>
+                <w:right w:val="none" w:sz="0" w:space="0" w:color="000000"/>
+              </w:pBdr>
+              <w:spacing w:after="100" w:before="100" w:line="240"/>
+              <w:ind w:left="100" w:right="100" w:firstLine="0" w:firstLineChars="0"/>
+            </w:pPr>
+            <w:r>
+              <w:rPr>
+                <w:rFonts w:ascii="Helvetica" w:hAnsi="Helvetica" w:eastAsia="Helvetica" w:cs="Helvetica"/>
+                <w:i w:val="false"/>
+                <w:b w:val="false"/>
+                <w:u w:val="none"/>
+                <w:sz w:val="22"/>
+                <w:szCs w:val="22"/>
+                <w:color w:val="000000"/>
+              </w:rPr>
+              <w:t xml:space="preserve">0.013</w:t>
+            </w:r>
+          </w:p>
+        </w:tc>
+        <w:tc>
+          <w:tcPr>
+            <w:tcBorders>
+              <w:bottom w:val="none" w:sz="0" w:space="0" w:color="000000"/>
+              <w:top w:val="single" w:sz="12" w:space="0" w:color="666666"/>
+              <w:left w:val="none" w:sz="0" w:space="0" w:color="000000"/>
+              <w:right w:val="none" w:sz="0" w:space="0" w:color="000000"/>
+            </w:tcBorders>
+            <w:shd w:val="clear" w:color="auto" w:fill="FFFFFF"/>
+            <w:tcMar>
+              <w:top w:w="0" w:type="dxa"/>
+              <w:bottom w:w="0" w:type="dxa"/>
+              <w:left w:w="0" w:type="dxa"/>
+              <w:right w:w="0" w:type="dxa"/>
+            </w:tcMar>
+            <w:vAlign w:val="center"/>
+          </w:tcPr>
+          <w:p>
+            <w:pPr>
+              <w:pStyle w:val="Normal"/>
+              <w:jc w:val="right"/>
+              <w:pBdr>
+                <w:bottom w:val="none" w:sz="0" w:space="0" w:color="000000"/>
+                <w:top w:val="none" w:sz="0" w:space="0" w:color="000000"/>
+                <w:left w:val="none" w:sz="0" w:space="0" w:color="000000"/>
+                <w:right w:val="none" w:sz="0" w:space="0" w:color="000000"/>
+              </w:pBdr>
+              <w:spacing w:after="100" w:before="100" w:line="240"/>
+              <w:ind w:left="100" w:right="100" w:firstLine="0" w:firstLineChars="0"/>
+            </w:pPr>
+            <w:r>
+              <w:rPr>
+                <w:rFonts w:ascii="Helvetica" w:hAnsi="Helvetica" w:eastAsia="Helvetica" w:cs="Helvetica"/>
+                <w:i w:val="false"/>
+                <w:b w:val="false"/>
+                <w:u w:val="none"/>
+                <w:sz w:val="22"/>
+                <w:szCs w:val="22"/>
+                <w:color w:val="000000"/>
+              </w:rPr>
               <w:t xml:space="preserve">72</w:t>
             </w:r>
           </w:p>
@@ -6117,6 +8059,50 @@
                 <w:color w:val="000000"/>
               </w:rPr>
               <w:t xml:space="preserve">0.061</w:t>
+            </w:r>
+          </w:p>
+        </w:tc>
+        <w:tc>
+          <w:tcPr>
+            <w:tcBorders>
+              <w:bottom w:val="none" w:sz="0" w:space="0" w:color="000000"/>
+              <w:top w:val="single" w:sz="12" w:space="0" w:color="666666"/>
+              <w:left w:val="none" w:sz="0" w:space="0" w:color="000000"/>
+              <w:right w:val="none" w:sz="0" w:space="0" w:color="000000"/>
+            </w:tcBorders>
+            <w:shd w:val="clear" w:color="auto" w:fill="FFFFFF"/>
+            <w:tcMar>
+              <w:top w:w="0" w:type="dxa"/>
+              <w:bottom w:w="0" w:type="dxa"/>
+              <w:left w:w="0" w:type="dxa"/>
+              <w:right w:w="0" w:type="dxa"/>
+            </w:tcMar>
+            <w:vAlign w:val="center"/>
+          </w:tcPr>
+          <w:p>
+            <w:pPr>
+              <w:pStyle w:val="Normal"/>
+              <w:jc w:val="right"/>
+              <w:pBdr>
+                <w:bottom w:val="none" w:sz="0" w:space="0" w:color="000000"/>
+                <w:top w:val="none" w:sz="0" w:space="0" w:color="000000"/>
+                <w:left w:val="none" w:sz="0" w:space="0" w:color="000000"/>
+                <w:right w:val="none" w:sz="0" w:space="0" w:color="000000"/>
+              </w:pBdr>
+              <w:spacing w:after="100" w:before="100" w:line="240"/>
+              <w:ind w:left="100" w:right="100" w:firstLine="0" w:firstLineChars="0"/>
+            </w:pPr>
+            <w:r>
+              <w:rPr>
+                <w:rFonts w:ascii="Helvetica" w:hAnsi="Helvetica" w:eastAsia="Helvetica" w:cs="Helvetica"/>
+                <w:i w:val="false"/>
+                <w:b w:val="false"/>
+                <w:u w:val="none"/>
+                <w:sz w:val="22"/>
+                <w:szCs w:val="22"/>
+                <w:color w:val="000000"/>
+              </w:rPr>
+              <w:t xml:space="preserve">-15.799</w:t>
             </w:r>
           </w:p>
         </w:tc>
@@ -6298,6 +8284,94 @@
                 <w:szCs w:val="22"/>
                 <w:color w:val="000000"/>
               </w:rPr>
+              <w:t xml:space="preserve">-0.076</w:t>
+            </w:r>
+          </w:p>
+        </w:tc>
+        <w:tc>
+          <w:tcPr>
+            <w:tcBorders>
+              <w:bottom w:val="none" w:sz="0" w:space="0" w:color="000000"/>
+              <w:top w:val="none" w:sz="0" w:space="0" w:color="000000"/>
+              <w:left w:val="none" w:sz="0" w:space="0" w:color="000000"/>
+              <w:right w:val="none" w:sz="0" w:space="0" w:color="000000"/>
+            </w:tcBorders>
+            <w:shd w:val="clear" w:color="auto" w:fill="FFFFFF"/>
+            <w:tcMar>
+              <w:top w:w="0" w:type="dxa"/>
+              <w:bottom w:w="0" w:type="dxa"/>
+              <w:left w:w="0" w:type="dxa"/>
+              <w:right w:w="0" w:type="dxa"/>
+            </w:tcMar>
+            <w:vAlign w:val="center"/>
+          </w:tcPr>
+          <w:p>
+            <w:pPr>
+              <w:pStyle w:val="Normal"/>
+              <w:jc w:val="right"/>
+              <w:pBdr>
+                <w:bottom w:val="none" w:sz="0" w:space="0" w:color="000000"/>
+                <w:top w:val="none" w:sz="0" w:space="0" w:color="000000"/>
+                <w:left w:val="none" w:sz="0" w:space="0" w:color="000000"/>
+                <w:right w:val="none" w:sz="0" w:space="0" w:color="000000"/>
+              </w:pBdr>
+              <w:spacing w:after="100" w:before="100" w:line="240"/>
+              <w:ind w:left="100" w:right="100" w:firstLine="0" w:firstLineChars="0"/>
+            </w:pPr>
+            <w:r>
+              <w:rPr>
+                <w:rFonts w:ascii="Helvetica" w:hAnsi="Helvetica" w:eastAsia="Helvetica" w:cs="Helvetica"/>
+                <w:i w:val="false"/>
+                <w:b w:val="false"/>
+                <w:u w:val="none"/>
+                <w:sz w:val="22"/>
+                <w:szCs w:val="22"/>
+                <w:color w:val="000000"/>
+              </w:rPr>
+              <w:t xml:space="preserve">0.022</w:t>
+            </w:r>
+          </w:p>
+        </w:tc>
+        <w:tc>
+          <w:tcPr>
+            <w:tcBorders>
+              <w:bottom w:val="none" w:sz="0" w:space="0" w:color="000000"/>
+              <w:top w:val="none" w:sz="0" w:space="0" w:color="000000"/>
+              <w:left w:val="none" w:sz="0" w:space="0" w:color="000000"/>
+              <w:right w:val="none" w:sz="0" w:space="0" w:color="000000"/>
+            </w:tcBorders>
+            <w:shd w:val="clear" w:color="auto" w:fill="FFFFFF"/>
+            <w:tcMar>
+              <w:top w:w="0" w:type="dxa"/>
+              <w:bottom w:w="0" w:type="dxa"/>
+              <w:left w:w="0" w:type="dxa"/>
+              <w:right w:w="0" w:type="dxa"/>
+            </w:tcMar>
+            <w:vAlign w:val="center"/>
+          </w:tcPr>
+          <w:p>
+            <w:pPr>
+              <w:pStyle w:val="Normal"/>
+              <w:jc w:val="right"/>
+              <w:pBdr>
+                <w:bottom w:val="none" w:sz="0" w:space="0" w:color="000000"/>
+                <w:top w:val="none" w:sz="0" w:space="0" w:color="000000"/>
+                <w:left w:val="none" w:sz="0" w:space="0" w:color="000000"/>
+                <w:right w:val="none" w:sz="0" w:space="0" w:color="000000"/>
+              </w:pBdr>
+              <w:spacing w:after="100" w:before="100" w:line="240"/>
+              <w:ind w:left="100" w:right="100" w:firstLine="0" w:firstLineChars="0"/>
+            </w:pPr>
+            <w:r>
+              <w:rPr>
+                <w:rFonts w:ascii="Helvetica" w:hAnsi="Helvetica" w:eastAsia="Helvetica" w:cs="Helvetica"/>
+                <w:i w:val="false"/>
+                <w:b w:val="false"/>
+                <w:u w:val="none"/>
+                <w:sz w:val="22"/>
+                <w:szCs w:val="22"/>
+                <w:color w:val="000000"/>
+              </w:rPr>
               <w:t xml:space="preserve">72</w:t>
             </w:r>
           </w:p>
@@ -6519,6 +8593,50 @@
                 <w:color w:val="000000"/>
               </w:rPr>
               <w:t xml:space="preserve">0.073</w:t>
+            </w:r>
+          </w:p>
+        </w:tc>
+        <w:tc>
+          <w:tcPr>
+            <w:tcBorders>
+              <w:bottom w:val="none" w:sz="0" w:space="0" w:color="000000"/>
+              <w:top w:val="none" w:sz="0" w:space="0" w:color="000000"/>
+              <w:left w:val="none" w:sz="0" w:space="0" w:color="000000"/>
+              <w:right w:val="none" w:sz="0" w:space="0" w:color="000000"/>
+            </w:tcBorders>
+            <w:shd w:val="clear" w:color="auto" w:fill="FFFFFF"/>
+            <w:tcMar>
+              <w:top w:w="0" w:type="dxa"/>
+              <w:bottom w:w="0" w:type="dxa"/>
+              <w:left w:w="0" w:type="dxa"/>
+              <w:right w:w="0" w:type="dxa"/>
+            </w:tcMar>
+            <w:vAlign w:val="center"/>
+          </w:tcPr>
+          <w:p>
+            <w:pPr>
+              <w:pStyle w:val="Normal"/>
+              <w:jc w:val="right"/>
+              <w:pBdr>
+                <w:bottom w:val="none" w:sz="0" w:space="0" w:color="000000"/>
+                <w:top w:val="none" w:sz="0" w:space="0" w:color="000000"/>
+                <w:left w:val="none" w:sz="0" w:space="0" w:color="000000"/>
+                <w:right w:val="none" w:sz="0" w:space="0" w:color="000000"/>
+              </w:pBdr>
+              <w:spacing w:after="100" w:before="100" w:line="240"/>
+              <w:ind w:left="100" w:right="100" w:firstLine="0" w:firstLineChars="0"/>
+            </w:pPr>
+            <w:r>
+              <w:rPr>
+                <w:rFonts w:ascii="Helvetica" w:hAnsi="Helvetica" w:eastAsia="Helvetica" w:cs="Helvetica"/>
+                <w:i w:val="false"/>
+                <w:b w:val="false"/>
+                <w:u w:val="none"/>
+                <w:sz w:val="22"/>
+                <w:szCs w:val="22"/>
+                <w:color w:val="000000"/>
+              </w:rPr>
+              <w:t xml:space="preserve">7.762</w:t>
             </w:r>
           </w:p>
         </w:tc>
@@ -6700,6 +8818,94 @@
                 <w:szCs w:val="22"/>
                 <w:color w:val="000000"/>
               </w:rPr>
+              <w:t xml:space="preserve">-0.380</w:t>
+            </w:r>
+          </w:p>
+        </w:tc>
+        <w:tc>
+          <w:tcPr>
+            <w:tcBorders>
+              <w:bottom w:val="none" w:sz="0" w:space="0" w:color="000000"/>
+              <w:top w:val="none" w:sz="0" w:space="0" w:color="000000"/>
+              <w:left w:val="none" w:sz="0" w:space="0" w:color="000000"/>
+              <w:right w:val="none" w:sz="0" w:space="0" w:color="000000"/>
+            </w:tcBorders>
+            <w:shd w:val="clear" w:color="auto" w:fill="FFFFFF"/>
+            <w:tcMar>
+              <w:top w:w="0" w:type="dxa"/>
+              <w:bottom w:w="0" w:type="dxa"/>
+              <w:left w:w="0" w:type="dxa"/>
+              <w:right w:w="0" w:type="dxa"/>
+            </w:tcMar>
+            <w:vAlign w:val="center"/>
+          </w:tcPr>
+          <w:p>
+            <w:pPr>
+              <w:pStyle w:val="Normal"/>
+              <w:jc w:val="right"/>
+              <w:pBdr>
+                <w:bottom w:val="none" w:sz="0" w:space="0" w:color="000000"/>
+                <w:top w:val="none" w:sz="0" w:space="0" w:color="000000"/>
+                <w:left w:val="none" w:sz="0" w:space="0" w:color="000000"/>
+                <w:right w:val="none" w:sz="0" w:space="0" w:color="000000"/>
+              </w:pBdr>
+              <w:spacing w:after="100" w:before="100" w:line="240"/>
+              <w:ind w:left="100" w:right="100" w:firstLine="0" w:firstLineChars="0"/>
+            </w:pPr>
+            <w:r>
+              <w:rPr>
+                <w:rFonts w:ascii="Helvetica" w:hAnsi="Helvetica" w:eastAsia="Helvetica" w:cs="Helvetica"/>
+                <w:i w:val="false"/>
+                <w:b w:val="false"/>
+                <w:u w:val="none"/>
+                <w:sz w:val="22"/>
+                <w:szCs w:val="22"/>
+                <w:color w:val="000000"/>
+              </w:rPr>
+              <w:t xml:space="preserve">0.020</w:t>
+            </w:r>
+          </w:p>
+        </w:tc>
+        <w:tc>
+          <w:tcPr>
+            <w:tcBorders>
+              <w:bottom w:val="none" w:sz="0" w:space="0" w:color="000000"/>
+              <w:top w:val="none" w:sz="0" w:space="0" w:color="000000"/>
+              <w:left w:val="none" w:sz="0" w:space="0" w:color="000000"/>
+              <w:right w:val="none" w:sz="0" w:space="0" w:color="000000"/>
+            </w:tcBorders>
+            <w:shd w:val="clear" w:color="auto" w:fill="FFFFFF"/>
+            <w:tcMar>
+              <w:top w:w="0" w:type="dxa"/>
+              <w:bottom w:w="0" w:type="dxa"/>
+              <w:left w:w="0" w:type="dxa"/>
+              <w:right w:w="0" w:type="dxa"/>
+            </w:tcMar>
+            <w:vAlign w:val="center"/>
+          </w:tcPr>
+          <w:p>
+            <w:pPr>
+              <w:pStyle w:val="Normal"/>
+              <w:jc w:val="right"/>
+              <w:pBdr>
+                <w:bottom w:val="none" w:sz="0" w:space="0" w:color="000000"/>
+                <w:top w:val="none" w:sz="0" w:space="0" w:color="000000"/>
+                <w:left w:val="none" w:sz="0" w:space="0" w:color="000000"/>
+                <w:right w:val="none" w:sz="0" w:space="0" w:color="000000"/>
+              </w:pBdr>
+              <w:spacing w:after="100" w:before="100" w:line="240"/>
+              <w:ind w:left="100" w:right="100" w:firstLine="0" w:firstLineChars="0"/>
+            </w:pPr>
+            <w:r>
+              <w:rPr>
+                <w:rFonts w:ascii="Helvetica" w:hAnsi="Helvetica" w:eastAsia="Helvetica" w:cs="Helvetica"/>
+                <w:i w:val="false"/>
+                <w:b w:val="false"/>
+                <w:u w:val="none"/>
+                <w:sz w:val="22"/>
+                <w:szCs w:val="22"/>
+                <w:color w:val="000000"/>
+              </w:rPr>
               <w:t xml:space="preserve">72</w:t>
             </w:r>
           </w:p>
@@ -6921,6 +9127,50 @@
                 <w:color w:val="000000"/>
               </w:rPr>
               <w:t xml:space="preserve">0.090</w:t>
+            </w:r>
+          </w:p>
+        </w:tc>
+        <w:tc>
+          <w:tcPr>
+            <w:tcBorders>
+              <w:bottom w:val="none" w:sz="0" w:space="0" w:color="000000"/>
+              <w:top w:val="none" w:sz="0" w:space="0" w:color="000000"/>
+              <w:left w:val="none" w:sz="0" w:space="0" w:color="000000"/>
+              <w:right w:val="none" w:sz="0" w:space="0" w:color="000000"/>
+            </w:tcBorders>
+            <w:shd w:val="clear" w:color="auto" w:fill="FFFFFF"/>
+            <w:tcMar>
+              <w:top w:w="0" w:type="dxa"/>
+              <w:bottom w:w="0" w:type="dxa"/>
+              <w:left w:w="0" w:type="dxa"/>
+              <w:right w:w="0" w:type="dxa"/>
+            </w:tcMar>
+            <w:vAlign w:val="center"/>
+          </w:tcPr>
+          <w:p>
+            <w:pPr>
+              <w:pStyle w:val="Normal"/>
+              <w:jc w:val="right"/>
+              <w:pBdr>
+                <w:bottom w:val="none" w:sz="0" w:space="0" w:color="000000"/>
+                <w:top w:val="none" w:sz="0" w:space="0" w:color="000000"/>
+                <w:left w:val="none" w:sz="0" w:space="0" w:color="000000"/>
+                <w:right w:val="none" w:sz="0" w:space="0" w:color="000000"/>
+              </w:pBdr>
+              <w:spacing w:after="100" w:before="100" w:line="240"/>
+              <w:ind w:left="100" w:right="100" w:firstLine="0" w:firstLineChars="0"/>
+            </w:pPr>
+            <w:r>
+              <w:rPr>
+                <w:rFonts w:ascii="Helvetica" w:hAnsi="Helvetica" w:eastAsia="Helvetica" w:cs="Helvetica"/>
+                <w:i w:val="false"/>
+                <w:b w:val="false"/>
+                <w:u w:val="none"/>
+                <w:sz w:val="22"/>
+                <w:szCs w:val="22"/>
+                <w:color w:val="000000"/>
+              </w:rPr>
+              <w:t xml:space="preserve">44.958</w:t>
             </w:r>
           </w:p>
         </w:tc>
@@ -7102,6 +9352,94 @@
                 <w:szCs w:val="22"/>
                 <w:color w:val="000000"/>
               </w:rPr>
+              <w:t xml:space="preserve">-0.065</w:t>
+            </w:r>
+          </w:p>
+        </w:tc>
+        <w:tc>
+          <w:tcPr>
+            <w:tcBorders>
+              <w:bottom w:val="none" w:sz="0" w:space="0" w:color="000000"/>
+              <w:top w:val="none" w:sz="0" w:space="0" w:color="000000"/>
+              <w:left w:val="none" w:sz="0" w:space="0" w:color="000000"/>
+              <w:right w:val="none" w:sz="0" w:space="0" w:color="000000"/>
+            </w:tcBorders>
+            <w:shd w:val="clear" w:color="auto" w:fill="FFFFFF"/>
+            <w:tcMar>
+              <w:top w:w="0" w:type="dxa"/>
+              <w:bottom w:w="0" w:type="dxa"/>
+              <w:left w:w="0" w:type="dxa"/>
+              <w:right w:w="0" w:type="dxa"/>
+            </w:tcMar>
+            <w:vAlign w:val="center"/>
+          </w:tcPr>
+          <w:p>
+            <w:pPr>
+              <w:pStyle w:val="Normal"/>
+              <w:jc w:val="right"/>
+              <w:pBdr>
+                <w:bottom w:val="none" w:sz="0" w:space="0" w:color="000000"/>
+                <w:top w:val="none" w:sz="0" w:space="0" w:color="000000"/>
+                <w:left w:val="none" w:sz="0" w:space="0" w:color="000000"/>
+                <w:right w:val="none" w:sz="0" w:space="0" w:color="000000"/>
+              </w:pBdr>
+              <w:spacing w:after="100" w:before="100" w:line="240"/>
+              <w:ind w:left="100" w:right="100" w:firstLine="0" w:firstLineChars="0"/>
+            </w:pPr>
+            <w:r>
+              <w:rPr>
+                <w:rFonts w:ascii="Helvetica" w:hAnsi="Helvetica" w:eastAsia="Helvetica" w:cs="Helvetica"/>
+                <w:i w:val="false"/>
+                <w:b w:val="false"/>
+                <w:u w:val="none"/>
+                <w:sz w:val="22"/>
+                <w:szCs w:val="22"/>
+                <w:color w:val="000000"/>
+              </w:rPr>
+              <w:t xml:space="preserve">0.015</w:t>
+            </w:r>
+          </w:p>
+        </w:tc>
+        <w:tc>
+          <w:tcPr>
+            <w:tcBorders>
+              <w:bottom w:val="none" w:sz="0" w:space="0" w:color="000000"/>
+              <w:top w:val="none" w:sz="0" w:space="0" w:color="000000"/>
+              <w:left w:val="none" w:sz="0" w:space="0" w:color="000000"/>
+              <w:right w:val="none" w:sz="0" w:space="0" w:color="000000"/>
+            </w:tcBorders>
+            <w:shd w:val="clear" w:color="auto" w:fill="FFFFFF"/>
+            <w:tcMar>
+              <w:top w:w="0" w:type="dxa"/>
+              <w:bottom w:w="0" w:type="dxa"/>
+              <w:left w:w="0" w:type="dxa"/>
+              <w:right w:w="0" w:type="dxa"/>
+            </w:tcMar>
+            <w:vAlign w:val="center"/>
+          </w:tcPr>
+          <w:p>
+            <w:pPr>
+              <w:pStyle w:val="Normal"/>
+              <w:jc w:val="right"/>
+              <w:pBdr>
+                <w:bottom w:val="none" w:sz="0" w:space="0" w:color="000000"/>
+                <w:top w:val="none" w:sz="0" w:space="0" w:color="000000"/>
+                <w:left w:val="none" w:sz="0" w:space="0" w:color="000000"/>
+                <w:right w:val="none" w:sz="0" w:space="0" w:color="000000"/>
+              </w:pBdr>
+              <w:spacing w:after="100" w:before="100" w:line="240"/>
+              <w:ind w:left="100" w:right="100" w:firstLine="0" w:firstLineChars="0"/>
+            </w:pPr>
+            <w:r>
+              <w:rPr>
+                <w:rFonts w:ascii="Helvetica" w:hAnsi="Helvetica" w:eastAsia="Helvetica" w:cs="Helvetica"/>
+                <w:i w:val="false"/>
+                <w:b w:val="false"/>
+                <w:u w:val="none"/>
+                <w:sz w:val="22"/>
+                <w:szCs w:val="22"/>
+                <w:color w:val="000000"/>
+              </w:rPr>
               <w:t xml:space="preserve">72</w:t>
             </w:r>
           </w:p>
@@ -7323,6 +9661,50 @@
                 <w:color w:val="000000"/>
               </w:rPr>
               <w:t xml:space="preserve">0.071</w:t>
+            </w:r>
+          </w:p>
+        </w:tc>
+        <w:tc>
+          <w:tcPr>
+            <w:tcBorders>
+              <w:bottom w:val="none" w:sz="0" w:space="0" w:color="000000"/>
+              <w:top w:val="none" w:sz="0" w:space="0" w:color="000000"/>
+              <w:left w:val="none" w:sz="0" w:space="0" w:color="000000"/>
+              <w:right w:val="none" w:sz="0" w:space="0" w:color="000000"/>
+            </w:tcBorders>
+            <w:shd w:val="clear" w:color="auto" w:fill="FFFFFF"/>
+            <w:tcMar>
+              <w:top w:w="0" w:type="dxa"/>
+              <w:bottom w:w="0" w:type="dxa"/>
+              <w:left w:w="0" w:type="dxa"/>
+              <w:right w:w="0" w:type="dxa"/>
+            </w:tcMar>
+            <w:vAlign w:val="center"/>
+          </w:tcPr>
+          <w:p>
+            <w:pPr>
+              <w:pStyle w:val="Normal"/>
+              <w:jc w:val="right"/>
+              <w:pBdr>
+                <w:bottom w:val="none" w:sz="0" w:space="0" w:color="000000"/>
+                <w:top w:val="none" w:sz="0" w:space="0" w:color="000000"/>
+                <w:left w:val="none" w:sz="0" w:space="0" w:color="000000"/>
+                <w:right w:val="none" w:sz="0" w:space="0" w:color="000000"/>
+              </w:pBdr>
+              <w:spacing w:after="100" w:before="100" w:line="240"/>
+              <w:ind w:left="100" w:right="100" w:firstLine="0" w:firstLineChars="0"/>
+            </w:pPr>
+            <w:r>
+              <w:rPr>
+                <w:rFonts w:ascii="Helvetica" w:hAnsi="Helvetica" w:eastAsia="Helvetica" w:cs="Helvetica"/>
+                <w:i w:val="false"/>
+                <w:b w:val="false"/>
+                <w:u w:val="none"/>
+                <w:sz w:val="22"/>
+                <w:szCs w:val="22"/>
+                <w:color w:val="000000"/>
+              </w:rPr>
+              <w:t xml:space="preserve">-15.486</w:t>
             </w:r>
           </w:p>
         </w:tc>
@@ -7504,6 +9886,94 @@
                 <w:szCs w:val="22"/>
                 <w:color w:val="000000"/>
               </w:rPr>
+              <w:t xml:space="preserve">-0.493</w:t>
+            </w:r>
+          </w:p>
+        </w:tc>
+        <w:tc>
+          <w:tcPr>
+            <w:tcBorders>
+              <w:bottom w:val="none" w:sz="0" w:space="0" w:color="000000"/>
+              <w:top w:val="none" w:sz="0" w:space="0" w:color="000000"/>
+              <w:left w:val="none" w:sz="0" w:space="0" w:color="000000"/>
+              <w:right w:val="none" w:sz="0" w:space="0" w:color="000000"/>
+            </w:tcBorders>
+            <w:shd w:val="clear" w:color="auto" w:fill="FFFFFF"/>
+            <w:tcMar>
+              <w:top w:w="0" w:type="dxa"/>
+              <w:bottom w:w="0" w:type="dxa"/>
+              <w:left w:w="0" w:type="dxa"/>
+              <w:right w:w="0" w:type="dxa"/>
+            </w:tcMar>
+            <w:vAlign w:val="center"/>
+          </w:tcPr>
+          <w:p>
+            <w:pPr>
+              <w:pStyle w:val="Normal"/>
+              <w:jc w:val="right"/>
+              <w:pBdr>
+                <w:bottom w:val="none" w:sz="0" w:space="0" w:color="000000"/>
+                <w:top w:val="none" w:sz="0" w:space="0" w:color="000000"/>
+                <w:left w:val="none" w:sz="0" w:space="0" w:color="000000"/>
+                <w:right w:val="none" w:sz="0" w:space="0" w:color="000000"/>
+              </w:pBdr>
+              <w:spacing w:after="100" w:before="100" w:line="240"/>
+              <w:ind w:left="100" w:right="100" w:firstLine="0" w:firstLineChars="0"/>
+            </w:pPr>
+            <w:r>
+              <w:rPr>
+                <w:rFonts w:ascii="Helvetica" w:hAnsi="Helvetica" w:eastAsia="Helvetica" w:cs="Helvetica"/>
+                <w:i w:val="false"/>
+                <w:b w:val="false"/>
+                <w:u w:val="none"/>
+                <w:sz w:val="22"/>
+                <w:szCs w:val="22"/>
+                <w:color w:val="000000"/>
+              </w:rPr>
+              <w:t xml:space="preserve">0.032</w:t>
+            </w:r>
+          </w:p>
+        </w:tc>
+        <w:tc>
+          <w:tcPr>
+            <w:tcBorders>
+              <w:bottom w:val="none" w:sz="0" w:space="0" w:color="000000"/>
+              <w:top w:val="none" w:sz="0" w:space="0" w:color="000000"/>
+              <w:left w:val="none" w:sz="0" w:space="0" w:color="000000"/>
+              <w:right w:val="none" w:sz="0" w:space="0" w:color="000000"/>
+            </w:tcBorders>
+            <w:shd w:val="clear" w:color="auto" w:fill="FFFFFF"/>
+            <w:tcMar>
+              <w:top w:w="0" w:type="dxa"/>
+              <w:bottom w:w="0" w:type="dxa"/>
+              <w:left w:w="0" w:type="dxa"/>
+              <w:right w:w="0" w:type="dxa"/>
+            </w:tcMar>
+            <w:vAlign w:val="center"/>
+          </w:tcPr>
+          <w:p>
+            <w:pPr>
+              <w:pStyle w:val="Normal"/>
+              <w:jc w:val="right"/>
+              <w:pBdr>
+                <w:bottom w:val="none" w:sz="0" w:space="0" w:color="000000"/>
+                <w:top w:val="none" w:sz="0" w:space="0" w:color="000000"/>
+                <w:left w:val="none" w:sz="0" w:space="0" w:color="000000"/>
+                <w:right w:val="none" w:sz="0" w:space="0" w:color="000000"/>
+              </w:pBdr>
+              <w:spacing w:after="100" w:before="100" w:line="240"/>
+              <w:ind w:left="100" w:right="100" w:firstLine="0" w:firstLineChars="0"/>
+            </w:pPr>
+            <w:r>
+              <w:rPr>
+                <w:rFonts w:ascii="Helvetica" w:hAnsi="Helvetica" w:eastAsia="Helvetica" w:cs="Helvetica"/>
+                <w:i w:val="false"/>
+                <w:b w:val="false"/>
+                <w:u w:val="none"/>
+                <w:sz w:val="22"/>
+                <w:szCs w:val="22"/>
+                <w:color w:val="000000"/>
+              </w:rPr>
               <w:t xml:space="preserve">72</w:t>
             </w:r>
           </w:p>
@@ -7725,6 +10195,50 @@
                 <w:color w:val="000000"/>
               </w:rPr>
               <w:t xml:space="preserve">0.126</w:t>
+            </w:r>
+          </w:p>
+        </w:tc>
+        <w:tc>
+          <w:tcPr>
+            <w:tcBorders>
+              <w:bottom w:val="none" w:sz="0" w:space="0" w:color="000000"/>
+              <w:top w:val="none" w:sz="0" w:space="0" w:color="000000"/>
+              <w:left w:val="none" w:sz="0" w:space="0" w:color="000000"/>
+              <w:right w:val="none" w:sz="0" w:space="0" w:color="000000"/>
+            </w:tcBorders>
+            <w:shd w:val="clear" w:color="auto" w:fill="FFFFFF"/>
+            <w:tcMar>
+              <w:top w:w="0" w:type="dxa"/>
+              <w:bottom w:w="0" w:type="dxa"/>
+              <w:left w:w="0" w:type="dxa"/>
+              <w:right w:w="0" w:type="dxa"/>
+            </w:tcMar>
+            <w:vAlign w:val="center"/>
+          </w:tcPr>
+          <w:p>
+            <w:pPr>
+              <w:pStyle w:val="Normal"/>
+              <w:jc w:val="right"/>
+              <w:pBdr>
+                <w:bottom w:val="none" w:sz="0" w:space="0" w:color="000000"/>
+                <w:top w:val="none" w:sz="0" w:space="0" w:color="000000"/>
+                <w:left w:val="none" w:sz="0" w:space="0" w:color="000000"/>
+                <w:right w:val="none" w:sz="0" w:space="0" w:color="000000"/>
+              </w:pBdr>
+              <w:spacing w:after="100" w:before="100" w:line="240"/>
+              <w:ind w:left="100" w:right="100" w:firstLine="0" w:firstLineChars="0"/>
+            </w:pPr>
+            <w:r>
+              <w:rPr>
+                <w:rFonts w:ascii="Helvetica" w:hAnsi="Helvetica" w:eastAsia="Helvetica" w:cs="Helvetica"/>
+                <w:i w:val="false"/>
+                <w:b w:val="false"/>
+                <w:u w:val="none"/>
+                <w:sz w:val="22"/>
+                <w:szCs w:val="22"/>
+                <w:color w:val="000000"/>
+              </w:rPr>
+              <w:t xml:space="preserve">-38.204</w:t>
             </w:r>
           </w:p>
         </w:tc>
@@ -7906,6 +10420,94 @@
                 <w:szCs w:val="22"/>
                 <w:color w:val="000000"/>
               </w:rPr>
+              <w:t xml:space="preserve">-0.150</w:t>
+            </w:r>
+          </w:p>
+        </w:tc>
+        <w:tc>
+          <w:tcPr>
+            <w:tcBorders>
+              <w:bottom w:val="none" w:sz="0" w:space="0" w:color="000000"/>
+              <w:top w:val="none" w:sz="0" w:space="0" w:color="000000"/>
+              <w:left w:val="none" w:sz="0" w:space="0" w:color="000000"/>
+              <w:right w:val="none" w:sz="0" w:space="0" w:color="000000"/>
+            </w:tcBorders>
+            <w:shd w:val="clear" w:color="auto" w:fill="FFFFFF"/>
+            <w:tcMar>
+              <w:top w:w="0" w:type="dxa"/>
+              <w:bottom w:w="0" w:type="dxa"/>
+              <w:left w:w="0" w:type="dxa"/>
+              <w:right w:w="0" w:type="dxa"/>
+            </w:tcMar>
+            <w:vAlign w:val="center"/>
+          </w:tcPr>
+          <w:p>
+            <w:pPr>
+              <w:pStyle w:val="Normal"/>
+              <w:jc w:val="right"/>
+              <w:pBdr>
+                <w:bottom w:val="none" w:sz="0" w:space="0" w:color="000000"/>
+                <w:top w:val="none" w:sz="0" w:space="0" w:color="000000"/>
+                <w:left w:val="none" w:sz="0" w:space="0" w:color="000000"/>
+                <w:right w:val="none" w:sz="0" w:space="0" w:color="000000"/>
+              </w:pBdr>
+              <w:spacing w:after="100" w:before="100" w:line="240"/>
+              <w:ind w:left="100" w:right="100" w:firstLine="0" w:firstLineChars="0"/>
+            </w:pPr>
+            <w:r>
+              <w:rPr>
+                <w:rFonts w:ascii="Helvetica" w:hAnsi="Helvetica" w:eastAsia="Helvetica" w:cs="Helvetica"/>
+                <w:i w:val="false"/>
+                <w:b w:val="false"/>
+                <w:u w:val="none"/>
+                <w:sz w:val="22"/>
+                <w:szCs w:val="22"/>
+                <w:color w:val="000000"/>
+              </w:rPr>
+              <w:t xml:space="preserve">0.030</w:t>
+            </w:r>
+          </w:p>
+        </w:tc>
+        <w:tc>
+          <w:tcPr>
+            <w:tcBorders>
+              <w:bottom w:val="none" w:sz="0" w:space="0" w:color="000000"/>
+              <w:top w:val="none" w:sz="0" w:space="0" w:color="000000"/>
+              <w:left w:val="none" w:sz="0" w:space="0" w:color="000000"/>
+              <w:right w:val="none" w:sz="0" w:space="0" w:color="000000"/>
+            </w:tcBorders>
+            <w:shd w:val="clear" w:color="auto" w:fill="FFFFFF"/>
+            <w:tcMar>
+              <w:top w:w="0" w:type="dxa"/>
+              <w:bottom w:w="0" w:type="dxa"/>
+              <w:left w:w="0" w:type="dxa"/>
+              <w:right w:w="0" w:type="dxa"/>
+            </w:tcMar>
+            <w:vAlign w:val="center"/>
+          </w:tcPr>
+          <w:p>
+            <w:pPr>
+              <w:pStyle w:val="Normal"/>
+              <w:jc w:val="right"/>
+              <w:pBdr>
+                <w:bottom w:val="none" w:sz="0" w:space="0" w:color="000000"/>
+                <w:top w:val="none" w:sz="0" w:space="0" w:color="000000"/>
+                <w:left w:val="none" w:sz="0" w:space="0" w:color="000000"/>
+                <w:right w:val="none" w:sz="0" w:space="0" w:color="000000"/>
+              </w:pBdr>
+              <w:spacing w:after="100" w:before="100" w:line="240"/>
+              <w:ind w:left="100" w:right="100" w:firstLine="0" w:firstLineChars="0"/>
+            </w:pPr>
+            <w:r>
+              <w:rPr>
+                <w:rFonts w:ascii="Helvetica" w:hAnsi="Helvetica" w:eastAsia="Helvetica" w:cs="Helvetica"/>
+                <w:i w:val="false"/>
+                <w:b w:val="false"/>
+                <w:u w:val="none"/>
+                <w:sz w:val="22"/>
+                <w:szCs w:val="22"/>
+                <w:color w:val="000000"/>
+              </w:rPr>
               <w:t xml:space="preserve">72</w:t>
             </w:r>
           </w:p>
@@ -8127,6 +10729,50 @@
                 <w:color w:val="000000"/>
               </w:rPr>
               <w:t xml:space="preserve">0.128</w:t>
+            </w:r>
+          </w:p>
+        </w:tc>
+        <w:tc>
+          <w:tcPr>
+            <w:tcBorders>
+              <w:bottom w:val="none" w:sz="0" w:space="0" w:color="000000"/>
+              <w:top w:val="none" w:sz="0" w:space="0" w:color="000000"/>
+              <w:left w:val="none" w:sz="0" w:space="0" w:color="000000"/>
+              <w:right w:val="none" w:sz="0" w:space="0" w:color="000000"/>
+            </w:tcBorders>
+            <w:shd w:val="clear" w:color="auto" w:fill="FFFFFF"/>
+            <w:tcMar>
+              <w:top w:w="0" w:type="dxa"/>
+              <w:bottom w:w="0" w:type="dxa"/>
+              <w:left w:w="0" w:type="dxa"/>
+              <w:right w:w="0" w:type="dxa"/>
+            </w:tcMar>
+            <w:vAlign w:val="center"/>
+          </w:tcPr>
+          <w:p>
+            <w:pPr>
+              <w:pStyle w:val="Normal"/>
+              <w:jc w:val="right"/>
+              <w:pBdr>
+                <w:bottom w:val="none" w:sz="0" w:space="0" w:color="000000"/>
+                <w:top w:val="none" w:sz="0" w:space="0" w:color="000000"/>
+                <w:left w:val="none" w:sz="0" w:space="0" w:color="000000"/>
+                <w:right w:val="none" w:sz="0" w:space="0" w:color="000000"/>
+              </w:pBdr>
+              <w:spacing w:after="100" w:before="100" w:line="240"/>
+              <w:ind w:left="100" w:right="100" w:firstLine="0" w:firstLineChars="0"/>
+            </w:pPr>
+            <w:r>
+              <w:rPr>
+                <w:rFonts w:ascii="Helvetica" w:hAnsi="Helvetica" w:eastAsia="Helvetica" w:cs="Helvetica"/>
+                <w:i w:val="false"/>
+                <w:b w:val="false"/>
+                <w:u w:val="none"/>
+                <w:sz w:val="22"/>
+                <w:szCs w:val="22"/>
+                <w:color w:val="000000"/>
+              </w:rPr>
+              <w:t xml:space="preserve">-18.203</w:t>
             </w:r>
           </w:p>
         </w:tc>
@@ -8308,6 +10954,94 @@
                 <w:szCs w:val="22"/>
                 <w:color w:val="000000"/>
               </w:rPr>
+              <w:t xml:space="preserve">0.093</w:t>
+            </w:r>
+          </w:p>
+        </w:tc>
+        <w:tc>
+          <w:tcPr>
+            <w:tcBorders>
+              <w:bottom w:val="none" w:sz="0" w:space="0" w:color="000000"/>
+              <w:top w:val="none" w:sz="0" w:space="0" w:color="000000"/>
+              <w:left w:val="none" w:sz="0" w:space="0" w:color="000000"/>
+              <w:right w:val="none" w:sz="0" w:space="0" w:color="000000"/>
+            </w:tcBorders>
+            <w:shd w:val="clear" w:color="auto" w:fill="FFFFFF"/>
+            <w:tcMar>
+              <w:top w:w="0" w:type="dxa"/>
+              <w:bottom w:w="0" w:type="dxa"/>
+              <w:left w:w="0" w:type="dxa"/>
+              <w:right w:w="0" w:type="dxa"/>
+            </w:tcMar>
+            <w:vAlign w:val="center"/>
+          </w:tcPr>
+          <w:p>
+            <w:pPr>
+              <w:pStyle w:val="Normal"/>
+              <w:jc w:val="right"/>
+              <w:pBdr>
+                <w:bottom w:val="none" w:sz="0" w:space="0" w:color="000000"/>
+                <w:top w:val="none" w:sz="0" w:space="0" w:color="000000"/>
+                <w:left w:val="none" w:sz="0" w:space="0" w:color="000000"/>
+                <w:right w:val="none" w:sz="0" w:space="0" w:color="000000"/>
+              </w:pBdr>
+              <w:spacing w:after="100" w:before="100" w:line="240"/>
+              <w:ind w:left="100" w:right="100" w:firstLine="0" w:firstLineChars="0"/>
+            </w:pPr>
+            <w:r>
+              <w:rPr>
+                <w:rFonts w:ascii="Helvetica" w:hAnsi="Helvetica" w:eastAsia="Helvetica" w:cs="Helvetica"/>
+                <w:i w:val="false"/>
+                <w:b w:val="false"/>
+                <w:u w:val="none"/>
+                <w:sz w:val="22"/>
+                <w:szCs w:val="22"/>
+                <w:color w:val="000000"/>
+              </w:rPr>
+              <w:t xml:space="preserve">0.018</w:t>
+            </w:r>
+          </w:p>
+        </w:tc>
+        <w:tc>
+          <w:tcPr>
+            <w:tcBorders>
+              <w:bottom w:val="none" w:sz="0" w:space="0" w:color="000000"/>
+              <w:top w:val="none" w:sz="0" w:space="0" w:color="000000"/>
+              <w:left w:val="none" w:sz="0" w:space="0" w:color="000000"/>
+              <w:right w:val="none" w:sz="0" w:space="0" w:color="000000"/>
+            </w:tcBorders>
+            <w:shd w:val="clear" w:color="auto" w:fill="FFFFFF"/>
+            <w:tcMar>
+              <w:top w:w="0" w:type="dxa"/>
+              <w:bottom w:w="0" w:type="dxa"/>
+              <w:left w:w="0" w:type="dxa"/>
+              <w:right w:w="0" w:type="dxa"/>
+            </w:tcMar>
+            <w:vAlign w:val="center"/>
+          </w:tcPr>
+          <w:p>
+            <w:pPr>
+              <w:pStyle w:val="Normal"/>
+              <w:jc w:val="right"/>
+              <w:pBdr>
+                <w:bottom w:val="none" w:sz="0" w:space="0" w:color="000000"/>
+                <w:top w:val="none" w:sz="0" w:space="0" w:color="000000"/>
+                <w:left w:val="none" w:sz="0" w:space="0" w:color="000000"/>
+                <w:right w:val="none" w:sz="0" w:space="0" w:color="000000"/>
+              </w:pBdr>
+              <w:spacing w:after="100" w:before="100" w:line="240"/>
+              <w:ind w:left="100" w:right="100" w:firstLine="0" w:firstLineChars="0"/>
+            </w:pPr>
+            <w:r>
+              <w:rPr>
+                <w:rFonts w:ascii="Helvetica" w:hAnsi="Helvetica" w:eastAsia="Helvetica" w:cs="Helvetica"/>
+                <w:i w:val="false"/>
+                <w:b w:val="false"/>
+                <w:u w:val="none"/>
+                <w:sz w:val="22"/>
+                <w:szCs w:val="22"/>
+                <w:color w:val="000000"/>
+              </w:rPr>
               <w:t xml:space="preserve">72</w:t>
             </w:r>
           </w:p>
@@ -8529,6 +11263,50 @@
                 <w:color w:val="000000"/>
               </w:rPr>
               <w:t xml:space="preserve">0.054</w:t>
+            </w:r>
+          </w:p>
+        </w:tc>
+        <w:tc>
+          <w:tcPr>
+            <w:tcBorders>
+              <w:bottom w:val="none" w:sz="0" w:space="0" w:color="000000"/>
+              <w:top w:val="none" w:sz="0" w:space="0" w:color="000000"/>
+              <w:left w:val="none" w:sz="0" w:space="0" w:color="000000"/>
+              <w:right w:val="none" w:sz="0" w:space="0" w:color="000000"/>
+            </w:tcBorders>
+            <w:shd w:val="clear" w:color="auto" w:fill="FFFFFF"/>
+            <w:tcMar>
+              <w:top w:w="0" w:type="dxa"/>
+              <w:bottom w:w="0" w:type="dxa"/>
+              <w:left w:w="0" w:type="dxa"/>
+              <w:right w:w="0" w:type="dxa"/>
+            </w:tcMar>
+            <w:vAlign w:val="center"/>
+          </w:tcPr>
+          <w:p>
+            <w:pPr>
+              <w:pStyle w:val="Normal"/>
+              <w:jc w:val="right"/>
+              <w:pBdr>
+                <w:bottom w:val="none" w:sz="0" w:space="0" w:color="000000"/>
+                <w:top w:val="none" w:sz="0" w:space="0" w:color="000000"/>
+                <w:left w:val="none" w:sz="0" w:space="0" w:color="000000"/>
+                <w:right w:val="none" w:sz="0" w:space="0" w:color="000000"/>
+              </w:pBdr>
+              <w:spacing w:after="100" w:before="100" w:line="240"/>
+              <w:ind w:left="100" w:right="100" w:firstLine="0" w:firstLineChars="0"/>
+            </w:pPr>
+            <w:r>
+              <w:rPr>
+                <w:rFonts w:ascii="Helvetica" w:hAnsi="Helvetica" w:eastAsia="Helvetica" w:cs="Helvetica"/>
+                <w:i w:val="false"/>
+                <w:b w:val="false"/>
+                <w:u w:val="none"/>
+                <w:sz w:val="22"/>
+                <w:szCs w:val="22"/>
+                <w:color w:val="000000"/>
+              </w:rPr>
+              <w:t xml:space="preserve">Inf</w:t>
             </w:r>
           </w:p>
         </w:tc>
@@ -8710,6 +11488,94 @@
                 <w:szCs w:val="22"/>
                 <w:color w:val="000000"/>
               </w:rPr>
+              <w:t xml:space="preserve">0.152</w:t>
+            </w:r>
+          </w:p>
+        </w:tc>
+        <w:tc>
+          <w:tcPr>
+            <w:tcBorders>
+              <w:bottom w:val="none" w:sz="0" w:space="0" w:color="000000"/>
+              <w:top w:val="none" w:sz="0" w:space="0" w:color="000000"/>
+              <w:left w:val="none" w:sz="0" w:space="0" w:color="000000"/>
+              <w:right w:val="none" w:sz="0" w:space="0" w:color="000000"/>
+            </w:tcBorders>
+            <w:shd w:val="clear" w:color="auto" w:fill="FFFFFF"/>
+            <w:tcMar>
+              <w:top w:w="0" w:type="dxa"/>
+              <w:bottom w:w="0" w:type="dxa"/>
+              <w:left w:w="0" w:type="dxa"/>
+              <w:right w:w="0" w:type="dxa"/>
+            </w:tcMar>
+            <w:vAlign w:val="center"/>
+          </w:tcPr>
+          <w:p>
+            <w:pPr>
+              <w:pStyle w:val="Normal"/>
+              <w:jc w:val="right"/>
+              <w:pBdr>
+                <w:bottom w:val="none" w:sz="0" w:space="0" w:color="000000"/>
+                <w:top w:val="none" w:sz="0" w:space="0" w:color="000000"/>
+                <w:left w:val="none" w:sz="0" w:space="0" w:color="000000"/>
+                <w:right w:val="none" w:sz="0" w:space="0" w:color="000000"/>
+              </w:pBdr>
+              <w:spacing w:after="100" w:before="100" w:line="240"/>
+              <w:ind w:left="100" w:right="100" w:firstLine="0" w:firstLineChars="0"/>
+            </w:pPr>
+            <w:r>
+              <w:rPr>
+                <w:rFonts w:ascii="Helvetica" w:hAnsi="Helvetica" w:eastAsia="Helvetica" w:cs="Helvetica"/>
+                <w:i w:val="false"/>
+                <w:b w:val="false"/>
+                <w:u w:val="none"/>
+                <w:sz w:val="22"/>
+                <w:szCs w:val="22"/>
+                <w:color w:val="000000"/>
+              </w:rPr>
+              <w:t xml:space="preserve">0.020</w:t>
+            </w:r>
+          </w:p>
+        </w:tc>
+        <w:tc>
+          <w:tcPr>
+            <w:tcBorders>
+              <w:bottom w:val="none" w:sz="0" w:space="0" w:color="000000"/>
+              <w:top w:val="none" w:sz="0" w:space="0" w:color="000000"/>
+              <w:left w:val="none" w:sz="0" w:space="0" w:color="000000"/>
+              <w:right w:val="none" w:sz="0" w:space="0" w:color="000000"/>
+            </w:tcBorders>
+            <w:shd w:val="clear" w:color="auto" w:fill="FFFFFF"/>
+            <w:tcMar>
+              <w:top w:w="0" w:type="dxa"/>
+              <w:bottom w:w="0" w:type="dxa"/>
+              <w:left w:w="0" w:type="dxa"/>
+              <w:right w:w="0" w:type="dxa"/>
+            </w:tcMar>
+            <w:vAlign w:val="center"/>
+          </w:tcPr>
+          <w:p>
+            <w:pPr>
+              <w:pStyle w:val="Normal"/>
+              <w:jc w:val="right"/>
+              <w:pBdr>
+                <w:bottom w:val="none" w:sz="0" w:space="0" w:color="000000"/>
+                <w:top w:val="none" w:sz="0" w:space="0" w:color="000000"/>
+                <w:left w:val="none" w:sz="0" w:space="0" w:color="000000"/>
+                <w:right w:val="none" w:sz="0" w:space="0" w:color="000000"/>
+              </w:pBdr>
+              <w:spacing w:after="100" w:before="100" w:line="240"/>
+              <w:ind w:left="100" w:right="100" w:firstLine="0" w:firstLineChars="0"/>
+            </w:pPr>
+            <w:r>
+              <w:rPr>
+                <w:rFonts w:ascii="Helvetica" w:hAnsi="Helvetica" w:eastAsia="Helvetica" w:cs="Helvetica"/>
+                <w:i w:val="false"/>
+                <w:b w:val="false"/>
+                <w:u w:val="none"/>
+                <w:sz w:val="22"/>
+                <w:szCs w:val="22"/>
+                <w:color w:val="000000"/>
+              </w:rPr>
               <w:t xml:space="preserve">72</w:t>
             </w:r>
           </w:p>
@@ -8931,6 +11797,50 @@
                 <w:color w:val="000000"/>
               </w:rPr>
               <w:t xml:space="preserve">0.091</w:t>
+            </w:r>
+          </w:p>
+        </w:tc>
+        <w:tc>
+          <w:tcPr>
+            <w:tcBorders>
+              <w:bottom w:val="none" w:sz="0" w:space="0" w:color="000000"/>
+              <w:top w:val="none" w:sz="0" w:space="0" w:color="000000"/>
+              <w:left w:val="none" w:sz="0" w:space="0" w:color="000000"/>
+              <w:right w:val="none" w:sz="0" w:space="0" w:color="000000"/>
+            </w:tcBorders>
+            <w:shd w:val="clear" w:color="auto" w:fill="FFFFFF"/>
+            <w:tcMar>
+              <w:top w:w="0" w:type="dxa"/>
+              <w:bottom w:w="0" w:type="dxa"/>
+              <w:left w:w="0" w:type="dxa"/>
+              <w:right w:w="0" w:type="dxa"/>
+            </w:tcMar>
+            <w:vAlign w:val="center"/>
+          </w:tcPr>
+          <w:p>
+            <w:pPr>
+              <w:pStyle w:val="Normal"/>
+              <w:jc w:val="right"/>
+              <w:pBdr>
+                <w:bottom w:val="none" w:sz="0" w:space="0" w:color="000000"/>
+                <w:top w:val="none" w:sz="0" w:space="0" w:color="000000"/>
+                <w:left w:val="none" w:sz="0" w:space="0" w:color="000000"/>
+                <w:right w:val="none" w:sz="0" w:space="0" w:color="000000"/>
+              </w:pBdr>
+              <w:spacing w:after="100" w:before="100" w:line="240"/>
+              <w:ind w:left="100" w:right="100" w:firstLine="0" w:firstLineChars="0"/>
+            </w:pPr>
+            <w:r>
+              <w:rPr>
+                <w:rFonts w:ascii="Helvetica" w:hAnsi="Helvetica" w:eastAsia="Helvetica" w:cs="Helvetica"/>
+                <w:i w:val="false"/>
+                <w:b w:val="false"/>
+                <w:u w:val="none"/>
+                <w:sz w:val="22"/>
+                <w:szCs w:val="22"/>
+                <w:color w:val="000000"/>
+              </w:rPr>
+              <w:t xml:space="preserve">Inf</w:t>
             </w:r>
           </w:p>
         </w:tc>
@@ -9112,6 +12022,94 @@
                 <w:szCs w:val="22"/>
                 <w:color w:val="000000"/>
               </w:rPr>
+              <w:t xml:space="preserve">-0.238</w:t>
+            </w:r>
+          </w:p>
+        </w:tc>
+        <w:tc>
+          <w:tcPr>
+            <w:tcBorders>
+              <w:bottom w:val="none" w:sz="0" w:space="0" w:color="000000"/>
+              <w:top w:val="none" w:sz="0" w:space="0" w:color="000000"/>
+              <w:left w:val="none" w:sz="0" w:space="0" w:color="000000"/>
+              <w:right w:val="none" w:sz="0" w:space="0" w:color="000000"/>
+            </w:tcBorders>
+            <w:shd w:val="clear" w:color="auto" w:fill="FFFFFF"/>
+            <w:tcMar>
+              <w:top w:w="0" w:type="dxa"/>
+              <w:bottom w:w="0" w:type="dxa"/>
+              <w:left w:w="0" w:type="dxa"/>
+              <w:right w:w="0" w:type="dxa"/>
+            </w:tcMar>
+            <w:vAlign w:val="center"/>
+          </w:tcPr>
+          <w:p>
+            <w:pPr>
+              <w:pStyle w:val="Normal"/>
+              <w:jc w:val="right"/>
+              <w:pBdr>
+                <w:bottom w:val="none" w:sz="0" w:space="0" w:color="000000"/>
+                <w:top w:val="none" w:sz="0" w:space="0" w:color="000000"/>
+                <w:left w:val="none" w:sz="0" w:space="0" w:color="000000"/>
+                <w:right w:val="none" w:sz="0" w:space="0" w:color="000000"/>
+              </w:pBdr>
+              <w:spacing w:after="100" w:before="100" w:line="240"/>
+              <w:ind w:left="100" w:right="100" w:firstLine="0" w:firstLineChars="0"/>
+            </w:pPr>
+            <w:r>
+              <w:rPr>
+                <w:rFonts w:ascii="Helvetica" w:hAnsi="Helvetica" w:eastAsia="Helvetica" w:cs="Helvetica"/>
+                <w:i w:val="false"/>
+                <w:b w:val="false"/>
+                <w:u w:val="none"/>
+                <w:sz w:val="22"/>
+                <w:szCs w:val="22"/>
+                <w:color w:val="000000"/>
+              </w:rPr>
+              <w:t xml:space="preserve">0.034</w:t>
+            </w:r>
+          </w:p>
+        </w:tc>
+        <w:tc>
+          <w:tcPr>
+            <w:tcBorders>
+              <w:bottom w:val="none" w:sz="0" w:space="0" w:color="000000"/>
+              <w:top w:val="none" w:sz="0" w:space="0" w:color="000000"/>
+              <w:left w:val="none" w:sz="0" w:space="0" w:color="000000"/>
+              <w:right w:val="none" w:sz="0" w:space="0" w:color="000000"/>
+            </w:tcBorders>
+            <w:shd w:val="clear" w:color="auto" w:fill="FFFFFF"/>
+            <w:tcMar>
+              <w:top w:w="0" w:type="dxa"/>
+              <w:bottom w:w="0" w:type="dxa"/>
+              <w:left w:w="0" w:type="dxa"/>
+              <w:right w:w="0" w:type="dxa"/>
+            </w:tcMar>
+            <w:vAlign w:val="center"/>
+          </w:tcPr>
+          <w:p>
+            <w:pPr>
+              <w:pStyle w:val="Normal"/>
+              <w:jc w:val="right"/>
+              <w:pBdr>
+                <w:bottom w:val="none" w:sz="0" w:space="0" w:color="000000"/>
+                <w:top w:val="none" w:sz="0" w:space="0" w:color="000000"/>
+                <w:left w:val="none" w:sz="0" w:space="0" w:color="000000"/>
+                <w:right w:val="none" w:sz="0" w:space="0" w:color="000000"/>
+              </w:pBdr>
+              <w:spacing w:after="100" w:before="100" w:line="240"/>
+              <w:ind w:left="100" w:right="100" w:firstLine="0" w:firstLineChars="0"/>
+            </w:pPr>
+            <w:r>
+              <w:rPr>
+                <w:rFonts w:ascii="Helvetica" w:hAnsi="Helvetica" w:eastAsia="Helvetica" w:cs="Helvetica"/>
+                <w:i w:val="false"/>
+                <w:b w:val="false"/>
+                <w:u w:val="none"/>
+                <w:sz w:val="22"/>
+                <w:szCs w:val="22"/>
+                <w:color w:val="000000"/>
+              </w:rPr>
               <w:t xml:space="preserve">72</w:t>
             </w:r>
           </w:p>
@@ -9333,6 +12331,50 @@
                 <w:color w:val="000000"/>
               </w:rPr>
               <w:t xml:space="preserve">0.101</w:t>
+            </w:r>
+          </w:p>
+        </w:tc>
+        <w:tc>
+          <w:tcPr>
+            <w:tcBorders>
+              <w:bottom w:val="none" w:sz="0" w:space="0" w:color="000000"/>
+              <w:top w:val="none" w:sz="0" w:space="0" w:color="000000"/>
+              <w:left w:val="none" w:sz="0" w:space="0" w:color="000000"/>
+              <w:right w:val="none" w:sz="0" w:space="0" w:color="000000"/>
+            </w:tcBorders>
+            <w:shd w:val="clear" w:color="auto" w:fill="FFFFFF"/>
+            <w:tcMar>
+              <w:top w:w="0" w:type="dxa"/>
+              <w:bottom w:w="0" w:type="dxa"/>
+              <w:left w:w="0" w:type="dxa"/>
+              <w:right w:w="0" w:type="dxa"/>
+            </w:tcMar>
+            <w:vAlign w:val="center"/>
+          </w:tcPr>
+          <w:p>
+            <w:pPr>
+              <w:pStyle w:val="Normal"/>
+              <w:jc w:val="right"/>
+              <w:pBdr>
+                <w:bottom w:val="none" w:sz="0" w:space="0" w:color="000000"/>
+                <w:top w:val="none" w:sz="0" w:space="0" w:color="000000"/>
+                <w:left w:val="none" w:sz="0" w:space="0" w:color="000000"/>
+                <w:right w:val="none" w:sz="0" w:space="0" w:color="000000"/>
+              </w:pBdr>
+              <w:spacing w:after="100" w:before="100" w:line="240"/>
+              <w:ind w:left="100" w:right="100" w:firstLine="0" w:firstLineChars="0"/>
+            </w:pPr>
+            <w:r>
+              <w:rPr>
+                <w:rFonts w:ascii="Helvetica" w:hAnsi="Helvetica" w:eastAsia="Helvetica" w:cs="Helvetica"/>
+                <w:i w:val="false"/>
+                <w:b w:val="false"/>
+                <w:u w:val="none"/>
+                <w:sz w:val="22"/>
+                <w:szCs w:val="22"/>
+                <w:color w:val="000000"/>
+              </w:rPr>
+              <w:t xml:space="preserve">Inf</w:t>
             </w:r>
           </w:p>
         </w:tc>
@@ -9514,6 +12556,94 @@
                 <w:szCs w:val="22"/>
                 <w:color w:val="000000"/>
               </w:rPr>
+              <w:t xml:space="preserve">0.405</w:t>
+            </w:r>
+          </w:p>
+        </w:tc>
+        <w:tc>
+          <w:tcPr>
+            <w:tcBorders>
+              <w:bottom w:val="none" w:sz="0" w:space="0" w:color="000000"/>
+              <w:top w:val="none" w:sz="0" w:space="0" w:color="000000"/>
+              <w:left w:val="none" w:sz="0" w:space="0" w:color="000000"/>
+              <w:right w:val="none" w:sz="0" w:space="0" w:color="000000"/>
+            </w:tcBorders>
+            <w:shd w:val="clear" w:color="auto" w:fill="FFFFFF"/>
+            <w:tcMar>
+              <w:top w:w="0" w:type="dxa"/>
+              <w:bottom w:w="0" w:type="dxa"/>
+              <w:left w:w="0" w:type="dxa"/>
+              <w:right w:w="0" w:type="dxa"/>
+            </w:tcMar>
+            <w:vAlign w:val="center"/>
+          </w:tcPr>
+          <w:p>
+            <w:pPr>
+              <w:pStyle w:val="Normal"/>
+              <w:jc w:val="right"/>
+              <w:pBdr>
+                <w:bottom w:val="none" w:sz="0" w:space="0" w:color="000000"/>
+                <w:top w:val="none" w:sz="0" w:space="0" w:color="000000"/>
+                <w:left w:val="none" w:sz="0" w:space="0" w:color="000000"/>
+                <w:right w:val="none" w:sz="0" w:space="0" w:color="000000"/>
+              </w:pBdr>
+              <w:spacing w:after="100" w:before="100" w:line="240"/>
+              <w:ind w:left="100" w:right="100" w:firstLine="0" w:firstLineChars="0"/>
+            </w:pPr>
+            <w:r>
+              <w:rPr>
+                <w:rFonts w:ascii="Helvetica" w:hAnsi="Helvetica" w:eastAsia="Helvetica" w:cs="Helvetica"/>
+                <w:i w:val="false"/>
+                <w:b w:val="false"/>
+                <w:u w:val="none"/>
+                <w:sz w:val="22"/>
+                <w:szCs w:val="22"/>
+                <w:color w:val="000000"/>
+              </w:rPr>
+              <w:t xml:space="preserve">0.013</w:t>
+            </w:r>
+          </w:p>
+        </w:tc>
+        <w:tc>
+          <w:tcPr>
+            <w:tcBorders>
+              <w:bottom w:val="none" w:sz="0" w:space="0" w:color="000000"/>
+              <w:top w:val="none" w:sz="0" w:space="0" w:color="000000"/>
+              <w:left w:val="none" w:sz="0" w:space="0" w:color="000000"/>
+              <w:right w:val="none" w:sz="0" w:space="0" w:color="000000"/>
+            </w:tcBorders>
+            <w:shd w:val="clear" w:color="auto" w:fill="FFFFFF"/>
+            <w:tcMar>
+              <w:top w:w="0" w:type="dxa"/>
+              <w:bottom w:w="0" w:type="dxa"/>
+              <w:left w:w="0" w:type="dxa"/>
+              <w:right w:w="0" w:type="dxa"/>
+            </w:tcMar>
+            <w:vAlign w:val="center"/>
+          </w:tcPr>
+          <w:p>
+            <w:pPr>
+              <w:pStyle w:val="Normal"/>
+              <w:jc w:val="right"/>
+              <w:pBdr>
+                <w:bottom w:val="none" w:sz="0" w:space="0" w:color="000000"/>
+                <w:top w:val="none" w:sz="0" w:space="0" w:color="000000"/>
+                <w:left w:val="none" w:sz="0" w:space="0" w:color="000000"/>
+                <w:right w:val="none" w:sz="0" w:space="0" w:color="000000"/>
+              </w:pBdr>
+              <w:spacing w:after="100" w:before="100" w:line="240"/>
+              <w:ind w:left="100" w:right="100" w:firstLine="0" w:firstLineChars="0"/>
+            </w:pPr>
+            <w:r>
+              <w:rPr>
+                <w:rFonts w:ascii="Helvetica" w:hAnsi="Helvetica" w:eastAsia="Helvetica" w:cs="Helvetica"/>
+                <w:i w:val="false"/>
+                <w:b w:val="false"/>
+                <w:u w:val="none"/>
+                <w:sz w:val="22"/>
+                <w:szCs w:val="22"/>
+                <w:color w:val="000000"/>
+              </w:rPr>
               <w:t xml:space="preserve">72</w:t>
             </w:r>
           </w:p>
@@ -9735,6 +12865,50 @@
                 <w:color w:val="000000"/>
               </w:rPr>
               <w:t xml:space="preserve">0.090</w:t>
+            </w:r>
+          </w:p>
+        </w:tc>
+        <w:tc>
+          <w:tcPr>
+            <w:tcBorders>
+              <w:bottom w:val="none" w:sz="0" w:space="0" w:color="000000"/>
+              <w:top w:val="none" w:sz="0" w:space="0" w:color="000000"/>
+              <w:left w:val="none" w:sz="0" w:space="0" w:color="000000"/>
+              <w:right w:val="none" w:sz="0" w:space="0" w:color="000000"/>
+            </w:tcBorders>
+            <w:shd w:val="clear" w:color="auto" w:fill="FFFFFF"/>
+            <w:tcMar>
+              <w:top w:w="0" w:type="dxa"/>
+              <w:bottom w:w="0" w:type="dxa"/>
+              <w:left w:w="0" w:type="dxa"/>
+              <w:right w:w="0" w:type="dxa"/>
+            </w:tcMar>
+            <w:vAlign w:val="center"/>
+          </w:tcPr>
+          <w:p>
+            <w:pPr>
+              <w:pStyle w:val="Normal"/>
+              <w:jc w:val="right"/>
+              <w:pBdr>
+                <w:bottom w:val="none" w:sz="0" w:space="0" w:color="000000"/>
+                <w:top w:val="none" w:sz="0" w:space="0" w:color="000000"/>
+                <w:left w:val="none" w:sz="0" w:space="0" w:color="000000"/>
+                <w:right w:val="none" w:sz="0" w:space="0" w:color="000000"/>
+              </w:pBdr>
+              <w:spacing w:after="100" w:before="100" w:line="240"/>
+              <w:ind w:left="100" w:right="100" w:firstLine="0" w:firstLineChars="0"/>
+            </w:pPr>
+            <w:r>
+              <w:rPr>
+                <w:rFonts w:ascii="Helvetica" w:hAnsi="Helvetica" w:eastAsia="Helvetica" w:cs="Helvetica"/>
+                <w:i w:val="false"/>
+                <w:b w:val="false"/>
+                <w:u w:val="none"/>
+                <w:sz w:val="22"/>
+                <w:szCs w:val="22"/>
+                <w:color w:val="000000"/>
+              </w:rPr>
+              <w:t xml:space="preserve">Inf</w:t>
             </w:r>
           </w:p>
         </w:tc>
@@ -9916,6 +13090,94 @@
                 <w:szCs w:val="22"/>
                 <w:color w:val="000000"/>
               </w:rPr>
+              <w:t xml:space="preserve">0.471</w:t>
+            </w:r>
+          </w:p>
+        </w:tc>
+        <w:tc>
+          <w:tcPr>
+            <w:tcBorders>
+              <w:bottom w:val="none" w:sz="0" w:space="0" w:color="000000"/>
+              <w:top w:val="none" w:sz="0" w:space="0" w:color="000000"/>
+              <w:left w:val="none" w:sz="0" w:space="0" w:color="000000"/>
+              <w:right w:val="none" w:sz="0" w:space="0" w:color="000000"/>
+            </w:tcBorders>
+            <w:shd w:val="clear" w:color="auto" w:fill="FFFFFF"/>
+            <w:tcMar>
+              <w:top w:w="0" w:type="dxa"/>
+              <w:bottom w:w="0" w:type="dxa"/>
+              <w:left w:w="0" w:type="dxa"/>
+              <w:right w:w="0" w:type="dxa"/>
+            </w:tcMar>
+            <w:vAlign w:val="center"/>
+          </w:tcPr>
+          <w:p>
+            <w:pPr>
+              <w:pStyle w:val="Normal"/>
+              <w:jc w:val="right"/>
+              <w:pBdr>
+                <w:bottom w:val="none" w:sz="0" w:space="0" w:color="000000"/>
+                <w:top w:val="none" w:sz="0" w:space="0" w:color="000000"/>
+                <w:left w:val="none" w:sz="0" w:space="0" w:color="000000"/>
+                <w:right w:val="none" w:sz="0" w:space="0" w:color="000000"/>
+              </w:pBdr>
+              <w:spacing w:after="100" w:before="100" w:line="240"/>
+              <w:ind w:left="100" w:right="100" w:firstLine="0" w:firstLineChars="0"/>
+            </w:pPr>
+            <w:r>
+              <w:rPr>
+                <w:rFonts w:ascii="Helvetica" w:hAnsi="Helvetica" w:eastAsia="Helvetica" w:cs="Helvetica"/>
+                <w:i w:val="false"/>
+                <w:b w:val="false"/>
+                <w:u w:val="none"/>
+                <w:sz w:val="22"/>
+                <w:szCs w:val="22"/>
+                <w:color w:val="000000"/>
+              </w:rPr>
+              <w:t xml:space="preserve">0.017</w:t>
+            </w:r>
+          </w:p>
+        </w:tc>
+        <w:tc>
+          <w:tcPr>
+            <w:tcBorders>
+              <w:bottom w:val="none" w:sz="0" w:space="0" w:color="000000"/>
+              <w:top w:val="none" w:sz="0" w:space="0" w:color="000000"/>
+              <w:left w:val="none" w:sz="0" w:space="0" w:color="000000"/>
+              <w:right w:val="none" w:sz="0" w:space="0" w:color="000000"/>
+            </w:tcBorders>
+            <w:shd w:val="clear" w:color="auto" w:fill="FFFFFF"/>
+            <w:tcMar>
+              <w:top w:w="0" w:type="dxa"/>
+              <w:bottom w:w="0" w:type="dxa"/>
+              <w:left w:w="0" w:type="dxa"/>
+              <w:right w:w="0" w:type="dxa"/>
+            </w:tcMar>
+            <w:vAlign w:val="center"/>
+          </w:tcPr>
+          <w:p>
+            <w:pPr>
+              <w:pStyle w:val="Normal"/>
+              <w:jc w:val="right"/>
+              <w:pBdr>
+                <w:bottom w:val="none" w:sz="0" w:space="0" w:color="000000"/>
+                <w:top w:val="none" w:sz="0" w:space="0" w:color="000000"/>
+                <w:left w:val="none" w:sz="0" w:space="0" w:color="000000"/>
+                <w:right w:val="none" w:sz="0" w:space="0" w:color="000000"/>
+              </w:pBdr>
+              <w:spacing w:after="100" w:before="100" w:line="240"/>
+              <w:ind w:left="100" w:right="100" w:firstLine="0" w:firstLineChars="0"/>
+            </w:pPr>
+            <w:r>
+              <w:rPr>
+                <w:rFonts w:ascii="Helvetica" w:hAnsi="Helvetica" w:eastAsia="Helvetica" w:cs="Helvetica"/>
+                <w:i w:val="false"/>
+                <w:b w:val="false"/>
+                <w:u w:val="none"/>
+                <w:sz w:val="22"/>
+                <w:szCs w:val="22"/>
+                <w:color w:val="000000"/>
+              </w:rPr>
               <w:t xml:space="preserve">72</w:t>
             </w:r>
           </w:p>
@@ -10137,6 +13399,50 @@
                 <w:color w:val="000000"/>
               </w:rPr>
               <w:t xml:space="preserve">0.110</w:t>
+            </w:r>
+          </w:p>
+        </w:tc>
+        <w:tc>
+          <w:tcPr>
+            <w:tcBorders>
+              <w:bottom w:val="none" w:sz="0" w:space="0" w:color="000000"/>
+              <w:top w:val="none" w:sz="0" w:space="0" w:color="000000"/>
+              <w:left w:val="none" w:sz="0" w:space="0" w:color="000000"/>
+              <w:right w:val="none" w:sz="0" w:space="0" w:color="000000"/>
+            </w:tcBorders>
+            <w:shd w:val="clear" w:color="auto" w:fill="FFFFFF"/>
+            <w:tcMar>
+              <w:top w:w="0" w:type="dxa"/>
+              <w:bottom w:w="0" w:type="dxa"/>
+              <w:left w:w="0" w:type="dxa"/>
+              <w:right w:w="0" w:type="dxa"/>
+            </w:tcMar>
+            <w:vAlign w:val="center"/>
+          </w:tcPr>
+          <w:p>
+            <w:pPr>
+              <w:pStyle w:val="Normal"/>
+              <w:jc w:val="right"/>
+              <w:pBdr>
+                <w:bottom w:val="none" w:sz="0" w:space="0" w:color="000000"/>
+                <w:top w:val="none" w:sz="0" w:space="0" w:color="000000"/>
+                <w:left w:val="none" w:sz="0" w:space="0" w:color="000000"/>
+                <w:right w:val="none" w:sz="0" w:space="0" w:color="000000"/>
+              </w:pBdr>
+              <w:spacing w:after="100" w:before="100" w:line="240"/>
+              <w:ind w:left="100" w:right="100" w:firstLine="0" w:firstLineChars="0"/>
+            </w:pPr>
+            <w:r>
+              <w:rPr>
+                <w:rFonts w:ascii="Helvetica" w:hAnsi="Helvetica" w:eastAsia="Helvetica" w:cs="Helvetica"/>
+                <w:i w:val="false"/>
+                <w:b w:val="false"/>
+                <w:u w:val="none"/>
+                <w:sz w:val="22"/>
+                <w:szCs w:val="22"/>
+                <w:color w:val="000000"/>
+              </w:rPr>
+              <w:t xml:space="preserve">Inf</w:t>
             </w:r>
           </w:p>
         </w:tc>
@@ -10318,6 +13624,94 @@
                 <w:szCs w:val="22"/>
                 <w:color w:val="000000"/>
               </w:rPr>
+              <w:t xml:space="preserve">0.330</w:t>
+            </w:r>
+          </w:p>
+        </w:tc>
+        <w:tc>
+          <w:tcPr>
+            <w:tcBorders>
+              <w:bottom w:val="single" w:sz="12" w:space="0" w:color="666666"/>
+              <w:top w:val="none" w:sz="0" w:space="0" w:color="000000"/>
+              <w:left w:val="none" w:sz="0" w:space="0" w:color="000000"/>
+              <w:right w:val="none" w:sz="0" w:space="0" w:color="000000"/>
+            </w:tcBorders>
+            <w:shd w:val="clear" w:color="auto" w:fill="FFFFFF"/>
+            <w:tcMar>
+              <w:top w:w="0" w:type="dxa"/>
+              <w:bottom w:w="0" w:type="dxa"/>
+              <w:left w:w="0" w:type="dxa"/>
+              <w:right w:w="0" w:type="dxa"/>
+            </w:tcMar>
+            <w:vAlign w:val="center"/>
+          </w:tcPr>
+          <w:p>
+            <w:pPr>
+              <w:pStyle w:val="Normal"/>
+              <w:jc w:val="right"/>
+              <w:pBdr>
+                <w:bottom w:val="none" w:sz="0" w:space="0" w:color="000000"/>
+                <w:top w:val="none" w:sz="0" w:space="0" w:color="000000"/>
+                <w:left w:val="none" w:sz="0" w:space="0" w:color="000000"/>
+                <w:right w:val="none" w:sz="0" w:space="0" w:color="000000"/>
+              </w:pBdr>
+              <w:spacing w:after="100" w:before="100" w:line="240"/>
+              <w:ind w:left="100" w:right="100" w:firstLine="0" w:firstLineChars="0"/>
+            </w:pPr>
+            <w:r>
+              <w:rPr>
+                <w:rFonts w:ascii="Helvetica" w:hAnsi="Helvetica" w:eastAsia="Helvetica" w:cs="Helvetica"/>
+                <w:i w:val="false"/>
+                <w:b w:val="false"/>
+                <w:u w:val="none"/>
+                <w:sz w:val="22"/>
+                <w:szCs w:val="22"/>
+                <w:color w:val="000000"/>
+              </w:rPr>
+              <w:t xml:space="preserve">0.026</w:t>
+            </w:r>
+          </w:p>
+        </w:tc>
+        <w:tc>
+          <w:tcPr>
+            <w:tcBorders>
+              <w:bottom w:val="single" w:sz="12" w:space="0" w:color="666666"/>
+              <w:top w:val="none" w:sz="0" w:space="0" w:color="000000"/>
+              <w:left w:val="none" w:sz="0" w:space="0" w:color="000000"/>
+              <w:right w:val="none" w:sz="0" w:space="0" w:color="000000"/>
+            </w:tcBorders>
+            <w:shd w:val="clear" w:color="auto" w:fill="FFFFFF"/>
+            <w:tcMar>
+              <w:top w:w="0" w:type="dxa"/>
+              <w:bottom w:w="0" w:type="dxa"/>
+              <w:left w:w="0" w:type="dxa"/>
+              <w:right w:w="0" w:type="dxa"/>
+            </w:tcMar>
+            <w:vAlign w:val="center"/>
+          </w:tcPr>
+          <w:p>
+            <w:pPr>
+              <w:pStyle w:val="Normal"/>
+              <w:jc w:val="right"/>
+              <w:pBdr>
+                <w:bottom w:val="none" w:sz="0" w:space="0" w:color="000000"/>
+                <w:top w:val="none" w:sz="0" w:space="0" w:color="000000"/>
+                <w:left w:val="none" w:sz="0" w:space="0" w:color="000000"/>
+                <w:right w:val="none" w:sz="0" w:space="0" w:color="000000"/>
+              </w:pBdr>
+              <w:spacing w:after="100" w:before="100" w:line="240"/>
+              <w:ind w:left="100" w:right="100" w:firstLine="0" w:firstLineChars="0"/>
+            </w:pPr>
+            <w:r>
+              <w:rPr>
+                <w:rFonts w:ascii="Helvetica" w:hAnsi="Helvetica" w:eastAsia="Helvetica" w:cs="Helvetica"/>
+                <w:i w:val="false"/>
+                <w:b w:val="false"/>
+                <w:u w:val="none"/>
+                <w:sz w:val="22"/>
+                <w:szCs w:val="22"/>
+                <w:color w:val="000000"/>
+              </w:rPr>
               <w:t xml:space="preserve">72</w:t>
             </w:r>
           </w:p>
@@ -10539,6 +13933,50 @@
                 <w:color w:val="000000"/>
               </w:rPr>
               <w:t xml:space="preserve">0.126</w:t>
+            </w:r>
+          </w:p>
+        </w:tc>
+        <w:tc>
+          <w:tcPr>
+            <w:tcBorders>
+              <w:bottom w:val="single" w:sz="12" w:space="0" w:color="666666"/>
+              <w:top w:val="none" w:sz="0" w:space="0" w:color="000000"/>
+              <w:left w:val="none" w:sz="0" w:space="0" w:color="000000"/>
+              <w:right w:val="none" w:sz="0" w:space="0" w:color="000000"/>
+            </w:tcBorders>
+            <w:shd w:val="clear" w:color="auto" w:fill="FFFFFF"/>
+            <w:tcMar>
+              <w:top w:w="0" w:type="dxa"/>
+              <w:bottom w:w="0" w:type="dxa"/>
+              <w:left w:w="0" w:type="dxa"/>
+              <w:right w:w="0" w:type="dxa"/>
+            </w:tcMar>
+            <w:vAlign w:val="center"/>
+          </w:tcPr>
+          <w:p>
+            <w:pPr>
+              <w:pStyle w:val="Normal"/>
+              <w:jc w:val="right"/>
+              <w:pBdr>
+                <w:bottom w:val="none" w:sz="0" w:space="0" w:color="000000"/>
+                <w:top w:val="none" w:sz="0" w:space="0" w:color="000000"/>
+                <w:left w:val="none" w:sz="0" w:space="0" w:color="000000"/>
+                <w:right w:val="none" w:sz="0" w:space="0" w:color="000000"/>
+              </w:pBdr>
+              <w:spacing w:after="100" w:before="100" w:line="240"/>
+              <w:ind w:left="100" w:right="100" w:firstLine="0" w:firstLineChars="0"/>
+            </w:pPr>
+            <w:r>
+              <w:rPr>
+                <w:rFonts w:ascii="Helvetica" w:hAnsi="Helvetica" w:eastAsia="Helvetica" w:cs="Helvetica"/>
+                <w:i w:val="false"/>
+                <w:b w:val="false"/>
+                <w:u w:val="none"/>
+                <w:sz w:val="22"/>
+                <w:szCs w:val="22"/>
+                <w:color w:val="000000"/>
+              </w:rPr>
+              <w:t xml:space="preserve">Inf</w:t>
             </w:r>
           </w:p>
         </w:tc>
